--- a/data/revised_2026-10_full/tracked/v2/Maths/SS1.4_Congruence/Mathematics_Congruence_CBE_LessonSequence_TRACKED.docx
+++ b/data/revised_2026-10_full/tracked/v2/Maths/SS1.4_Congruence/Mathematics_Congruence_CBE_LessonSequence_TRACKED.docx
@@ -427,10 +427,10 @@
               <w:spacing w:after="40" w:before="0"/>
               <w:jc w:val="left"/>
               <w:rPr>
-                <w:ins w:id="9002" w:author="Claude (AI) - proposed" w:date="2026-10-15T12:57:43Z"/>
-              </w:rPr>
-            </w:pPr>
-            <w:ins w:id="9001" w:author="Claude (AI) - proposed" w:date="2026-10-15T12:57:43Z">
+                <w:ins w:id="9002" w:author="Claude (AI) - proposed" w:date="2026-10-18T00:30:53Z"/>
+              </w:rPr>
+            </w:pPr>
+            <w:ins w:id="9001" w:author="Claude (AI) - proposed" w:date="2026-10-18T00:30:53Z">
               <w:r>
                 <w:rPr>
                   <w:rFonts w:ascii="Arial" w:cs="Arial" w:eastAsia="Arial" w:hAnsi="Arial"/>
@@ -452,10 +452,10 @@
               <w:spacing w:after="40" w:before="0"/>
               <w:jc w:val="left"/>
               <w:rPr>
-                <w:del w:id="9004" w:author="Claude (AI) - proposed" w:date="2026-10-15T12:57:43Z"/>
-              </w:rPr>
-            </w:pPr>
-            <w:del w:id="9003" w:author="Claude (AI) - proposed" w:date="2026-10-15T12:57:43Z">
+                <w:del w:id="9004" w:author="Claude (AI) - proposed" w:date="2026-10-18T00:30:53Z"/>
+              </w:rPr>
+            </w:pPr>
+            <w:del w:id="9003" w:author="Claude (AI) - proposed" w:date="2026-10-18T00:30:53Z">
               <w:r>
                 <w:rPr>
                   <w:rFonts w:ascii="Arial" w:cs="Arial" w:eastAsia="Arial" w:hAnsi="Arial"/>
@@ -538,7 +538,7 @@
               </w:rPr>
               <w:t xml:space="preserve">–  </w:t>
             </w:r>
-            <w:del w:id="9005" w:author="Claude (AI) - proposed" w:date="2026-10-15T12:57:43Z">
+            <w:del w:id="9005" w:author="Claude (AI) - proposed" w:date="2026-10-18T00:30:53Z">
               <w:r>
                 <w:rPr>
                   <w:rFonts w:ascii="Arial" w:cs="Arial" w:eastAsia="Arial" w:hAnsi="Arial"/>
@@ -553,7 +553,7 @@
                 <w:delText xml:space="preserve">Lines of symmetry: identifying and drawing </w:delText>
               </w:r>
             </w:del>
-            <w:ins w:id="9006" w:author="Claude (AI) - proposed" w:date="2026-10-15T12:57:43Z">
+            <w:ins w:id="9006" w:author="Claude (AI) - proposed" w:date="2026-10-18T00:30:53Z">
               <w:r>
                 <w:rPr>
                   <w:rFonts w:ascii="Arial" w:cs="Arial" w:eastAsia="Arial" w:hAnsi="Arial"/>
@@ -581,7 +581,7 @@
               </w:rPr>
               <w:t xml:space="preserve">lines of symmetry in </w:t>
             </w:r>
-            <w:del w:id="9007" w:author="Claude (AI) - proposed" w:date="2026-10-15T12:57:43Z">
+            <w:del w:id="9007" w:author="Claude (AI) - proposed" w:date="2026-10-18T00:30:53Z">
               <w:r>
                 <w:rPr>
                   <w:rFonts w:ascii="Arial" w:cs="Arial" w:eastAsia="Arial" w:hAnsi="Arial"/>
@@ -596,7 +596,7 @@
                 <w:delText xml:space="preserve">2D shapes</w:delText>
               </w:r>
             </w:del>
-            <w:ins w:id="9008" w:author="Claude (AI) - proposed" w:date="2026-10-15T12:57:43Z">
+            <w:ins w:id="9008" w:author="Claude (AI) - proposed" w:date="2026-10-18T00:30:53Z">
               <w:r>
                 <w:rPr>
                   <w:rFonts w:ascii="Arial" w:cs="Arial" w:eastAsia="Arial" w:hAnsi="Arial"/>
@@ -624,7 +624,7 @@
               </w:rPr>
               <w:t xml:space="preserve"> and real-world objects</w:t>
             </w:r>
-            <w:ins w:id="9009" w:author="Claude (AI) - proposed" w:date="2026-10-15T12:57:43Z">
+            <w:ins w:id="9009" w:author="Claude (AI) - proposed" w:date="2026-10-18T00:30:53Z">
               <w:r>
                 <w:rPr>
                   <w:rFonts w:ascii="Arial" w:cs="Arial" w:eastAsia="Arial" w:hAnsi="Arial"/>
@@ -659,7 +659,7 @@
               </w:rPr>
               <w:t xml:space="preserve">–  Reflection</w:t>
             </w:r>
-            <w:ins w:id="9010" w:author="Claude (AI) - proposed" w:date="2026-10-15T12:57:43Z">
+            <w:ins w:id="9010" w:author="Claude (AI) - proposed" w:date="2026-10-18T00:30:53Z">
               <w:r>
                 <w:rPr>
                   <w:rFonts w:ascii="Arial" w:cs="Arial" w:eastAsia="Arial" w:hAnsi="Arial"/>
@@ -687,7 +687,7 @@
               </w:rPr>
               <w:t xml:space="preserve"> on the Cartesian plane</w:t>
             </w:r>
-            <w:del w:id="9011" w:author="Claude (AI) - proposed" w:date="2026-10-15T12:57:43Z">
+            <w:del w:id="9011" w:author="Claude (AI) - proposed" w:date="2026-10-18T00:30:53Z">
               <w:r>
                 <w:rPr>
                   <w:rFonts w:ascii="Arial" w:cs="Arial" w:eastAsia="Arial" w:hAnsi="Arial"/>
@@ -715,7 +715,7 @@
               </w:rPr>
               <w:t xml:space="preserve"> along the x-axis</w:t>
             </w:r>
-            <w:del w:id="9012" w:author="Claude (AI) - proposed" w:date="2026-10-15T12:57:43Z">
+            <w:del w:id="9012" w:author="Claude (AI) - proposed" w:date="2026-10-18T00:30:53Z">
               <w:r>
                 <w:rPr>
                   <w:rFonts w:ascii="Arial" w:cs="Arial" w:eastAsia="Arial" w:hAnsi="Arial"/>
@@ -730,7 +730,7 @@
                 <w:delText xml:space="preserve"> and y-axis</w:delText>
               </w:r>
             </w:del>
-            <w:ins w:id="9013" w:author="Claude (AI) - proposed" w:date="2026-10-15T12:57:43Z">
+            <w:ins w:id="9013" w:author="Claude (AI) - proposed" w:date="2026-10-18T00:30:53Z">
               <w:r>
                 <w:rPr>
                   <w:rFonts w:ascii="Arial" w:cs="Arial" w:eastAsia="Arial" w:hAnsi="Arial"/>
@@ -752,10 +752,10 @@
               <w:ind w:left="360" w:hanging="180"/>
               <w:jc w:val="left"/>
               <w:rPr>
-                <w:del w:id="9015" w:author="Claude (AI) - proposed" w:date="2026-10-15T12:57:43Z"/>
-              </w:rPr>
-            </w:pPr>
-            <w:del w:id="9014" w:author="Claude (AI) - proposed" w:date="2026-10-15T12:57:43Z">
+                <w:del w:id="9015" w:author="Claude (AI) - proposed" w:date="2026-10-18T00:30:53Z"/>
+              </w:rPr>
+            </w:pPr>
+            <w:del w:id="9014" w:author="Claude (AI) - proposed" w:date="2026-10-18T00:30:53Z">
               <w:r>
                 <w:rPr>
                   <w:rFonts w:ascii="Arial" w:cs="Arial" w:eastAsia="Arial" w:hAnsi="Arial"/>
@@ -777,10 +777,10 @@
               <w:ind w:left="360" w:hanging="180"/>
               <w:jc w:val="left"/>
               <w:rPr>
-                <w:del w:id="9017" w:author="Claude (AI) - proposed" w:date="2026-10-15T12:57:43Z"/>
-              </w:rPr>
-            </w:pPr>
-            <w:del w:id="9016" w:author="Claude (AI) - proposed" w:date="2026-10-15T12:57:43Z">
+                <w:del w:id="9017" w:author="Claude (AI) - proposed" w:date="2026-10-18T00:30:53Z"/>
+              </w:rPr>
+            </w:pPr>
+            <w:del w:id="9016" w:author="Claude (AI) - proposed" w:date="2026-10-18T00:30:53Z">
               <w:r>
                 <w:rPr>
                   <w:rFonts w:ascii="Arial" w:cs="Arial" w:eastAsia="Arial" w:hAnsi="Arial"/>
@@ -815,7 +815,7 @@
               </w:rPr>
               <w:t xml:space="preserve">–  </w:t>
             </w:r>
-            <w:del w:id="9018" w:author="Claude (AI) - proposed" w:date="2026-10-15T12:57:43Z">
+            <w:del w:id="9018" w:author="Claude (AI) - proposed" w:date="2026-10-18T00:30:53Z">
               <w:r>
                 <w:rPr>
                   <w:rFonts w:ascii="Arial" w:cs="Arial" w:eastAsia="Arial" w:hAnsi="Arial"/>
@@ -830,7 +830,7 @@
                 <w:delText xml:space="preserve">Finding</w:delText>
               </w:r>
             </w:del>
-            <w:ins w:id="9019" w:author="Claude (AI) - proposed" w:date="2026-10-15T12:57:43Z">
+            <w:ins w:id="9019" w:author="Claude (AI) - proposed" w:date="2026-10-18T00:30:53Z">
               <w:r>
                 <w:rPr>
                   <w:rFonts w:ascii="Arial" w:cs="Arial" w:eastAsia="Arial" w:hAnsi="Arial"/>
@@ -858,7 +858,7 @@
               </w:rPr>
               <w:t xml:space="preserve"> the equation of </w:t>
             </w:r>
-            <w:del w:id="9020" w:author="Claude (AI) - proposed" w:date="2026-10-15T12:57:43Z">
+            <w:del w:id="9020" w:author="Claude (AI) - proposed" w:date="2026-10-18T00:30:53Z">
               <w:r>
                 <w:rPr>
                   <w:rFonts w:ascii="Arial" w:cs="Arial" w:eastAsia="Arial" w:hAnsi="Arial"/>
@@ -873,7 +873,7 @@
                 <w:delText xml:space="preserve">a mirror line (line of reflection)</w:delText>
               </w:r>
             </w:del>
-            <w:ins w:id="9021" w:author="Claude (AI) - proposed" w:date="2026-10-15T12:57:43Z">
+            <w:ins w:id="9021" w:author="Claude (AI) - proposed" w:date="2026-10-18T00:30:53Z">
               <w:r>
                 <w:rPr>
                   <w:rFonts w:ascii="Arial" w:cs="Arial" w:eastAsia="Arial" w:hAnsi="Arial"/>
@@ -901,7 +901,7 @@
               </w:rPr>
               <w:t xml:space="preserve"> given an object and its image</w:t>
             </w:r>
-            <w:ins w:id="9022" w:author="Claude (AI) - proposed" w:date="2026-10-15T12:57:43Z">
+            <w:ins w:id="9022" w:author="Claude (AI) - proposed" w:date="2026-10-18T00:30:53Z">
               <w:r>
                 <w:rPr>
                   <w:rFonts w:ascii="Arial" w:cs="Arial" w:eastAsia="Arial" w:hAnsi="Arial"/>
@@ -936,7 +936,7 @@
               </w:rPr>
               <w:t xml:space="preserve">–  Congruence</w:t>
             </w:r>
-            <w:del w:id="9023" w:author="Claude (AI) - proposed" w:date="2026-10-15T12:57:43Z">
+            <w:del w:id="9023" w:author="Claude (AI) - proposed" w:date="2026-10-18T00:30:53Z">
               <w:r>
                 <w:rPr>
                   <w:rFonts w:ascii="Arial" w:cs="Arial" w:eastAsia="Arial" w:hAnsi="Arial"/>
@@ -951,7 +951,7 @@
                 <w:delText xml:space="preserve">: defining and identifying congruent figures; congruence conditions for triangles (</w:delText>
               </w:r>
             </w:del>
-            <w:ins w:id="9024" w:author="Claude (AI) - proposed" w:date="2026-10-15T12:57:43Z">
+            <w:ins w:id="9024" w:author="Claude (AI) - proposed" w:date="2026-10-18T00:30:53Z">
               <w:r>
                 <w:rPr>
                   <w:rFonts w:ascii="Arial" w:cs="Arial" w:eastAsia="Arial" w:hAnsi="Arial"/>
@@ -979,7 +979,7 @@
               </w:rPr>
               <w:t xml:space="preserve">SSS, SAS, ASA</w:t>
             </w:r>
-            <w:del w:id="9025" w:author="Claude (AI) - proposed" w:date="2026-10-15T12:57:43Z">
+            <w:del w:id="9025" w:author="Claude (AI) - proposed" w:date="2026-10-18T00:30:53Z">
               <w:r>
                 <w:rPr>
                   <w:rFonts w:ascii="Arial" w:cs="Arial" w:eastAsia="Arial" w:hAnsi="Arial"/>
@@ -994,7 +994,7 @@
                 <w:delText xml:space="preserve">,</w:delText>
               </w:r>
             </w:del>
-            <w:ins w:id="9026" w:author="Claude (AI) - proposed" w:date="2026-10-15T12:57:43Z">
+            <w:ins w:id="9026" w:author="Claude (AI) - proposed" w:date="2026-10-18T00:30:53Z">
               <w:r>
                 <w:rPr>
                   <w:rFonts w:ascii="Arial" w:cs="Arial" w:eastAsia="Arial" w:hAnsi="Arial"/>
@@ -1022,7 +1022,7 @@
               </w:rPr>
               <w:t xml:space="preserve"> AAS, RHS</w:t>
             </w:r>
-            <w:ins w:id="9027" w:author="Claude (AI) - proposed" w:date="2026-10-15T12:57:43Z">
+            <w:ins w:id="9027" w:author="Claude (AI) - proposed" w:date="2026-10-18T00:30:53Z">
               <w:r>
                 <w:rPr>
                   <w:rFonts w:ascii="Arial" w:cs="Arial" w:eastAsia="Arial" w:hAnsi="Arial"/>
@@ -1057,10 +1057,10 @@
               <w:ind w:left="360" w:hanging="180"/>
               <w:jc w:val="left"/>
               <w:rPr>
-                <w:del w:id="9029" w:author="Claude (AI) - proposed" w:date="2026-10-15T12:57:43Z"/>
-              </w:rPr>
-            </w:pPr>
-            <w:del w:id="9028" w:author="Claude (AI) - proposed" w:date="2026-10-15T12:57:43Z">
+                <w:del w:id="9029" w:author="Claude (AI) - proposed" w:date="2026-10-18T00:30:53Z"/>
+              </w:rPr>
+            </w:pPr>
+            <w:del w:id="9028" w:author="Claude (AI) - proposed" w:date="2026-10-18T00:30:53Z">
               <w:r>
                 <w:rPr>
                   <w:rFonts w:ascii="Arial" w:cs="Arial" w:eastAsia="Arial" w:hAnsi="Arial"/>
@@ -1143,7 +1143,7 @@
               </w:rPr>
               <w:t xml:space="preserve">By the end of the sub</w:t>
             </w:r>
-            <w:del w:id="9030" w:author="Claude (AI) - proposed" w:date="2026-10-15T12:57:43Z">
+            <w:del w:id="9030" w:author="Claude (AI) - proposed" w:date="2026-10-18T00:30:53Z">
               <w:r>
                 <w:rPr>
                   <w:rFonts w:ascii="Arial" w:cs="Arial" w:eastAsia="Arial" w:hAnsi="Arial"/>
@@ -1158,7 +1158,7 @@
                 <w:delText xml:space="preserve">-</w:delText>
               </w:r>
             </w:del>
-            <w:ins w:id="9031" w:author="Claude (AI) - proposed" w:date="2026-10-15T12:57:43Z">
+            <w:ins w:id="9031" w:author="Claude (AI) - proposed" w:date="2026-10-18T00:30:53Z">
               <w:r>
                 <w:rPr>
                   <w:rFonts w:ascii="Arial" w:cs="Arial" w:eastAsia="Arial" w:hAnsi="Arial"/>
@@ -1193,10 +1193,10 @@
               <w:spacing w:after="40" w:before="0"/>
               <w:jc w:val="left"/>
               <w:rPr>
-                <w:ins w:id="9033" w:author="Claude (AI) - proposed" w:date="2026-10-15T12:57:43Z"/>
-              </w:rPr>
-            </w:pPr>
-            <w:ins w:id="9032" w:author="Claude (AI) - proposed" w:date="2026-10-15T12:57:43Z">
+                <w:ins w:id="9033" w:author="Claude (AI) - proposed" w:date="2026-10-18T00:30:53Z"/>
+              </w:rPr>
+            </w:pPr>
+            <w:ins w:id="9032" w:author="Claude (AI) - proposed" w:date="2026-10-18T00:30:53Z">
               <w:r>
                 <w:rPr>
                   <w:rFonts w:ascii="Arial" w:cs="Arial" w:eastAsia="Arial" w:hAnsi="Arial"/>
@@ -1218,10 +1218,10 @@
               <w:spacing w:after="40" w:before="0"/>
               <w:jc w:val="left"/>
               <w:rPr>
-                <w:ins w:id="9035" w:author="Claude (AI) - proposed" w:date="2026-10-15T12:57:43Z"/>
-              </w:rPr>
-            </w:pPr>
-            <w:ins w:id="9034" w:author="Claude (AI) - proposed" w:date="2026-10-15T12:57:43Z">
+                <w:ins w:id="9035" w:author="Claude (AI) - proposed" w:date="2026-10-18T00:30:53Z"/>
+              </w:rPr>
+            </w:pPr>
+            <w:ins w:id="9034" w:author="Claude (AI) - proposed" w:date="2026-10-18T00:30:53Z">
               <w:r>
                 <w:rPr>
                   <w:rFonts w:ascii="Arial" w:cs="Arial" w:eastAsia="Arial" w:hAnsi="Arial"/>
@@ -1243,10 +1243,10 @@
               <w:spacing w:after="40" w:before="0"/>
               <w:jc w:val="left"/>
               <w:rPr>
-                <w:del w:id="9037" w:author="Claude (AI) - proposed" w:date="2026-10-15T12:57:43Z"/>
-              </w:rPr>
-            </w:pPr>
-            <w:del w:id="9036" w:author="Claude (AI) - proposed" w:date="2026-10-15T12:57:43Z">
+                <w:del w:id="9037" w:author="Claude (AI) - proposed" w:date="2026-10-18T00:30:53Z"/>
+              </w:rPr>
+            </w:pPr>
+            <w:del w:id="9036" w:author="Claude (AI) - proposed" w:date="2026-10-18T00:30:53Z">
               <w:r>
                 <w:rPr>
                   <w:rFonts w:ascii="Arial" w:cs="Arial" w:eastAsia="Arial" w:hAnsi="Arial"/>
@@ -1268,10 +1268,10 @@
               <w:spacing w:after="40" w:before="0"/>
               <w:jc w:val="left"/>
               <w:rPr>
-                <w:del w:id="9039" w:author="Claude (AI) - proposed" w:date="2026-10-15T12:57:43Z"/>
-              </w:rPr>
-            </w:pPr>
-            <w:del w:id="9038" w:author="Claude (AI) - proposed" w:date="2026-10-15T12:57:43Z">
+                <w:del w:id="9039" w:author="Claude (AI) - proposed" w:date="2026-10-18T00:30:53Z"/>
+              </w:rPr>
+            </w:pPr>
+            <w:del w:id="9038" w:author="Claude (AI) - proposed" w:date="2026-10-18T00:30:53Z">
               <w:r>
                 <w:rPr>
                   <w:rFonts w:ascii="Arial" w:cs="Arial" w:eastAsia="Arial" w:hAnsi="Arial"/>
@@ -1306,7 +1306,7 @@
               </w:rPr>
               <w:t xml:space="preserve">c) </w:t>
             </w:r>
-            <w:del w:id="9040" w:author="Claude (AI) - proposed" w:date="2026-10-15T12:57:43Z">
+            <w:del w:id="9040" w:author="Claude (AI) - proposed" w:date="2026-10-18T00:30:53Z">
               <w:r>
                 <w:rPr>
                   <w:rFonts w:ascii="Arial" w:cs="Arial" w:eastAsia="Arial" w:hAnsi="Arial"/>
@@ -1321,7 +1321,7 @@
                 <w:delText xml:space="preserve">determine the equation of</w:delText>
               </w:r>
             </w:del>
-            <w:ins w:id="9041" w:author="Claude (AI) - proposed" w:date="2026-10-15T12:57:43Z">
+            <w:ins w:id="9041" w:author="Claude (AI) - proposed" w:date="2026-10-18T00:30:53Z">
               <w:r>
                 <w:rPr>
                   <w:rFonts w:ascii="Arial" w:cs="Arial" w:eastAsia="Arial" w:hAnsi="Arial"/>
@@ -1349,7 +1349,7 @@
               </w:rPr>
               <w:t xml:space="preserve"> a mirror line </w:t>
             </w:r>
-            <w:del w:id="9042" w:author="Claude (AI) - proposed" w:date="2026-10-15T12:57:43Z">
+            <w:del w:id="9042" w:author="Claude (AI) - proposed" w:date="2026-10-18T00:30:53Z">
               <w:r>
                 <w:rPr>
                   <w:rFonts w:ascii="Arial" w:cs="Arial" w:eastAsia="Arial" w:hAnsi="Arial"/>
@@ -1364,7 +1364,7 @@
                 <w:delText xml:space="preserve">given a figure and its reflected image on the Cartesian plane;</w:delText>
               </w:r>
             </w:del>
-            <w:ins w:id="9043" w:author="Claude (AI) - proposed" w:date="2026-10-15T12:57:43Z">
+            <w:ins w:id="9043" w:author="Claude (AI) - proposed" w:date="2026-10-18T00:30:53Z">
               <w:r>
                 <w:rPr>
                   <w:rFonts w:ascii="Arial" w:cs="Arial" w:eastAsia="Arial" w:hAnsi="Arial"/>
@@ -1386,10 +1386,10 @@
               <w:spacing w:after="40" w:before="0"/>
               <w:jc w:val="left"/>
               <w:rPr>
-                <w:ins w:id="9045" w:author="Claude (AI) - proposed" w:date="2026-10-15T12:57:43Z"/>
-              </w:rPr>
-            </w:pPr>
-            <w:ins w:id="9044" w:author="Claude (AI) - proposed" w:date="2026-10-15T12:57:43Z">
+                <w:ins w:id="9045" w:author="Claude (AI) - proposed" w:date="2026-10-18T00:30:53Z"/>
+              </w:rPr>
+            </w:pPr>
+            <w:ins w:id="9044" w:author="Claude (AI) - proposed" w:date="2026-10-18T00:30:53Z">
               <w:r>
                 <w:rPr>
                   <w:rFonts w:ascii="Arial" w:cs="Arial" w:eastAsia="Arial" w:hAnsi="Arial"/>
@@ -1411,10 +1411,10 @@
               <w:spacing w:after="40" w:before="0"/>
               <w:jc w:val="left"/>
               <w:rPr>
-                <w:ins w:id="9047" w:author="Claude (AI) - proposed" w:date="2026-10-15T12:57:43Z"/>
-              </w:rPr>
-            </w:pPr>
-            <w:ins w:id="9046" w:author="Claude (AI) - proposed" w:date="2026-10-15T12:57:43Z">
+                <w:ins w:id="9047" w:author="Claude (AI) - proposed" w:date="2026-10-18T00:30:53Z"/>
+              </w:rPr>
+            </w:pPr>
+            <w:ins w:id="9046" w:author="Claude (AI) - proposed" w:date="2026-10-18T00:30:53Z">
               <w:r>
                 <w:rPr>
                   <w:rFonts w:ascii="Arial" w:cs="Arial" w:eastAsia="Arial" w:hAnsi="Arial"/>
@@ -1436,10 +1436,10 @@
               <w:spacing w:after="40" w:before="0"/>
               <w:jc w:val="left"/>
               <w:rPr>
-                <w:del w:id="9049" w:author="Claude (AI) - proposed" w:date="2026-10-15T12:57:43Z"/>
-              </w:rPr>
-            </w:pPr>
-            <w:del w:id="9048" w:author="Claude (AI) - proposed" w:date="2026-10-15T12:57:43Z">
+                <w:del w:id="9049" w:author="Claude (AI) - proposed" w:date="2026-10-18T00:30:53Z"/>
+              </w:rPr>
+            </w:pPr>
+            <w:del w:id="9048" w:author="Claude (AI) - proposed" w:date="2026-10-18T00:30:53Z">
               <w:r>
                 <w:rPr>
                   <w:rFonts w:ascii="Arial" w:cs="Arial" w:eastAsia="Arial" w:hAnsi="Arial"/>
@@ -1461,7 +1461,7 @@
               <w:spacing w:after="40" w:before="0"/>
               <w:jc w:val="left"/>
             </w:pPr>
-            <w:del w:id="9050" w:author="Claude (AI) - proposed" w:date="2026-10-15T12:57:43Z">
+            <w:del w:id="9050" w:author="Claude (AI) - proposed" w:date="2026-10-18T00:30:53Z">
               <w:r>
                 <w:rPr>
                   <w:rFonts w:ascii="Arial" w:cs="Arial" w:eastAsia="Arial" w:hAnsi="Arial"/>
@@ -1476,7 +1476,7 @@
                 <w:delText xml:space="preserve">e) apply knowledge</w:delText>
               </w:r>
             </w:del>
-            <w:ins w:id="9051" w:author="Claude (AI) - proposed" w:date="2026-10-15T12:57:43Z">
+            <w:ins w:id="9051" w:author="Claude (AI) - proposed" w:date="2026-10-18T00:30:53Z">
               <w:r>
                 <w:rPr>
                   <w:rFonts w:ascii="Arial" w:cs="Arial" w:eastAsia="Arial" w:hAnsi="Arial"/>
@@ -1504,7 +1504,7 @@
               </w:rPr>
               <w:t xml:space="preserve"> of reflection and congruence </w:t>
             </w:r>
-            <w:del w:id="9052" w:author="Claude (AI) - proposed" w:date="2026-10-15T12:57:43Z">
+            <w:del w:id="9052" w:author="Claude (AI) - proposed" w:date="2026-10-18T00:30:53Z">
               <w:r>
                 <w:rPr>
                   <w:rFonts w:ascii="Arial" w:cs="Arial" w:eastAsia="Arial" w:hAnsi="Arial"/>
@@ -1519,7 +1519,7 @@
                 <w:delText xml:space="preserve">to solve problems in real-life situations such as design, architecture, and nature</w:delText>
               </w:r>
             </w:del>
-            <w:ins w:id="9053" w:author="Claude (AI) - proposed" w:date="2026-10-15T12:57:43Z">
+            <w:ins w:id="9053" w:author="Claude (AI) - proposed" w:date="2026-10-18T00:30:53Z">
               <w:r>
                 <w:rPr>
                   <w:rFonts w:ascii="Arial" w:cs="Arial" w:eastAsia="Arial" w:hAnsi="Arial"/>
@@ -1602,10 +1602,10 @@
               <w:ind w:left="360" w:hanging="180"/>
               <w:jc w:val="left"/>
               <w:rPr>
-                <w:ins w:id="9055" w:author="Claude (AI) - proposed" w:date="2026-10-15T12:57:43Z"/>
-              </w:rPr>
-            </w:pPr>
-            <w:ins w:id="9054" w:author="Claude (AI) - proposed" w:date="2026-10-15T12:57:43Z">
+                <w:ins w:id="9055" w:author="Claude (AI) - proposed" w:date="2026-10-18T00:30:53Z"/>
+              </w:rPr>
+            </w:pPr>
+            <w:ins w:id="9054" w:author="Claude (AI) - proposed" w:date="2026-10-18T00:30:53Z">
               <w:r>
                 <w:rPr>
                   <w:rFonts w:ascii="Arial" w:cs="Arial" w:eastAsia="Arial" w:hAnsi="Arial"/>
@@ -1627,10 +1627,10 @@
               <w:ind w:left="360" w:hanging="180"/>
               <w:jc w:val="left"/>
               <w:rPr>
-                <w:ins w:id="9057" w:author="Claude (AI) - proposed" w:date="2026-10-15T12:57:43Z"/>
-              </w:rPr>
-            </w:pPr>
-            <w:ins w:id="9056" w:author="Claude (AI) - proposed" w:date="2026-10-15T12:57:43Z">
+                <w:ins w:id="9057" w:author="Claude (AI) - proposed" w:date="2026-10-18T00:30:53Z"/>
+              </w:rPr>
+            </w:pPr>
+            <w:ins w:id="9056" w:author="Claude (AI) - proposed" w:date="2026-10-18T00:30:53Z">
               <w:r>
                 <w:rPr>
                   <w:rFonts w:ascii="Arial" w:cs="Arial" w:eastAsia="Arial" w:hAnsi="Arial"/>
@@ -1652,10 +1652,10 @@
               <w:ind w:left="360" w:hanging="180"/>
               <w:jc w:val="left"/>
               <w:rPr>
-                <w:del w:id="9059" w:author="Claude (AI) - proposed" w:date="2026-10-15T12:57:43Z"/>
-              </w:rPr>
-            </w:pPr>
-            <w:del w:id="9058" w:author="Claude (AI) - proposed" w:date="2026-10-15T12:57:43Z">
+                <w:del w:id="9059" w:author="Claude (AI) - proposed" w:date="2026-10-18T00:30:53Z"/>
+              </w:rPr>
+            </w:pPr>
+            <w:del w:id="9058" w:author="Claude (AI) - proposed" w:date="2026-10-18T00:30:53Z">
               <w:r>
                 <w:rPr>
                   <w:rFonts w:ascii="Arial" w:cs="Arial" w:eastAsia="Arial" w:hAnsi="Arial"/>
@@ -1677,10 +1677,10 @@
               <w:ind w:left="360" w:hanging="180"/>
               <w:jc w:val="left"/>
               <w:rPr>
-                <w:del w:id="9061" w:author="Claude (AI) - proposed" w:date="2026-10-15T12:57:43Z"/>
-              </w:rPr>
-            </w:pPr>
-            <w:del w:id="9060" w:author="Claude (AI) - proposed" w:date="2026-10-15T12:57:43Z">
+                <w:del w:id="9061" w:author="Claude (AI) - proposed" w:date="2026-10-18T00:30:53Z"/>
+              </w:rPr>
+            </w:pPr>
+            <w:del w:id="9060" w:author="Claude (AI) - proposed" w:date="2026-10-18T00:30:53Z">
               <w:r>
                 <w:rPr>
                   <w:rFonts w:ascii="Arial" w:cs="Arial" w:eastAsia="Arial" w:hAnsi="Arial"/>
@@ -1702,10 +1702,10 @@
               <w:ind w:left="360" w:hanging="180"/>
               <w:jc w:val="left"/>
               <w:rPr>
-                <w:del w:id="9063" w:author="Claude (AI) - proposed" w:date="2026-10-15T12:57:43Z"/>
-              </w:rPr>
-            </w:pPr>
-            <w:del w:id="9062" w:author="Claude (AI) - proposed" w:date="2026-10-15T12:57:43Z">
+                <w:del w:id="9063" w:author="Claude (AI) - proposed" w:date="2026-10-18T00:30:53Z"/>
+              </w:rPr>
+            </w:pPr>
+            <w:del w:id="9062" w:author="Claude (AI) - proposed" w:date="2026-10-18T00:30:53Z">
               <w:r>
                 <w:rPr>
                   <w:rFonts w:ascii="Arial" w:cs="Arial" w:eastAsia="Arial" w:hAnsi="Arial"/>
@@ -1727,10 +1727,10 @@
               <w:ind w:left="360" w:hanging="180"/>
               <w:jc w:val="left"/>
               <w:rPr>
-                <w:del w:id="9065" w:author="Claude (AI) - proposed" w:date="2026-10-15T12:57:43Z"/>
-              </w:rPr>
-            </w:pPr>
-            <w:del w:id="9064" w:author="Claude (AI) - proposed" w:date="2026-10-15T12:57:43Z">
+                <w:del w:id="9065" w:author="Claude (AI) - proposed" w:date="2026-10-18T00:30:53Z"/>
+              </w:rPr>
+            </w:pPr>
+            <w:del w:id="9064" w:author="Claude (AI) - proposed" w:date="2026-10-18T00:30:53Z">
               <w:r>
                 <w:rPr>
                   <w:rFonts w:ascii="Arial" w:cs="Arial" w:eastAsia="Arial" w:hAnsi="Arial"/>
@@ -1752,10 +1752,10 @@
               <w:ind w:left="360" w:hanging="180"/>
               <w:jc w:val="left"/>
               <w:rPr>
-                <w:del w:id="9067" w:author="Claude (AI) - proposed" w:date="2026-10-15T12:57:43Z"/>
-              </w:rPr>
-            </w:pPr>
-            <w:del w:id="9066" w:author="Claude (AI) - proposed" w:date="2026-10-15T12:57:43Z">
+                <w:del w:id="9067" w:author="Claude (AI) - proposed" w:date="2026-10-18T00:30:53Z"/>
+              </w:rPr>
+            </w:pPr>
+            <w:del w:id="9066" w:author="Claude (AI) - proposed" w:date="2026-10-18T00:30:53Z">
               <w:r>
                 <w:rPr>
                   <w:rFonts w:ascii="Arial" w:cs="Arial" w:eastAsia="Arial" w:hAnsi="Arial"/>
@@ -1825,10 +1825,10 @@
               <w:ind w:left="360" w:hanging="180"/>
               <w:jc w:val="left"/>
               <w:rPr>
-                <w:ins w:id="9069" w:author="Claude (AI) - proposed" w:date="2026-10-15T12:57:43Z"/>
-              </w:rPr>
-            </w:pPr>
-            <w:ins w:id="9068" w:author="Claude (AI) - proposed" w:date="2026-10-15T12:57:43Z">
+                <w:ins w:id="9069" w:author="Claude (AI) - proposed" w:date="2026-10-18T00:30:53Z"/>
+              </w:rPr>
+            </w:pPr>
+            <w:ins w:id="9068" w:author="Claude (AI) - proposed" w:date="2026-10-18T00:30:53Z">
               <w:r>
                 <w:rPr>
                   <w:rFonts w:ascii="Arial" w:cs="Arial" w:eastAsia="Arial" w:hAnsi="Arial"/>
@@ -1850,10 +1850,10 @@
               <w:ind w:left="360" w:hanging="180"/>
               <w:jc w:val="left"/>
               <w:rPr>
-                <w:ins w:id="9071" w:author="Claude (AI) - proposed" w:date="2026-10-15T12:57:43Z"/>
-              </w:rPr>
-            </w:pPr>
-            <w:ins w:id="9070" w:author="Claude (AI) - proposed" w:date="2026-10-15T12:57:43Z">
+                <w:ins w:id="9071" w:author="Claude (AI) - proposed" w:date="2026-10-18T00:30:53Z"/>
+              </w:rPr>
+            </w:pPr>
+            <w:ins w:id="9070" w:author="Claude (AI) - proposed" w:date="2026-10-18T00:30:53Z">
               <w:r>
                 <w:rPr>
                   <w:rFonts w:ascii="Arial" w:cs="Arial" w:eastAsia="Arial" w:hAnsi="Arial"/>
@@ -1875,10 +1875,10 @@
               <w:ind w:left="360" w:hanging="180"/>
               <w:jc w:val="left"/>
               <w:rPr>
-                <w:del w:id="9073" w:author="Claude (AI) - proposed" w:date="2026-10-15T12:57:43Z"/>
-              </w:rPr>
-            </w:pPr>
-            <w:del w:id="9072" w:author="Claude (AI) - proposed" w:date="2026-10-15T12:57:43Z">
+                <w:del w:id="9073" w:author="Claude (AI) - proposed" w:date="2026-10-18T00:30:53Z"/>
+              </w:rPr>
+            </w:pPr>
+            <w:del w:id="9072" w:author="Claude (AI) - proposed" w:date="2026-10-18T00:30:53Z">
               <w:r>
                 <w:rPr>
                   <w:rFonts w:ascii="Arial" w:cs="Arial" w:eastAsia="Arial" w:hAnsi="Arial"/>
@@ -1900,10 +1900,10 @@
               <w:ind w:left="360" w:hanging="180"/>
               <w:jc w:val="left"/>
               <w:rPr>
-                <w:del w:id="9075" w:author="Claude (AI) - proposed" w:date="2026-10-15T12:57:43Z"/>
-              </w:rPr>
-            </w:pPr>
-            <w:del w:id="9074" w:author="Claude (AI) - proposed" w:date="2026-10-15T12:57:43Z">
+                <w:del w:id="9075" w:author="Claude (AI) - proposed" w:date="2026-10-18T00:30:53Z"/>
+              </w:rPr>
+            </w:pPr>
+            <w:del w:id="9074" w:author="Claude (AI) - proposed" w:date="2026-10-18T00:30:53Z">
               <w:r>
                 <w:rPr>
                   <w:rFonts w:ascii="Arial" w:cs="Arial" w:eastAsia="Arial" w:hAnsi="Arial"/>
@@ -1925,10 +1925,10 @@
               <w:ind w:left="360" w:hanging="180"/>
               <w:jc w:val="left"/>
               <w:rPr>
-                <w:del w:id="9077" w:author="Claude (AI) - proposed" w:date="2026-10-15T12:57:43Z"/>
-              </w:rPr>
-            </w:pPr>
-            <w:del w:id="9076" w:author="Claude (AI) - proposed" w:date="2026-10-15T12:57:43Z">
+                <w:del w:id="9077" w:author="Claude (AI) - proposed" w:date="2026-10-18T00:30:53Z"/>
+              </w:rPr>
+            </w:pPr>
+            <w:del w:id="9076" w:author="Claude (AI) - proposed" w:date="2026-10-18T00:30:53Z">
               <w:r>
                 <w:rPr>
                   <w:rFonts w:ascii="Arial" w:cs="Arial" w:eastAsia="Arial" w:hAnsi="Arial"/>
@@ -1950,10 +1950,10 @@
               <w:ind w:left="360" w:hanging="180"/>
               <w:jc w:val="left"/>
               <w:rPr>
-                <w:del w:id="9079" w:author="Claude (AI) - proposed" w:date="2026-10-15T12:57:43Z"/>
-              </w:rPr>
-            </w:pPr>
-            <w:del w:id="9078" w:author="Claude (AI) - proposed" w:date="2026-10-15T12:57:43Z">
+                <w:del w:id="9079" w:author="Claude (AI) - proposed" w:date="2026-10-18T00:30:53Z"/>
+              </w:rPr>
+            </w:pPr>
+            <w:del w:id="9078" w:author="Claude (AI) - proposed" w:date="2026-10-18T00:30:53Z">
               <w:r>
                 <w:rPr>
                   <w:rFonts w:ascii="Arial" w:cs="Arial" w:eastAsia="Arial" w:hAnsi="Arial"/>
@@ -2191,10 +2191,10 @@
               <w:ind w:left="360" w:hanging="180"/>
               <w:jc w:val="left"/>
               <w:rPr>
-                <w:ins w:id="9081" w:author="Claude (AI) - proposed" w:date="2026-10-15T12:57:43Z"/>
-              </w:rPr>
-            </w:pPr>
-            <w:ins w:id="9080" w:author="Claude (AI) - proposed" w:date="2026-10-15T12:57:43Z">
+                <w:ins w:id="9081" w:author="Claude (AI) - proposed" w:date="2026-10-18T00:30:53Z"/>
+              </w:rPr>
+            </w:pPr>
+            <w:ins w:id="9080" w:author="Claude (AI) - proposed" w:date="2026-10-18T00:30:53Z">
               <w:r>
                 <w:rPr>
                   <w:rFonts w:ascii="Arial" w:cs="Arial" w:eastAsia="Arial" w:hAnsi="Arial"/>
@@ -2216,10 +2216,10 @@
               <w:ind w:left="360" w:hanging="180"/>
               <w:jc w:val="left"/>
               <w:rPr>
-                <w:ins w:id="9083" w:author="Claude (AI) - proposed" w:date="2026-10-15T12:57:43Z"/>
-              </w:rPr>
-            </w:pPr>
-            <w:ins w:id="9082" w:author="Claude (AI) - proposed" w:date="2026-10-15T12:57:43Z">
+                <w:ins w:id="9083" w:author="Claude (AI) - proposed" w:date="2026-10-18T00:30:53Z"/>
+              </w:rPr>
+            </w:pPr>
+            <w:ins w:id="9082" w:author="Claude (AI) - proposed" w:date="2026-10-18T00:30:53Z">
               <w:r>
                 <w:rPr>
                   <w:rFonts w:ascii="Arial" w:cs="Arial" w:eastAsia="Arial" w:hAnsi="Arial"/>
@@ -2241,10 +2241,10 @@
               <w:ind w:left="360" w:hanging="180"/>
               <w:jc w:val="left"/>
               <w:rPr>
-                <w:del w:id="9085" w:author="Claude (AI) - proposed" w:date="2026-10-15T12:57:43Z"/>
-              </w:rPr>
-            </w:pPr>
-            <w:del w:id="9084" w:author="Claude (AI) - proposed" w:date="2026-10-15T12:57:43Z">
+                <w:del w:id="9085" w:author="Claude (AI) - proposed" w:date="2026-10-18T00:30:53Z"/>
+              </w:rPr>
+            </w:pPr>
+            <w:del w:id="9084" w:author="Claude (AI) - proposed" w:date="2026-10-18T00:30:53Z">
               <w:r>
                 <w:rPr>
                   <w:rFonts w:ascii="Arial" w:cs="Arial" w:eastAsia="Arial" w:hAnsi="Arial"/>
@@ -2266,10 +2266,10 @@
               <w:ind w:left="360" w:hanging="180"/>
               <w:jc w:val="left"/>
               <w:rPr>
-                <w:del w:id="9087" w:author="Claude (AI) - proposed" w:date="2026-10-15T12:57:43Z"/>
-              </w:rPr>
-            </w:pPr>
-            <w:del w:id="9086" w:author="Claude (AI) - proposed" w:date="2026-10-15T12:57:43Z">
+                <w:del w:id="9087" w:author="Claude (AI) - proposed" w:date="2026-10-18T00:30:53Z"/>
+              </w:rPr>
+            </w:pPr>
+            <w:del w:id="9086" w:author="Claude (AI) - proposed" w:date="2026-10-18T00:30:53Z">
               <w:r>
                 <w:rPr>
                   <w:rFonts w:ascii="Arial" w:cs="Arial" w:eastAsia="Arial" w:hAnsi="Arial"/>
@@ -2291,10 +2291,10 @@
               <w:ind w:left="360" w:hanging="180"/>
               <w:jc w:val="left"/>
               <w:rPr>
-                <w:del w:id="9089" w:author="Claude (AI) - proposed" w:date="2026-10-15T12:57:43Z"/>
-              </w:rPr>
-            </w:pPr>
-            <w:del w:id="9088" w:author="Claude (AI) - proposed" w:date="2026-10-15T12:57:43Z">
+                <w:del w:id="9089" w:author="Claude (AI) - proposed" w:date="2026-10-18T00:30:53Z"/>
+              </w:rPr>
+            </w:pPr>
+            <w:del w:id="9088" w:author="Claude (AI) - proposed" w:date="2026-10-18T00:30:53Z">
               <w:r>
                 <w:rPr>
                   <w:rFonts w:ascii="Arial" w:cs="Arial" w:eastAsia="Arial" w:hAnsi="Arial"/>
@@ -2316,10 +2316,10 @@
               <w:ind w:left="360" w:hanging="180"/>
               <w:jc w:val="left"/>
               <w:rPr>
-                <w:del w:id="9091" w:author="Claude (AI) - proposed" w:date="2026-10-15T12:57:43Z"/>
-              </w:rPr>
-            </w:pPr>
-            <w:del w:id="9090" w:author="Claude (AI) - proposed" w:date="2026-10-15T12:57:43Z">
+                <w:del w:id="9091" w:author="Claude (AI) - proposed" w:date="2026-10-18T00:30:53Z"/>
+              </w:rPr>
+            </w:pPr>
+            <w:del w:id="9090" w:author="Claude (AI) - proposed" w:date="2026-10-18T00:30:53Z">
               <w:r>
                 <w:rPr>
                   <w:rFonts w:ascii="Arial" w:cs="Arial" w:eastAsia="Arial" w:hAnsi="Arial"/>
@@ -2665,10 +2665,10 @@
               <w:spacing w:after="40" w:before="0"/>
               <w:jc w:val="left"/>
               <w:rPr>
-                <w:del w:id="9093" w:author="Claude (AI) - proposed" w:date="2026-10-15T12:57:43Z"/>
-              </w:rPr>
-            </w:pPr>
-            <w:del w:id="9092" w:author="Claude (AI) - proposed" w:date="2026-10-15T12:57:43Z">
+                <w:del w:id="9093" w:author="Claude (AI) - proposed" w:date="2026-10-18T00:30:53Z"/>
+              </w:rPr>
+            </w:pPr>
+            <w:del w:id="9092" w:author="Claude (AI) - proposed" w:date="2026-10-18T00:30:53Z">
               <w:r>
                 <w:rPr>
                   <w:rFonts w:ascii="Arial" w:cs="Arial" w:eastAsia="Arial" w:hAnsi="Arial"/>
@@ -2690,7 +2690,7 @@
               <w:spacing w:after="40" w:before="0"/>
               <w:jc w:val="left"/>
             </w:pPr>
-            <w:del w:id="9094" w:author="Claude (AI) - proposed" w:date="2026-10-15T12:57:43Z">
+            <w:del w:id="9094" w:author="Claude (AI) - proposed" w:date="2026-10-18T00:30:53Z">
               <w:r>
                 <w:rPr>
                   <w:rFonts w:ascii="Arial" w:cs="Arial" w:eastAsia="Arial" w:hAnsi="Arial"/>
@@ -2705,7 +2705,7 @@
                 <w:delText xml:space="preserve">2</w:delText>
               </w:r>
             </w:del>
-            <w:ins w:id="9095" w:author="Claude (AI) - proposed" w:date="2026-10-15T12:57:43Z">
+            <w:ins w:id="9095" w:author="Claude (AI) - proposed" w:date="2026-10-18T00:30:53Z">
               <w:r>
                 <w:rPr>
                   <w:rFonts w:ascii="Arial" w:cs="Arial" w:eastAsia="Arial" w:hAnsi="Arial"/>
@@ -2733,7 +2733,7 @@
               </w:rPr>
               <w:t xml:space="preserve">. How do </w:t>
             </w:r>
-            <w:del w:id="9096" w:author="Claude (AI) - proposed" w:date="2026-10-15T12:57:43Z">
+            <w:del w:id="9096" w:author="Claude (AI) - proposed" w:date="2026-10-18T00:30:53Z">
               <w:r>
                 <w:rPr>
                   <w:rFonts w:ascii="Arial" w:cs="Arial" w:eastAsia="Arial" w:hAnsi="Arial"/>
@@ -2748,7 +2748,7 @@
                 <w:delText xml:space="preserve">you apply reflection to real-life situations</w:delText>
               </w:r>
             </w:del>
-            <w:ins w:id="9097" w:author="Claude (AI) - proposed" w:date="2026-10-15T12:57:43Z">
+            <w:ins w:id="9097" w:author="Claude (AI) - proposed" w:date="2026-10-18T00:30:53Z">
               <w:r>
                 <w:rPr>
                   <w:rFonts w:ascii="Arial" w:cs="Arial" w:eastAsia="Arial" w:hAnsi="Arial"/>
@@ -2783,10 +2783,10 @@
               <w:spacing w:after="40" w:before="0"/>
               <w:jc w:val="left"/>
               <w:rPr>
-                <w:ins w:id="9099" w:author="Claude (AI) - proposed" w:date="2026-10-15T12:57:43Z"/>
-              </w:rPr>
-            </w:pPr>
-            <w:ins w:id="9098" w:author="Claude (AI) - proposed" w:date="2026-10-15T12:57:43Z">
+                <w:ins w:id="9099" w:author="Claude (AI) - proposed" w:date="2026-10-18T00:30:53Z"/>
+              </w:rPr>
+            </w:pPr>
+            <w:ins w:id="9098" w:author="Claude (AI) - proposed" w:date="2026-10-18T00:30:53Z">
               <w:r>
                 <w:rPr>
                   <w:rFonts w:ascii="Arial" w:cs="Arial" w:eastAsia="Arial" w:hAnsi="Arial"/>
@@ -3405,7 +3405,7 @@
               </w:rPr>
               <w:t xml:space="preserve">–  Reflecting a Matatu Route Map on a Grid (</w:t>
             </w:r>
-            <w:del w:id="9100" w:author="Claude (AI) - proposed" w:date="2026-10-15T12:57:43Z">
+            <w:del w:id="9100" w:author="Claude (AI) - proposed" w:date="2026-10-18T00:30:53Z">
               <w:r>
                 <w:rPr>
                   <w:rFonts w:ascii="Arial" w:cs="Arial" w:eastAsia="Arial" w:hAnsi="Arial"/>
@@ -3420,7 +3420,7 @@
                 <w:delText xml:space="preserve">Lessons 2–4 — Cartesian Reflections</w:delText>
               </w:r>
             </w:del>
-            <w:ins w:id="9101" w:author="Claude (AI) - proposed" w:date="2026-10-15T12:57:43Z">
+            <w:ins w:id="9101" w:author="Claude (AI) - proposed" w:date="2026-10-18T00:30:53Z">
               <w:r>
                 <w:rPr>
                   <w:rFonts w:ascii="Arial" w:cs="Arial" w:eastAsia="Arial" w:hAnsi="Arial"/>
@@ -3468,7 +3468,7 @@
               </w:rPr>
               <w:t xml:space="preserve">–  Mosque Geometric Tiling — Mombasa Old Town (Lesson </w:t>
             </w:r>
-            <w:del w:id="9102" w:author="Claude (AI) - proposed" w:date="2026-10-15T12:57:43Z">
+            <w:del w:id="9102" w:author="Claude (AI) - proposed" w:date="2026-10-18T00:30:53Z">
               <w:r>
                 <w:rPr>
                   <w:rFonts w:ascii="Arial" w:cs="Arial" w:eastAsia="Arial" w:hAnsi="Arial"/>
@@ -3483,7 +3483,7 @@
                 <w:delText xml:space="preserve">5</w:delText>
               </w:r>
             </w:del>
-            <w:ins w:id="9103" w:author="Claude (AI) - proposed" w:date="2026-10-15T12:57:43Z">
+            <w:ins w:id="9103" w:author="Claude (AI) - proposed" w:date="2026-10-18T00:30:53Z">
               <w:r>
                 <w:rPr>
                   <w:rFonts w:ascii="Arial" w:cs="Arial" w:eastAsia="Arial" w:hAnsi="Arial"/>
@@ -3653,7 +3653,7 @@
         </w:rPr>
         <w:t xml:space="preserve">© 2026 SeaVuria and ARES. This work is licensed under a </w:t>
       </w:r>
-      <w:hyperlink w:history="1" r:id="rIddwppjnd8hiwtwrveer1bw">
+      <w:hyperlink w:history="1" r:id="rIdd0qcvcdhhwzqwxf80sket">
         <w:r>
           <w:rPr>
             <w:rFonts w:ascii="Arial" w:cs="Arial" w:eastAsia="Arial" w:hAnsi="Arial"/>
@@ -3673,7 +3673,7 @@
         </w:rPr>
         <w:t xml:space="preserve"> (</w:t>
       </w:r>
-      <w:hyperlink w:history="1" r:id="rIdcakwrykwyf5o21bisehis">
+      <w:hyperlink w:history="1" r:id="rIdrtcurja93brbciqy6gc_s">
         <w:r>
           <w:rPr>
             <w:rFonts w:ascii="Arial" w:cs="Arial" w:eastAsia="Arial" w:hAnsi="Arial"/>
@@ -3693,7 +3693,7 @@
         </w:rPr>
         <w:t xml:space="preserve">). To view a copy of this license, visit </w:t>
       </w:r>
-      <w:hyperlink w:history="1" r:id="rIdfsqh3qwtrborf6rajl95n">
+      <w:hyperlink w:history="1" r:id="rIdukcxp03vzwe8thxydh3ti">
         <w:r>
           <w:rPr>
             <w:rFonts w:ascii="Arial" w:cs="Arial" w:eastAsia="Arial" w:hAnsi="Arial"/>
@@ -4200,10 +4200,10 @@
               <w:spacing w:after="40" w:before="0"/>
               <w:jc w:val="left"/>
               <w:rPr>
-                <w:ins w:id="9105" w:author="Claude (AI) - proposed" w:date="2026-10-15T12:57:43Z"/>
-              </w:rPr>
-            </w:pPr>
-            <w:ins w:id="9104" w:author="Claude (AI) - proposed" w:date="2026-10-15T12:57:43Z">
+                <w:ins w:id="9105" w:author="Claude (AI) - proposed" w:date="2026-10-18T00:30:53Z"/>
+              </w:rPr>
+            </w:pPr>
+            <w:ins w:id="9104" w:author="Claude (AI) - proposed" w:date="2026-10-18T00:30:53Z">
               <w:r>
                 <w:rPr>
                   <w:rFonts w:ascii="Arial" w:cs="Arial" w:eastAsia="Arial" w:hAnsi="Arial"/>
@@ -4225,10 +4225,10 @@
               <w:spacing w:after="40" w:before="0"/>
               <w:jc w:val="left"/>
               <w:rPr>
-                <w:del w:id="9107" w:author="Claude (AI) - proposed" w:date="2026-10-15T12:57:43Z"/>
-              </w:rPr>
-            </w:pPr>
-            <w:del w:id="9106" w:author="Claude (AI) - proposed" w:date="2026-10-15T12:57:43Z">
+                <w:del w:id="9107" w:author="Claude (AI) - proposed" w:date="2026-10-18T00:30:53Z"/>
+              </w:rPr>
+            </w:pPr>
+            <w:del w:id="9106" w:author="Claude (AI) - proposed" w:date="2026-10-18T00:30:53Z">
               <w:r>
                 <w:rPr>
                   <w:rFonts w:ascii="Arial" w:cs="Arial" w:eastAsia="Arial" w:hAnsi="Arial"/>
@@ -4379,7 +4379,7 @@
               </w:rPr>
               <w:t xml:space="preserve">Scissors are used during the cut-out activity — remind students to carry scissors with points facing downward and to cut away from their bodies. Ensure the projected image display does not use direct sunlight or laser sources that could affect vision.</w:t>
             </w:r>
-            <w:ins w:id="9108" w:author="Claude (AI) - proposed" w:date="2026-10-15T12:57:43Z">
+            <w:ins w:id="9108" w:author="Claude (AI) - proposed" w:date="2026-10-18T00:30:53Z">
               <w:r>
                 <w:rPr>
                   <w:rFonts w:ascii="Arial" w:cs="Arial" w:eastAsia="Arial" w:hAnsi="Arial"/>
@@ -4489,7 +4489,7 @@
               </w:rPr>
               <w:t xml:space="preserve">Students are shown a projected photograph of a fishing boat at dawn on Lake Victoria near Kisumu whose mirror image appears perfectly on the still water surface. After a brief teacher-led demonstration with a flat mirror and a card cut-out of a boat, students record their initial predictions about why the reflection is always the same size. They then conduct a hands-on folding activity using cut-out shapes — a fish, a boat silhouette, </w:t>
             </w:r>
-            <w:del w:id="9109" w:author="Claude (AI) - proposed" w:date="2026-10-15T12:57:43Z">
+            <w:del w:id="9109" w:author="Claude (AI) - proposed" w:date="2026-10-18T00:30:53Z">
               <w:r>
                 <w:rPr>
                   <w:rFonts w:ascii="Arial" w:cs="Arial" w:eastAsia="Arial" w:hAnsi="Arial"/>
@@ -4517,7 +4517,7 @@
               </w:rPr>
               <w:t xml:space="preserve">an acacia leaf</w:t>
             </w:r>
-            <w:ins w:id="9110" w:author="Claude (AI) - proposed" w:date="2026-10-15T12:57:43Z">
+            <w:ins w:id="9110" w:author="Claude (AI) - proposed" w:date="2026-10-18T00:30:53Z">
               <w:r>
                 <w:rPr>
                   <w:rFonts w:ascii="Arial" w:cs="Arial" w:eastAsia="Arial" w:hAnsi="Arial"/>
@@ -4545,7 +4545,7 @@
               </w:rPr>
               <w:t xml:space="preserve"> — to discover</w:t>
             </w:r>
-            <w:ins w:id="9111" w:author="Claude (AI) - proposed" w:date="2026-10-15T12:57:43Z">
+            <w:ins w:id="9111" w:author="Claude (AI) - proposed" w:date="2026-10-18T00:30:53Z">
               <w:r>
                 <w:rPr>
                   <w:rFonts w:ascii="Arial" w:cs="Arial" w:eastAsia="Arial" w:hAnsi="Arial"/>
@@ -4573,7 +4573,7 @@
               </w:rPr>
               <w:t xml:space="preserve"> lines of symmetry. A short video segment highlights lines of symmetry in familiar Kenyan objects (</w:t>
             </w:r>
-            <w:del w:id="9112" w:author="Claude (AI) - proposed" w:date="2026-10-15T12:57:43Z">
+            <w:del w:id="9112" w:author="Claude (AI) - proposed" w:date="2026-10-18T00:30:53Z">
               <w:r>
                 <w:rPr>
                   <w:rFonts w:ascii="Arial" w:cs="Arial" w:eastAsia="Arial" w:hAnsi="Arial"/>
@@ -4588,7 +4588,7 @@
                 <w:delText xml:space="preserve">Maasai shields, beaded jewellery</w:delText>
               </w:r>
             </w:del>
-            <w:ins w:id="9113" w:author="Claude (AI) - proposed" w:date="2026-10-15T12:57:43Z">
+            <w:ins w:id="9113" w:author="Claude (AI) - proposed" w:date="2026-10-18T00:30:53Z">
               <w:r>
                 <w:rPr>
                   <w:rFonts w:ascii="Arial" w:cs="Arial" w:eastAsia="Arial" w:hAnsi="Arial"/>
@@ -4616,7 +4616,7 @@
               </w:rPr>
               <w:t xml:space="preserve">, the Kenyan </w:t>
             </w:r>
-            <w:del w:id="9114" w:author="Claude (AI) - proposed" w:date="2026-10-15T12:57:43Z">
+            <w:del w:id="9114" w:author="Claude (AI) - proposed" w:date="2026-10-18T00:30:53Z">
               <w:r>
                 <w:rPr>
                   <w:rFonts w:ascii="Arial" w:cs="Arial" w:eastAsia="Arial" w:hAnsi="Arial"/>
@@ -4631,7 +4631,7 @@
                 <w:delText xml:space="preserve">flag</w:delText>
               </w:r>
             </w:del>
-            <w:ins w:id="9115" w:author="Claude (AI) - proposed" w:date="2026-10-15T12:57:43Z">
+            <w:ins w:id="9115" w:author="Claude (AI) - proposed" w:date="2026-10-18T00:30:53Z">
               <w:r>
                 <w:rPr>
                   <w:rFonts w:ascii="Arial" w:cs="Arial" w:eastAsia="Arial" w:hAnsi="Arial"/>
@@ -4659,7 +4659,7 @@
               </w:rPr>
               <w:t xml:space="preserve">). The lesson closes with the creation of the class Driving Question Board (DQB), where students post opening questions about reflection and congruence that will be investigated across the unit.</w:t>
             </w:r>
-            <w:ins w:id="9116" w:author="Claude (AI) - proposed" w:date="2026-10-15T12:57:43Z">
+            <w:ins w:id="9116" w:author="Claude (AI) - proposed" w:date="2026-10-18T00:30:53Z">
               <w:r>
                 <w:rPr>
                   <w:rFonts w:ascii="Arial" w:cs="Arial" w:eastAsia="Arial" w:hAnsi="Arial"/>
@@ -4962,7 +4962,7 @@
             <w:pPr>
               <w:spacing w:after="20" w:before="0"/>
             </w:pPr>
-            <w:hyperlink w:history="1" r:id="rIdi_p7lmdc-sgcug9ohjads">
+            <w:hyperlink w:history="1" r:id="rIddeylenc2lfsmbonfxco0h">
               <w:r>
                 <w:rPr>
                   <w:rFonts w:ascii="Arial" w:cs="Arial" w:eastAsia="Arial" w:hAnsi="Arial"/>
@@ -4995,7 +4995,7 @@
               <w:spacing w:after="10" w:before="0"/>
               <w:ind w:left="120"/>
             </w:pPr>
-            <w:hyperlink w:history="1" r:id="rIdd2lixqxgrd-1wczzqo253">
+            <w:hyperlink w:history="1" r:id="rId_cwy903t02o-rsnzc-zio">
               <w:r>
                 <w:rPr>
                   <w:rFonts w:ascii="Arial" w:cs="Arial" w:eastAsia="Arial" w:hAnsi="Arial"/>
@@ -5040,7 +5040,7 @@
             <w:pPr>
               <w:spacing w:after="20" w:before="0"/>
             </w:pPr>
-            <w:hyperlink w:history="1" r:id="rId9jaubeqnsdkg7az83umhe">
+            <w:hyperlink w:history="1" r:id="rIdec8ooofi6g_f2feonz2_b">
               <w:r>
                 <w:rPr>
                   <w:rFonts w:ascii="Arial" w:cs="Arial" w:eastAsia="Arial" w:hAnsi="Arial"/>
@@ -5073,7 +5073,7 @@
               <w:spacing w:after="10" w:before="0"/>
               <w:ind w:left="120"/>
             </w:pPr>
-            <w:hyperlink w:history="1" r:id="rIdixx6tmkaoboc-kgomemru">
+            <w:hyperlink w:history="1" r:id="rIdtv_iednhg8f3aesmqoyei">
               <w:r>
                 <w:rPr>
                   <w:rFonts w:ascii="Arial" w:cs="Arial" w:eastAsia="Arial" w:hAnsi="Arial"/>
@@ -5273,7 +5273,7 @@
             <w:pPr>
               <w:spacing w:after="20" w:before="0"/>
             </w:pPr>
-            <w:hyperlink w:history="1" r:id="rIdtmaulyh5kjt1kgvy9i5qp">
+            <w:hyperlink w:history="1" r:id="rIdhvhya6rmip2ek2gmac6u6">
               <w:r>
                 <w:rPr>
                   <w:rFonts w:ascii="Arial" w:cs="Arial" w:eastAsia="Arial" w:hAnsi="Arial"/>
@@ -5306,7 +5306,7 @@
               <w:spacing w:after="10" w:before="0"/>
               <w:ind w:left="120"/>
             </w:pPr>
-            <w:hyperlink w:history="1" r:id="rIdz5bcl5y5rvho69t0gcqfo">
+            <w:hyperlink w:history="1" r:id="rIdm6j3nd0xzcyd3cqqw6y2d">
               <w:r>
                 <w:rPr>
                   <w:rFonts w:ascii="Arial" w:cs="Arial" w:eastAsia="Arial" w:hAnsi="Arial"/>
@@ -5351,7 +5351,7 @@
             <w:pPr>
               <w:spacing w:after="20" w:before="0"/>
             </w:pPr>
-            <w:hyperlink w:history="1" r:id="rIdfum4l3vt1mbtg2uvlkyz_">
+            <w:hyperlink w:history="1" r:id="rIdla8kw0oj704pz116sqzsh">
               <w:r>
                 <w:rPr>
                   <w:rFonts w:ascii="Arial" w:cs="Arial" w:eastAsia="Arial" w:hAnsi="Arial"/>
@@ -5384,7 +5384,7 @@
               <w:spacing w:after="10" w:before="0"/>
               <w:ind w:left="120"/>
             </w:pPr>
-            <w:hyperlink w:history="1" r:id="rIdg2ungsxrhie-jzkukl-bs">
+            <w:hyperlink w:history="1" r:id="rId0r2cicoaqygltqbkbzdwj">
               <w:r>
                 <w:rPr>
                   <w:rFonts w:ascii="Arial" w:cs="Arial" w:eastAsia="Arial" w:hAnsi="Arial"/>
@@ -5429,7 +5429,7 @@
               </w:rPr>
               <w:t xml:space="preserve">Phase 1 (Teacher demonstration — </w:t>
             </w:r>
-            <w:del w:id="9117" w:author="Claude (AI) - proposed" w:date="2026-10-15T12:57:43Z">
+            <w:del w:id="9117" w:author="Claude (AI) - proposed" w:date="2026-10-18T00:30:53Z">
               <w:r>
                 <w:rPr>
                   <w:rFonts w:ascii="Arial" w:cs="Arial" w:eastAsia="Arial" w:hAnsi="Arial"/>
@@ -5444,7 +5444,7 @@
                 <w:delText xml:space="preserve">5</w:delText>
               </w:r>
             </w:del>
-            <w:ins w:id="9118" w:author="Claude (AI) - proposed" w:date="2026-10-15T12:57:43Z">
+            <w:ins w:id="9118" w:author="Claude (AI) - proposed" w:date="2026-10-18T00:30:53Z">
               <w:r>
                 <w:rPr>
                   <w:rFonts w:ascii="Arial" w:cs="Arial" w:eastAsia="Arial" w:hAnsi="Arial"/>
@@ -5472,7 +5472,7 @@
               </w:rPr>
               <w:t xml:space="preserve"> minutes): Teacher holds a card cut-out of a boat shape against a flat mirror placed horizontally on the document camera or desk. Students observe how the image appears on the other side of the mirror surface, at what appears to be the same distance. Teacher moves the boat closer and further from the mirror and asks: 'What do you observe about the image as I move the boat?' Students respond chorally or with hand signals (thumbs up: image gets closer to mirror too; thumbs down: image stays in place). Phase 2 (Hands-on folding — </w:t>
             </w:r>
-            <w:del w:id="9119" w:author="Claude (AI) - proposed" w:date="2026-10-15T12:57:43Z">
+            <w:del w:id="9119" w:author="Claude (AI) - proposed" w:date="2026-10-18T00:30:53Z">
               <w:r>
                 <w:rPr>
                   <w:rFonts w:ascii="Arial" w:cs="Arial" w:eastAsia="Arial" w:hAnsi="Arial"/>
@@ -5487,7 +5487,7 @@
                 <w:delText xml:space="preserve">12</w:delText>
               </w:r>
             </w:del>
-            <w:ins w:id="9120" w:author="Claude (AI) - proposed" w:date="2026-10-15T12:57:43Z">
+            <w:ins w:id="9120" w:author="Claude (AI) - proposed" w:date="2026-10-18T00:30:53Z">
               <w:r>
                 <w:rPr>
                   <w:rFonts w:ascii="Arial" w:cs="Arial" w:eastAsia="Arial" w:hAnsi="Arial"/>
@@ -5515,7 +5515,7 @@
               </w:rPr>
               <w:t xml:space="preserve"> minutes): Each group receives </w:t>
             </w:r>
-            <w:del w:id="9121" w:author="Claude (AI) - proposed" w:date="2026-10-15T12:57:43Z">
+            <w:del w:id="9121" w:author="Claude (AI) - proposed" w:date="2026-10-18T00:30:53Z">
               <w:r>
                 <w:rPr>
                   <w:rFonts w:ascii="Arial" w:cs="Arial" w:eastAsia="Arial" w:hAnsi="Arial"/>
@@ -5530,7 +5530,7 @@
                 <w:delText xml:space="preserve">three</w:delText>
               </w:r>
             </w:del>
-            <w:ins w:id="9122" w:author="Claude (AI) - proposed" w:date="2026-10-15T12:57:43Z">
+            <w:ins w:id="9122" w:author="Claude (AI) - proposed" w:date="2026-10-18T00:30:53Z">
               <w:r>
                 <w:rPr>
                   <w:rFonts w:ascii="Arial" w:cs="Arial" w:eastAsia="Arial" w:hAnsi="Arial"/>
@@ -5558,7 +5558,7 @@
               </w:rPr>
               <w:t xml:space="preserve"> pre-cut card shapes: a Nile tilapia fish outline, a simplified dhow boat silhouette, </w:t>
             </w:r>
-            <w:del w:id="9123" w:author="Claude (AI) - proposed" w:date="2026-10-15T12:57:43Z">
+            <w:del w:id="9123" w:author="Claude (AI) - proposed" w:date="2026-10-18T00:30:53Z">
               <w:r>
                 <w:rPr>
                   <w:rFonts w:ascii="Arial" w:cs="Arial" w:eastAsia="Arial" w:hAnsi="Arial"/>
@@ -5586,7 +5586,7 @@
               </w:rPr>
               <w:t xml:space="preserve">an acacia leaf outline</w:t>
             </w:r>
-            <w:ins w:id="9124" w:author="Claude (AI) - proposed" w:date="2026-10-15T12:57:43Z">
+            <w:ins w:id="9124" w:author="Claude (AI) - proposed" w:date="2026-10-18T00:30:53Z">
               <w:r>
                 <w:rPr>
                   <w:rFonts w:ascii="Arial" w:cs="Arial" w:eastAsia="Arial" w:hAnsi="Arial"/>
@@ -5614,7 +5614,7 @@
               </w:rPr>
               <w:t xml:space="preserve">. Students fold each shape trying to make the two halves match exactly</w:t>
             </w:r>
-            <w:ins w:id="9125" w:author="Claude (AI) - proposed" w:date="2026-10-15T12:57:43Z">
+            <w:ins w:id="9125" w:author="Claude (AI) - proposed" w:date="2026-10-18T00:30:53Z">
               <w:r>
                 <w:rPr>
                   <w:rFonts w:ascii="Arial" w:cs="Arial" w:eastAsia="Arial" w:hAnsi="Arial"/>
@@ -5642,7 +5642,7 @@
               </w:rPr>
               <w:t xml:space="preserve">. For each successful fold they draw the fold line with a pencil and label it 'Line of Symmetry.' Students record results in a simple table: Shape, Number of Lines of Symmetry Found, Sketch of the Line(s). Phase 3 (Video — 3 minutes): Teacher plays a short pre-prepared video showing lines of symmetry in Kenyan objects: a Maasai beaded collar, a kikoi fabric pattern</w:t>
             </w:r>
-            <w:del w:id="9126" w:author="Claude (AI) - proposed" w:date="2026-10-15T12:57:43Z">
+            <w:del w:id="9126" w:author="Claude (AI) - proposed" w:date="2026-10-18T00:30:53Z">
               <w:r>
                 <w:rPr>
                   <w:rFonts w:ascii="Arial" w:cs="Arial" w:eastAsia="Arial" w:hAnsi="Arial"/>
@@ -5703,7 +5703,7 @@
               </w:rPr>
               <w:t xml:space="preserve">During Phase 1 demonstration, teacher says: 'Watch carefully — I am not going to tell you what is happening yet. Your job is to observe and be a detective.' After moving the boat, pause (WAIT TIME 2 — 10 seconds) before taking responses. During Phase 2, circulate and use targeted questions: 'How do you know the two halves match exactly?' and 'Is there more than one way to fold this shape so the halves match?' If a group finds only one line on the acacia leaf, prompt: 'Try folding it the other way — does it still match?' </w:t>
             </w:r>
-            <w:ins w:id="9127" w:author="Claude (AI) - proposed" w:date="2026-10-15T12:57:43Z">
+            <w:ins w:id="9127" w:author="Claude (AI) - proposed" w:date="2026-10-18T00:30:53Z">
               <w:r>
                 <w:rPr>
                   <w:rFonts w:ascii="Arial" w:cs="Arial" w:eastAsia="Arial" w:hAnsi="Arial"/>
@@ -5764,7 +5764,7 @@
               </w:rPr>
               <w:t xml:space="preserve">Physical folding provides kinesthetic and visual proof of symmetry — students feel the halves aligning. The </w:t>
             </w:r>
-            <w:del w:id="9128" w:author="Claude (AI) - proposed" w:date="2026-10-15T12:57:43Z">
+            <w:del w:id="9128" w:author="Claude (AI) - proposed" w:date="2026-10-18T00:30:53Z">
               <w:r>
                 <w:rPr>
                   <w:rFonts w:ascii="Arial" w:cs="Arial" w:eastAsia="Arial" w:hAnsi="Arial"/>
@@ -5779,7 +5779,7 @@
                 <w:delText xml:space="preserve">three shapes are carefully chosen for increasing complexity</w:delText>
               </w:r>
             </w:del>
-            <w:ins w:id="9129" w:author="Claude (AI) - proposed" w:date="2026-10-15T12:57:43Z">
+            <w:ins w:id="9129" w:author="Claude (AI) - proposed" w:date="2026-10-18T00:30:53Z">
               <w:r>
                 <w:rPr>
                   <w:rFonts w:ascii="Arial" w:cs="Arial" w:eastAsia="Arial" w:hAnsi="Arial"/>
@@ -5807,7 +5807,7 @@
               </w:rPr>
               <w:t xml:space="preserve">: the fish </w:t>
             </w:r>
-            <w:del w:id="9130" w:author="Claude (AI) - proposed" w:date="2026-10-15T12:57:43Z">
+            <w:del w:id="9130" w:author="Claude (AI) - proposed" w:date="2026-10-18T00:30:53Z">
               <w:r>
                 <w:rPr>
                   <w:rFonts w:ascii="Arial" w:cs="Arial" w:eastAsia="Arial" w:hAnsi="Arial"/>
@@ -5822,7 +5822,7 @@
                 <w:delText xml:space="preserve">has one line, the boat has one line</w:delText>
               </w:r>
             </w:del>
-            <w:ins w:id="9131" w:author="Claude (AI) - proposed" w:date="2026-10-15T12:57:43Z">
+            <w:ins w:id="9131" w:author="Claude (AI) - proposed" w:date="2026-10-18T00:30:53Z">
               <w:r>
                 <w:rPr>
                   <w:rFonts w:ascii="Arial" w:cs="Arial" w:eastAsia="Arial" w:hAnsi="Arial"/>
@@ -5850,7 +5850,7 @@
               </w:rPr>
               <w:t xml:space="preserve">, and the acacia leaf can stimulate debate about whether it has exactly one or approximately one (introducing the idea that mathematical symmetry is exact, unlike natural objects). The </w:t>
             </w:r>
-            <w:ins w:id="9132" w:author="Claude (AI) - proposed" w:date="2026-10-15T12:57:43Z">
+            <w:ins w:id="9132" w:author="Claude (AI) - proposed" w:date="2026-10-18T00:30:53Z">
               <w:r>
                 <w:rPr>
                   <w:rFonts w:ascii="Arial" w:cs="Arial" w:eastAsia="Arial" w:hAnsi="Arial"/>
@@ -5967,7 +5967,7 @@
             <w:pPr>
               <w:spacing w:after="20" w:before="0"/>
             </w:pPr>
-            <w:hyperlink w:history="1" r:id="rIdngrshfeucvpmz8-kcvt2q">
+            <w:hyperlink w:history="1" r:id="rIdqz0uqw5bzmvyl25bz54sp">
               <w:r>
                 <w:rPr>
                   <w:rFonts w:ascii="Arial" w:cs="Arial" w:eastAsia="Arial" w:hAnsi="Arial"/>
@@ -6000,7 +6000,7 @@
               <w:spacing w:after="10" w:before="0"/>
               <w:ind w:left="120"/>
             </w:pPr>
-            <w:hyperlink w:history="1" r:id="rIdvlvhotqo-rb5zxe0z4g6p">
+            <w:hyperlink w:history="1" r:id="rId1g6uswfefwdchsmij2_6k">
               <w:r>
                 <w:rPr>
                   <w:rFonts w:ascii="Arial" w:cs="Arial" w:eastAsia="Arial" w:hAnsi="Arial"/>
@@ -6045,7 +6045,7 @@
             <w:pPr>
               <w:spacing w:after="20" w:before="0"/>
             </w:pPr>
-            <w:hyperlink w:history="1" r:id="rId-kajrl_gxzbxgjin9qn_k">
+            <w:hyperlink w:history="1" r:id="rIdjmh7lswkbbwslzyzyuxpf">
               <w:r>
                 <w:rPr>
                   <w:rFonts w:ascii="Arial" w:cs="Arial" w:eastAsia="Arial" w:hAnsi="Arial"/>
@@ -6078,7 +6078,7 @@
               <w:spacing w:after="10" w:before="0"/>
               <w:ind w:left="120"/>
             </w:pPr>
-            <w:hyperlink w:history="1" r:id="rId4wcze37zer3mz3b4t5tkw">
+            <w:hyperlink w:history="1" r:id="rIdqjnb1qiaaer-9vt1u0kji">
               <w:r>
                 <w:rPr>
                   <w:rFonts w:ascii="Arial" w:cs="Arial" w:eastAsia="Arial" w:hAnsi="Arial"/>
@@ -6156,7 +6156,7 @@
               </w:rPr>
               <w:t xml:space="preserve">Teacher says: 'Let us connect what you observed during the folding back to the photograph. Look at the waterline in the image.' Point explicitly to the waterline. 'In mathematics, what role is this waterline playing? Talk to your partner for 30 seconds.' (WAIT TIME 4 — 30 seconds partner talk.) After responses, teacher says: 'Exactly — it is acting as the line of symmetry. And here is a new mathematical word for you: when two shapes are exactly the same in shape and size, we call them CONGRUENT. Write that word down. We will be building a full definition over the next several lessons.' Teacher explicitly says: 'I am not giving you the full definition today because I want you to build it yourself through investigation. What we are doing today is just opening the door.' </w:t>
             </w:r>
-            <w:ins w:id="9133" w:author="Claude (AI) - proposed" w:date="2026-10-15T12:57:43Z">
+            <w:ins w:id="9133" w:author="Claude (AI) - proposed" w:date="2026-10-18T00:30:53Z">
               <w:r>
                 <w:rPr>
                   <w:rFonts w:ascii="Arial" w:cs="Arial" w:eastAsia="Arial" w:hAnsi="Arial"/>
@@ -6306,7 +6306,7 @@
             <w:pPr>
               <w:spacing w:after="20" w:before="0"/>
             </w:pPr>
-            <w:hyperlink w:history="1" r:id="rIdtqqiqhprja9kuhavpvklb">
+            <w:hyperlink w:history="1" r:id="rIdddhnm-ic2pnjk2exbom3l">
               <w:r>
                 <w:rPr>
                   <w:rFonts w:ascii="Arial" w:cs="Arial" w:eastAsia="Arial" w:hAnsi="Arial"/>
@@ -6339,7 +6339,7 @@
               <w:spacing w:after="10" w:before="0"/>
               <w:ind w:left="120"/>
             </w:pPr>
-            <w:hyperlink w:history="1" r:id="rIdxhcwctmjs0ltbzzt935bu">
+            <w:hyperlink w:history="1" r:id="rIdmrdqioud0vjrki1lrnhdk">
               <w:r>
                 <w:rPr>
                   <w:rFonts w:ascii="Arial" w:cs="Arial" w:eastAsia="Arial" w:hAnsi="Arial"/>
@@ -6384,7 +6384,7 @@
             <w:pPr>
               <w:spacing w:after="20" w:before="0"/>
             </w:pPr>
-            <w:hyperlink w:history="1" r:id="rIdepx3qsk4zrytyafuav-nh">
+            <w:hyperlink w:history="1" r:id="rIdwtam-u47fzltpfbop0iac">
               <w:r>
                 <w:rPr>
                   <w:rFonts w:ascii="Arial" w:cs="Arial" w:eastAsia="Arial" w:hAnsi="Arial"/>
@@ -6417,7 +6417,7 @@
               <w:spacing w:after="10" w:before="0"/>
               <w:ind w:left="120"/>
             </w:pPr>
-            <w:hyperlink w:history="1" r:id="rIdnuqzw97wkou7xsyd-mmqj">
+            <w:hyperlink w:history="1" r:id="rIdgqht7iwnk6aesaeimal8k">
               <w:r>
                 <w:rPr>
                   <w:rFonts w:ascii="Arial" w:cs="Arial" w:eastAsia="Arial" w:hAnsi="Arial"/>
@@ -6495,7 +6495,7 @@
               </w:rPr>
               <w:t xml:space="preserve">Teacher says: 'A mathematician is someone who is puzzled by the world and refuses to leave a question unanswered. Right now I want you to be puzzled. Write your most burning question on your first sticky note — a question about the boat and its reflection that you cannot answer yet.' Give 60 seconds of silent writing (WAIT TIME 5). Then: 'On your second sticky note, write a question that the folding activity or the explanation raised for you.' After students post their notes, teacher reads five or six aloud with genuine curiosity in their voice: 'Oh — this one asks: if you moved the boat higher above the water, would the reflection go deeper below? That is an extraordinary question. Let us put it here under WHY SAME SIZE.' Teacher says: 'We will return to this board at the end of every lesson. By Lesson 8, every question on this board should have an answer — and YOU will have put it there.'</w:t>
             </w:r>
-            <w:ins w:id="9134" w:author="Claude (AI) - proposed" w:date="2026-10-15T12:57:43Z">
+            <w:ins w:id="9134" w:author="Claude (AI) - proposed" w:date="2026-10-18T00:30:53Z">
               <w:r>
                 <w:rPr>
                   <w:rFonts w:ascii="Arial" w:cs="Arial" w:eastAsia="Arial" w:hAnsi="Arial"/>
@@ -6632,7 +6632,7 @@
             <w:pPr>
               <w:spacing w:after="20" w:before="0"/>
             </w:pPr>
-            <w:hyperlink w:history="1" r:id="rIdjds4cpid1-4kxu5kkidsa">
+            <w:hyperlink w:history="1" r:id="rIdmqpb6imqqtqrtcwlnryum">
               <w:r>
                 <w:rPr>
                   <w:rFonts w:ascii="Arial" w:cs="Arial" w:eastAsia="Arial" w:hAnsi="Arial"/>
@@ -6665,7 +6665,7 @@
               <w:spacing w:after="10" w:before="0"/>
               <w:ind w:left="120"/>
             </w:pPr>
-            <w:hyperlink w:history="1" r:id="rIdrtbglc3xipxqv_fhd9hqe">
+            <w:hyperlink w:history="1" r:id="rId5rwkbklrsoaq1kfgsmt2i">
               <w:r>
                 <w:rPr>
                   <w:rFonts w:ascii="Arial" w:cs="Arial" w:eastAsia="Arial" w:hAnsi="Arial"/>
@@ -6710,7 +6710,7 @@
             <w:pPr>
               <w:spacing w:after="20" w:before="0"/>
             </w:pPr>
-            <w:hyperlink w:history="1" r:id="rIdfdyajuskmub33w_jfar6a">
+            <w:hyperlink w:history="1" r:id="rIdnqdyg-itabyxdgbxziefa">
               <w:r>
                 <w:rPr>
                   <w:rFonts w:ascii="Arial" w:cs="Arial" w:eastAsia="Arial" w:hAnsi="Arial"/>
@@ -6743,7 +6743,7 @@
               <w:spacing w:after="10" w:before="0"/>
               <w:ind w:left="120"/>
             </w:pPr>
-            <w:hyperlink w:history="1" r:id="rIdwzqesehj09r1j_t7o3hf5">
+            <w:hyperlink w:history="1" r:id="rIdyguxlb8s35pwlnxl0m_58">
               <w:r>
                 <w:rPr>
                   <w:rFonts w:ascii="Arial" w:cs="Arial" w:eastAsia="Arial" w:hAnsi="Arial"/>
@@ -6788,7 +6788,7 @@
               </w:rPr>
               <w:t xml:space="preserve">Each student opens their Mathematics notebook to a clean double page headed: MY GROWING MODEL OF REFLECTION AND CONGRUENCE. Teacher models on the board what this page should contain at the end of Lesson 1</w:t>
             </w:r>
-            <w:ins w:id="9135" w:author="Claude (AI) - proposed" w:date="2026-10-15T12:57:43Z">
+            <w:ins w:id="9135" w:author="Claude (AI) - proposed" w:date="2026-10-18T00:30:53Z">
               <w:r>
                 <w:rPr>
                   <w:rFonts w:ascii="Arial" w:cs="Arial" w:eastAsia="Arial" w:hAnsi="Arial"/>
@@ -7296,7 +7296,7 @@
         </w:rPr>
         <w:t xml:space="preserve">© 2026 SeaVuria and ARES. Aligned with KICD objectives. Developed by SeaVuria; technical implementation by ARES (with AI assistance from Claude). Licensed under </w:t>
       </w:r>
-      <w:hyperlink w:history="1" r:id="rId1ite5etxljjcixydxo_52">
+      <w:hyperlink w:history="1" r:id="rIdjxtac6-rlbja1jpcgjp6p">
         <w:r>
           <w:rPr>
             <w:rFonts w:ascii="Arial" w:cs="Arial" w:eastAsia="Arial" w:hAnsi="Arial"/>
@@ -7317,7 +7317,7 @@
         </w:rPr>
         <w:t xml:space="preserve"> (</w:t>
       </w:r>
-      <w:hyperlink w:history="1" r:id="rIdjsk_eipbe9krmgvxllyqh">
+      <w:hyperlink w:history="1" r:id="rIdbqir0sjshcdr-ellbgy9u">
         <w:r>
           <w:rPr>
             <w:rFonts w:ascii="Arial" w:cs="Arial" w:eastAsia="Arial" w:hAnsi="Arial"/>
@@ -7394,7 +7394,7 @@
               </w:rPr>
               <w:t xml:space="preserve">LESSON 2 (</w:t>
             </w:r>
-            <w:del w:id="9136" w:author="Claude (AI) - proposed" w:date="2026-10-15T12:57:43Z">
+            <w:del w:id="9136" w:author="Claude (AI) - proposed" w:date="2026-10-18T00:30:53Z">
               <w:r>
                 <w:rPr>
                   <w:rFonts w:ascii="Arial" w:cs="Arial" w:eastAsia="Arial" w:hAnsi="Arial"/>
@@ -7409,7 +7409,7 @@
                 <w:delText xml:space="preserve">60</w:delText>
               </w:r>
             </w:del>
-            <w:ins w:id="9137" w:author="Claude (AI) - proposed" w:date="2026-10-15T12:57:43Z">
+            <w:ins w:id="9137" w:author="Claude (AI) - proposed" w:date="2026-10-18T00:30:53Z">
               <w:r>
                 <w:rPr>
                   <w:rFonts w:ascii="Arial" w:cs="Arial" w:eastAsia="Arial" w:hAnsi="Arial"/>
@@ -7881,7 +7881,7 @@
               </w:rPr>
               <w:t xml:space="preserve">How do </w:t>
             </w:r>
-            <w:del w:id="9138" w:author="Claude (AI) - proposed" w:date="2026-10-15T12:57:43Z">
+            <w:del w:id="9138" w:author="Claude (AI) - proposed" w:date="2026-10-18T00:30:53Z">
               <w:r>
                 <w:rPr>
                   <w:rFonts w:ascii="Arial" w:cs="Arial" w:eastAsia="Arial" w:hAnsi="Arial"/>
@@ -7896,7 +7896,7 @@
                 <w:delText xml:space="preserve">you apply reflection to real-life situations</w:delText>
               </w:r>
             </w:del>
-            <w:ins w:id="9139" w:author="Claude (AI) - proposed" w:date="2026-10-15T12:57:43Z">
+            <w:ins w:id="9139" w:author="Claude (AI) - proposed" w:date="2026-10-18T00:30:53Z">
               <w:r>
                 <w:rPr>
                   <w:rFonts w:ascii="Arial" w:cs="Arial" w:eastAsia="Arial" w:hAnsi="Arial"/>
@@ -8155,7 +8155,7 @@
               </w:rPr>
               <w:t xml:space="preserve">Lesson 2 sits at the heart of the evidence-gathering sequence. Students begin by revisiting the Lake Victoria phenomenon — the waterline acting as a perfect mirror — and are challenged to place that real-world situation onto a Cartesian grid. Working in pairs, they plot the five vertices of a 'boat' polygon above the x-axis, reflect the shape across the x-axis (the waterline), and record every original and image coordinate in a two-column table. Through guided questioning they articulate the rule (x, y) → (x, −y). The class then repeats the process across the y-axis to find (x, y) → (−x, y). A short ARES video on reflecting points consolidates the discovery. Students close by measuring perpendicular distances from each vertex to each axis, confirming that image points are always equidistant from the line of reflection, and update the Driving Question Board with a new, more powerful question about non-axis mirror lines.</w:t>
             </w:r>
-            <w:ins w:id="9140" w:author="Claude (AI) - proposed" w:date="2026-10-15T12:57:43Z">
+            <w:ins w:id="9140" w:author="Claude (AI) - proposed" w:date="2026-10-18T00:30:53Z">
               <w:r>
                 <w:rPr>
                   <w:rFonts w:ascii="Arial" w:cs="Arial" w:eastAsia="Arial" w:hAnsi="Arial"/>
@@ -8458,7 +8458,7 @@
             <w:pPr>
               <w:spacing w:after="20" w:before="0"/>
             </w:pPr>
-            <w:hyperlink w:history="1" r:id="rIdkltisejrs4pn6kypohfkx">
+            <w:hyperlink w:history="1" r:id="rIdbw6rdfgz8enrpei9g5tyc">
               <w:r>
                 <w:rPr>
                   <w:rFonts w:ascii="Arial" w:cs="Arial" w:eastAsia="Arial" w:hAnsi="Arial"/>
@@ -8491,7 +8491,7 @@
               <w:spacing w:after="10" w:before="0"/>
               <w:ind w:left="120"/>
             </w:pPr>
-            <w:hyperlink w:history="1" r:id="rIdd4sut6qpvq3jaclr5hmvw">
+            <w:hyperlink w:history="1" r:id="rIdrb4wb9rvqoimpgfna1ifv">
               <w:r>
                 <w:rPr>
                   <w:rFonts w:ascii="Arial" w:cs="Arial" w:eastAsia="Arial" w:hAnsi="Arial"/>
@@ -8536,7 +8536,7 @@
             <w:pPr>
               <w:spacing w:after="20" w:before="0"/>
             </w:pPr>
-            <w:hyperlink w:history="1" r:id="rIdsa1lk8zvehls4visyhopk">
+            <w:hyperlink w:history="1" r:id="rIdurowk2ubgpbh6-2xef2ur">
               <w:r>
                 <w:rPr>
                   <w:rFonts w:ascii="Arial" w:cs="Arial" w:eastAsia="Arial" w:hAnsi="Arial"/>
@@ -8569,7 +8569,7 @@
               <w:spacing w:after="10" w:before="0"/>
               <w:ind w:left="120"/>
             </w:pPr>
-            <w:hyperlink w:history="1" r:id="rId6v93e455ohsfd5u8hy3xr">
+            <w:hyperlink w:history="1" r:id="rIdhlmerjnikr1e-kgjsadzv">
               <w:r>
                 <w:rPr>
                   <w:rFonts w:ascii="Arial" w:cs="Arial" w:eastAsia="Arial" w:hAnsi="Arial"/>
@@ -8769,7 +8769,7 @@
             <w:pPr>
               <w:spacing w:after="20" w:before="0"/>
             </w:pPr>
-            <w:hyperlink w:history="1" r:id="rId52tc8wshkzoystiip-hbr">
+            <w:hyperlink w:history="1" r:id="rIdvcjt-e_21f0orzv2x_utt">
               <w:r>
                 <w:rPr>
                   <w:rFonts w:ascii="Arial" w:cs="Arial" w:eastAsia="Arial" w:hAnsi="Arial"/>
@@ -8802,7 +8802,7 @@
               <w:spacing w:after="10" w:before="0"/>
               <w:ind w:left="120"/>
             </w:pPr>
-            <w:hyperlink w:history="1" r:id="rIdi0wgaapknbv0pixncpm6e">
+            <w:hyperlink w:history="1" r:id="rIdo_imck9qw0eqhu4pa_jh8">
               <w:r>
                 <w:rPr>
                   <w:rFonts w:ascii="Arial" w:cs="Arial" w:eastAsia="Arial" w:hAnsi="Arial"/>
@@ -8847,7 +8847,7 @@
             <w:pPr>
               <w:spacing w:after="20" w:before="0"/>
             </w:pPr>
-            <w:hyperlink w:history="1" r:id="rIdmdo0zjqxjjka4jvr93vyx">
+            <w:hyperlink w:history="1" r:id="rIdeb7nbmiypi2oens9l2bmo">
               <w:r>
                 <w:rPr>
                   <w:rFonts w:ascii="Arial" w:cs="Arial" w:eastAsia="Arial" w:hAnsi="Arial"/>
@@ -8880,7 +8880,7 @@
               <w:spacing w:after="10" w:before="0"/>
               <w:ind w:left="120"/>
             </w:pPr>
-            <w:hyperlink w:history="1" r:id="rIdqledaetzz1qjazs5i-xuj">
+            <w:hyperlink w:history="1" r:id="rIdlabiko6lg8ewkteifpdcg">
               <w:r>
                 <w:rPr>
                   <w:rFonts w:ascii="Arial" w:cs="Arial" w:eastAsia="Arial" w:hAnsi="Arial"/>
@@ -8925,7 +8925,7 @@
               </w:rPr>
               <w:t xml:space="preserve">Part A — Video (10 min): Students watch the ARES video 'Reflecting Points on the Cartesian Plane' and the companion clip 'Reflecting Objects across an Axis.' While watching, each student completes a structured viewing guide: they must pause-and-record every time a new coordinate pair (original → image) appears on screen, filling in a running table of at least 6 pairs. Part B — Hands-on Grid Activity (12 min): Each pair receives a large printed Cartesian grid (A3 size, axes labelled −8 to 8 on both x and y). Using the boat vertices from the predict sheet, they: (1) Plot and label original vertices A–E in pencil. (2) Fold the paper along the x-axis and hold it up to the window (or classroom light) to see where the dots show through — mark those positions as A′–E′. (3) Unfold and record A′–E′ coordinates in a two-column table (Original | Image). (4) Repeat: re-fold along the y-axis, mark </w:t>
             </w:r>
-            <w:del w:id="9141" w:author="Claude (AI) - proposed" w:date="2026-10-15T12:57:43Z">
+            <w:del w:id="9141" w:author="Claude (AI) - proposed" w:date="2026-10-18T00:30:53Z">
               <w:r>
                 <w:rPr>
                   <w:rFonts w:ascii="Arial" w:cs="Arial" w:eastAsia="Arial" w:hAnsi="Arial"/>
@@ -8940,7 +8940,7 @@
                 <w:delText xml:space="preserve">B</w:delText>
               </w:r>
             </w:del>
-            <w:ins w:id="9142" w:author="Claude (AI) - proposed" w:date="2026-10-15T12:57:43Z">
+            <w:ins w:id="9142" w:author="Claude (AI) - proposed" w:date="2026-10-18T00:30:53Z">
               <w:r>
                 <w:rPr>
                   <w:rFonts w:ascii="Arial" w:cs="Arial" w:eastAsia="Arial" w:hAnsi="Arial"/>
@@ -9001,7 +9001,7 @@
               </w:rPr>
               <w:t xml:space="preserve">Before playing the video, say: 'As you watch, your only job is to be a data collector. Every time you see a point reflected, record the before and after coordinates in your table. I will stop the video twice to give you time to write.' Pause the video at the 2-minute mark and the 4-minute mark; each time say: 'Pause. 15 seconds — finish writing your current row.' After the video, transition to Part B: 'Now you are going to do exactly what the video showed — but with our Lake Victoria boat. The waterline IS the x-axis. Work with your partner.' Circulate during the fold-and-mark activity. Prompt pairs who are stuck: 'What happens to the height above the waterline when the boat is reflected into the water? Does it grow, shrink, or stay the same?' (WAIT 10 seconds.) For pairs who finish early, pose the extension: 'What do you notice about a point that sits exactly ON the x-axis — what happens to it?' During the perpendicular distance check, ask targeted pairs: 'If the boat is 3 units above the waterline, how far below the waterline is its reflection? What does that tell you about the rule?' (WAIT 12 seconds before cold-calling.)</w:t>
             </w:r>
-            <w:ins w:id="9143" w:author="Claude (AI) - proposed" w:date="2026-10-15T12:57:43Z">
+            <w:ins w:id="9143" w:author="Claude (AI) - proposed" w:date="2026-10-18T00:30:53Z">
               <w:r>
                 <w:rPr>
                   <w:rFonts w:ascii="Arial" w:cs="Arial" w:eastAsia="Arial" w:hAnsi="Arial"/>
@@ -9138,7 +9138,7 @@
             <w:pPr>
               <w:spacing w:after="20" w:before="0"/>
             </w:pPr>
-            <w:hyperlink w:history="1" r:id="rIdqdvhvdkc3namtwwi5mhse">
+            <w:hyperlink w:history="1" r:id="rIdefvxi3ceb-fh1xb4v_ckh">
               <w:r>
                 <w:rPr>
                   <w:rFonts w:ascii="Arial" w:cs="Arial" w:eastAsia="Arial" w:hAnsi="Arial"/>
@@ -9187,7 +9187,7 @@
               <w:spacing w:after="10" w:before="0"/>
               <w:ind w:left="120"/>
             </w:pPr>
-            <w:hyperlink w:history="1" r:id="rIddcnogndg17efmh-rlwrvy">
+            <w:hyperlink w:history="1" r:id="rIdn6kjue62m4qw6bkrwglvy">
               <w:r>
                 <w:rPr>
                   <w:rFonts w:ascii="Arial" w:cs="Arial" w:eastAsia="Arial" w:hAnsi="Arial"/>
@@ -9232,7 +9232,7 @@
             <w:pPr>
               <w:spacing w:after="20" w:before="0"/>
             </w:pPr>
-            <w:hyperlink w:history="1" r:id="rId5t1hbkywwvqudsniw5_6b">
+            <w:hyperlink w:history="1" r:id="rIdghidjvkpjiagjvbrmqrg-">
               <w:r>
                 <w:rPr>
                   <w:rFonts w:ascii="Arial" w:cs="Arial" w:eastAsia="Arial" w:hAnsi="Arial"/>
@@ -9265,7 +9265,7 @@
               <w:spacing w:after="10" w:before="0"/>
               <w:ind w:left="120"/>
             </w:pPr>
-            <w:hyperlink w:history="1" r:id="rIdsndl9igqweoumb8qvsdzp">
+            <w:hyperlink w:history="1" r:id="rIdssuvcd8effvujrb4nlr2q">
               <w:r>
                 <w:rPr>
                   <w:rFonts w:ascii="Arial" w:cs="Arial" w:eastAsia="Arial" w:hAnsi="Arial"/>
@@ -9465,7 +9465,7 @@
             <w:pPr>
               <w:spacing w:after="20" w:before="0"/>
             </w:pPr>
-            <w:hyperlink w:history="1" r:id="rIdayf_umxnkimnmi86za8ez">
+            <w:hyperlink w:history="1" r:id="rIdjqjqmy6vr83bahjfwopbf">
               <w:r>
                 <w:rPr>
                   <w:rFonts w:ascii="Arial" w:cs="Arial" w:eastAsia="Arial" w:hAnsi="Arial"/>
@@ -9514,7 +9514,7 @@
               <w:spacing w:after="10" w:before="0"/>
               <w:ind w:left="120"/>
             </w:pPr>
-            <w:hyperlink w:history="1" r:id="rIdblxdakl1ydeoijuw44pcc">
+            <w:hyperlink w:history="1" r:id="rId6bu3022omrt3wv0ip9pwe">
               <w:r>
                 <w:rPr>
                   <w:rFonts w:ascii="Arial" w:cs="Arial" w:eastAsia="Arial" w:hAnsi="Arial"/>
@@ -9559,7 +9559,7 @@
             <w:pPr>
               <w:spacing w:after="20" w:before="0"/>
             </w:pPr>
-            <w:hyperlink w:history="1" r:id="rIdjuwwwzk3l5moggwqkf5hp">
+            <w:hyperlink w:history="1" r:id="rIdoweeqsrlwgalve0n9nvwx">
               <w:r>
                 <w:rPr>
                   <w:rFonts w:ascii="Arial" w:cs="Arial" w:eastAsia="Arial" w:hAnsi="Arial"/>
@@ -9592,7 +9592,7 @@
               <w:spacing w:after="10" w:before="0"/>
               <w:ind w:left="120"/>
             </w:pPr>
-            <w:hyperlink w:history="1" r:id="rIdyhtzv1xnkozky-dsjldcn">
+            <w:hyperlink w:history="1" r:id="rId6ql8gstd4weuecbgbxh3l">
               <w:r>
                 <w:rPr>
                   <w:rFonts w:ascii="Arial" w:cs="Arial" w:eastAsia="Arial" w:hAnsi="Arial"/>
@@ -9792,7 +9792,7 @@
             <w:pPr>
               <w:spacing w:after="20" w:before="0"/>
             </w:pPr>
-            <w:hyperlink w:history="1" r:id="rIdc9mmnu7krisne9xfiwpjq">
+            <w:hyperlink w:history="1" r:id="rIdna1ozjgtamrr5krpn12hw">
               <w:r>
                 <w:rPr>
                   <w:rFonts w:ascii="Arial" w:cs="Arial" w:eastAsia="Arial" w:hAnsi="Arial"/>
@@ -9841,7 +9841,7 @@
               <w:spacing w:after="10" w:before="0"/>
               <w:ind w:left="120"/>
             </w:pPr>
-            <w:hyperlink w:history="1" r:id="rId9rk2zp6l7f95spqhx5zoy">
+            <w:hyperlink w:history="1" r:id="rIdzb2c1grxjkveincn6dvpe">
               <w:r>
                 <w:rPr>
                   <w:rFonts w:ascii="Arial" w:cs="Arial" w:eastAsia="Arial" w:hAnsi="Arial"/>
@@ -9886,7 +9886,7 @@
             <w:pPr>
               <w:spacing w:after="20" w:before="0"/>
             </w:pPr>
-            <w:hyperlink w:history="1" r:id="rIdd4qdrw5icmmdsigbyeas_">
+            <w:hyperlink w:history="1" r:id="rIdsnmfmifws-2q6vs_0wfoo">
               <w:r>
                 <w:rPr>
                   <w:rFonts w:ascii="Arial" w:cs="Arial" w:eastAsia="Arial" w:hAnsi="Arial"/>
@@ -9935,7 +9935,7 @@
               <w:spacing w:after="10" w:before="0"/>
               <w:ind w:left="120"/>
             </w:pPr>
-            <w:hyperlink w:history="1" r:id="rIdwr3idptl1rd-nlgdhko5_">
+            <w:hyperlink w:history="1" r:id="rIdke7hjyyty12murfqqjbjt">
               <w:r>
                 <w:rPr>
                   <w:rFonts w:ascii="Arial" w:cs="Arial" w:eastAsia="Arial" w:hAnsi="Arial"/>
@@ -9980,7 +9980,7 @@
               </w:rPr>
               <w:t xml:space="preserve">Students open their cumulative 'Reflection Model' booklet (a folded A3 sheet that will grow across all 8 lessons). In Lesson 1 they drew a sketch of the Lake Victoria boat and marked lines of symmetry. Today they add a new layer: (1) They redraw the boat polygon on a Cartesian grid in their booklet, labelling all five original vertices and their x-axis images with coordinate pairs. (2) They annotate the diagram with two 'rule arrows': one showing (x, y) → (x, −y) for the x-axis, and one showing (x, y) → (−x, y) for the y-axis. (3) They draw a double-headed arrow between each original vertex and its image and label it with the measured perpendicular distance, writing the generalisation: 'distance from point to line of reflection = distance from image to line of reflection.' (4) In a 'Congruence Box' at the bottom of the page, they write: 'The image is congruent to the original because reflection preserves shape and size.' (5) They leave a clearly labelled empty space titled 'Lesson 3 addition: What happens when the mirror line is </w:t>
             </w:r>
-            <w:del w:id="9144" w:author="Claude (AI) - proposed" w:date="2026-10-15T12:57:43Z">
+            <w:del w:id="9144" w:author="Claude (AI) - proposed" w:date="2026-10-18T00:30:53Z">
               <w:r>
                 <w:rPr>
                   <w:rFonts w:ascii="Arial" w:cs="Arial" w:eastAsia="Arial" w:hAnsi="Arial"/>
@@ -9995,7 +9995,7 @@
                 <w:delText xml:space="preserve">y = mx + c</w:delText>
               </w:r>
             </w:del>
-            <w:ins w:id="9145" w:author="Claude (AI) - proposed" w:date="2026-10-15T12:57:43Z">
+            <w:ins w:id="9145" w:author="Claude (AI) - proposed" w:date="2026-10-18T00:30:53Z">
               <w:r>
                 <w:rPr>
                   <w:rFonts w:ascii="Arial" w:cs="Arial" w:eastAsia="Arial" w:hAnsi="Arial"/>
@@ -10503,7 +10503,7 @@
         </w:rPr>
         <w:t xml:space="preserve">© 2026 SeaVuria and ARES. Aligned with KICD objectives. Developed by SeaVuria; technical implementation by ARES (with AI assistance from Claude). Licensed under </w:t>
       </w:r>
-      <w:hyperlink w:history="1" r:id="rIdjayccxu_rdv1mqfx-4awu">
+      <w:hyperlink w:history="1" r:id="rId7bn8oxrh-p-vzu3whvoi1">
         <w:r>
           <w:rPr>
             <w:rFonts w:ascii="Arial" w:cs="Arial" w:eastAsia="Arial" w:hAnsi="Arial"/>
@@ -10524,7 +10524,7 @@
         </w:rPr>
         <w:t xml:space="preserve"> (</w:t>
       </w:r>
-      <w:hyperlink w:history="1" r:id="rIdkud7ojdxpmobkwv00z5oe">
+      <w:hyperlink w:history="1" r:id="rIdvfsijl7_ajpvng0bjnpnm">
         <w:r>
           <w:rPr>
             <w:rFonts w:ascii="Arial" w:cs="Arial" w:eastAsia="Arial" w:hAnsi="Arial"/>
@@ -11045,7 +11045,7 @@
               </w:rPr>
               <w:t xml:space="preserve">How do </w:t>
             </w:r>
-            <w:del w:id="9146" w:author="Claude (AI) - proposed" w:date="2026-10-15T12:57:43Z">
+            <w:del w:id="9146" w:author="Claude (AI) - proposed" w:date="2026-10-18T00:30:53Z">
               <w:r>
                 <w:rPr>
                   <w:rFonts w:ascii="Arial" w:cs="Arial" w:eastAsia="Arial" w:hAnsi="Arial"/>
@@ -11060,7 +11060,7 @@
                 <w:delText xml:space="preserve">you apply reflection to real-life situations</w:delText>
               </w:r>
             </w:del>
-            <w:ins w:id="9147" w:author="Claude (AI) - proposed" w:date="2026-10-15T12:57:43Z">
+            <w:ins w:id="9147" w:author="Claude (AI) - proposed" w:date="2026-10-18T00:30:53Z">
               <w:r>
                 <w:rPr>
                   <w:rFonts w:ascii="Arial" w:cs="Arial" w:eastAsia="Arial" w:hAnsi="Arial"/>
@@ -11319,7 +11319,7 @@
               </w:rPr>
               <w:t xml:space="preserve">The lesson opens by reconnecting to the Lake Victoria phenomenon: the teacher asks what would happen if the waterline were NOT at y = 0 but instead at y = 2 — would the reflection rule still hold? Students make written predictions. They then work through a structured activity in which they reflect named matatu-route landmarks (plotted as points and a simple polygon) across y = 2, y = minus4, x = 3, and x = minus1 on a Cartesian grid, recording image coordinates in a table and deriving the general rules. A sensemaking discussion surfaces the underlying distance principle and compares this lesson to the previous one. Students update their cumulative Cartesian models and add a new sticky note to the Driving Question Board.</w:t>
             </w:r>
-            <w:ins w:id="9148" w:author="Claude (AI) - proposed" w:date="2026-10-15T12:57:43Z">
+            <w:ins w:id="9148" w:author="Claude (AI) - proposed" w:date="2026-10-18T00:30:53Z">
               <w:r>
                 <w:rPr>
                   <w:rFonts w:ascii="Arial" w:cs="Arial" w:eastAsia="Arial" w:hAnsi="Arial"/>
@@ -11622,7 +11622,7 @@
             <w:pPr>
               <w:spacing w:after="20" w:before="0"/>
             </w:pPr>
-            <w:hyperlink w:history="1" r:id="rIdg2g2p2flb1nfjvcvkmg2e">
+            <w:hyperlink w:history="1" r:id="rIdnqimudz6rlgfv8prz9vzl">
               <w:r>
                 <w:rPr>
                   <w:rFonts w:ascii="Arial" w:cs="Arial" w:eastAsia="Arial" w:hAnsi="Arial"/>
@@ -11655,7 +11655,7 @@
               <w:spacing w:after="10" w:before="0"/>
               <w:ind w:left="120"/>
             </w:pPr>
-            <w:hyperlink w:history="1" r:id="rIdk_3v_e_qtwoldjypinzt_">
+            <w:hyperlink w:history="1" r:id="rId8h-7kac_kdtb5ww9yuhiw">
               <w:r>
                 <w:rPr>
                   <w:rFonts w:ascii="Arial" w:cs="Arial" w:eastAsia="Arial" w:hAnsi="Arial"/>
@@ -11700,7 +11700,7 @@
             <w:pPr>
               <w:spacing w:after="20" w:before="0"/>
             </w:pPr>
-            <w:hyperlink w:history="1" r:id="rIdxo6qglp0akec591c0v05s">
+            <w:hyperlink w:history="1" r:id="rIdfkoiiuo3zmqcbfu3vc9wo">
               <w:r>
                 <w:rPr>
                   <w:rFonts w:ascii="Arial" w:cs="Arial" w:eastAsia="Arial" w:hAnsi="Arial"/>
@@ -11733,7 +11733,7 @@
               <w:spacing w:after="10" w:before="0"/>
               <w:ind w:left="120"/>
             </w:pPr>
-            <w:hyperlink w:history="1" r:id="rIdavvogvv07z9qu1y9v5ywu">
+            <w:hyperlink w:history="1" r:id="rIdzsafzohb80ptklpdqzdmc">
               <w:r>
                 <w:rPr>
                   <w:rFonts w:ascii="Arial" w:cs="Arial" w:eastAsia="Arial" w:hAnsi="Arial"/>
@@ -11933,7 +11933,7 @@
             <w:pPr>
               <w:spacing w:after="20" w:before="0"/>
             </w:pPr>
-            <w:hyperlink w:history="1" r:id="rIdv9olmohu6a7zj7trfd46f">
+            <w:hyperlink w:history="1" r:id="rIdrmrestqhn9bqyd3ffdfvk">
               <w:r>
                 <w:rPr>
                   <w:rFonts w:ascii="Arial" w:cs="Arial" w:eastAsia="Arial" w:hAnsi="Arial"/>
@@ -11966,7 +11966,7 @@
               <w:spacing w:after="10" w:before="0"/>
               <w:ind w:left="120"/>
             </w:pPr>
-            <w:hyperlink w:history="1" r:id="rIdef4q4ue5okkwlmoyqce0c">
+            <w:hyperlink w:history="1" r:id="rIdh7caz4aumlzfyg_1aakmi">
               <w:r>
                 <w:rPr>
                   <w:rFonts w:ascii="Arial" w:cs="Arial" w:eastAsia="Arial" w:hAnsi="Arial"/>
@@ -12011,7 +12011,7 @@
             <w:pPr>
               <w:spacing w:after="20" w:before="0"/>
             </w:pPr>
-            <w:hyperlink w:history="1" r:id="rIdv02yjl5rrdqk18gcy_we6">
+            <w:hyperlink w:history="1" r:id="rIdlmfwwjz2zau3d9oexr-y7">
               <w:r>
                 <w:rPr>
                   <w:rFonts w:ascii="Arial" w:cs="Arial" w:eastAsia="Arial" w:hAnsi="Arial"/>
@@ -12044,7 +12044,7 @@
               <w:spacing w:after="10" w:before="0"/>
               <w:ind w:left="120"/>
             </w:pPr>
-            <w:hyperlink w:history="1" r:id="rId3qoxpmzvo43grhzcrsllh">
+            <w:hyperlink w:history="1" r:id="rIdqq2gszbmqnxbpwwsltu_q">
               <w:r>
                 <w:rPr>
                   <w:rFonts w:ascii="Arial" w:cs="Arial" w:eastAsia="Arial" w:hAnsi="Arial"/>
@@ -12089,7 +12089,7 @@
               </w:rPr>
               <w:t xml:space="preserve">Students receive the Matatu Map Activity Sheet, which contains two pre-drawn Cartesian grids (axes from minus8 to 8 on both axes) and a supporting phenomenon context: a matatu company is designing a new route map for Kisumu and needs to create a mirror-image district layout for a planned expansion on the other side of a new road. Task 1 uses the line y = 2 as the road (mirror line). Four landmark points are given: the market at A(1, 5), the school at B(3, 4), the hospital at C(minus2, 6), and the bus terminus at D(4, 7). Students plot these, then physically count grid squares from each point perpendicularly to y = 2, continue the same number of squares on the other side, and plot the image points A-prime through D-prime. They record original and image coordinates in a table with columns: Point, Original coordinates, Distance above y=2, Image coordinates, Distance below y=2. Task 2 </w:t>
             </w:r>
-            <w:del w:id="9149" w:author="Claude (AI) - proposed" w:date="2026-10-15T12:57:43Z">
+            <w:del w:id="9149" w:author="Claude (AI) - proposed" w:date="2026-10-18T00:30:53Z">
               <w:r>
                 <w:rPr>
                   <w:rFonts w:ascii="Arial" w:cs="Arial" w:eastAsia="Arial" w:hAnsi="Arial"/>
@@ -12104,7 +12104,7 @@
                 <w:delText xml:space="preserve">repeats the process for the polygon formed by A, B, C, D reflected</w:delText>
               </w:r>
             </w:del>
-            <w:ins w:id="9150" w:author="Claude (AI) - proposed" w:date="2026-10-15T12:57:43Z">
+            <w:ins w:id="9150" w:author="Claude (AI) - proposed" w:date="2026-10-18T00:30:53Z">
               <w:r>
                 <w:rPr>
                   <w:rFonts w:ascii="Arial" w:cs="Arial" w:eastAsia="Arial" w:hAnsi="Arial"/>
@@ -12132,7 +12132,7 @@
               </w:rPr>
               <w:t xml:space="preserve"> across y = minus4</w:t>
             </w:r>
-            <w:ins w:id="9151" w:author="Claude (AI) - proposed" w:date="2026-10-15T12:57:43Z">
+            <w:ins w:id="9151" w:author="Claude (AI) - proposed" w:date="2026-10-18T00:30:53Z">
               <w:r>
                 <w:rPr>
                   <w:rFonts w:ascii="Arial" w:cs="Arial" w:eastAsia="Arial" w:hAnsi="Arial"/>
@@ -12160,7 +12160,7 @@
               </w:rPr>
               <w:t xml:space="preserve">. Task 3 reflects </w:t>
             </w:r>
-            <w:del w:id="9152" w:author="Claude (AI) - proposed" w:date="2026-10-15T12:57:43Z">
+            <w:del w:id="9152" w:author="Claude (AI) - proposed" w:date="2026-10-18T00:30:53Z">
               <w:r>
                 <w:rPr>
                   <w:rFonts w:ascii="Arial" w:cs="Arial" w:eastAsia="Arial" w:hAnsi="Arial"/>
@@ -12175,7 +12175,7 @@
                 <w:delText xml:space="preserve">two points</w:delText>
               </w:r>
             </w:del>
-            <w:ins w:id="9153" w:author="Claude (AI) - proposed" w:date="2026-10-15T12:57:43Z">
+            <w:ins w:id="9153" w:author="Claude (AI) - proposed" w:date="2026-10-18T00:30:53Z">
               <w:r>
                 <w:rPr>
                   <w:rFonts w:ascii="Arial" w:cs="Arial" w:eastAsia="Arial" w:hAnsi="Arial"/>
@@ -12203,7 +12203,7 @@
               </w:rPr>
               <w:t xml:space="preserve"> across x = 3</w:t>
             </w:r>
-            <w:ins w:id="9154" w:author="Claude (AI) - proposed" w:date="2026-10-15T12:57:43Z">
+            <w:ins w:id="9154" w:author="Claude (AI) - proposed" w:date="2026-10-18T00:30:53Z">
               <w:r>
                 <w:rPr>
                   <w:rFonts w:ascii="Arial" w:cs="Arial" w:eastAsia="Arial" w:hAnsi="Arial"/>
@@ -12231,7 +12231,7 @@
               </w:rPr>
               <w:t xml:space="preserve">. Task 4 reflects </w:t>
             </w:r>
-            <w:del w:id="9155" w:author="Claude (AI) - proposed" w:date="2026-10-15T12:57:43Z">
+            <w:del w:id="9155" w:author="Claude (AI) - proposed" w:date="2026-10-18T00:30:53Z">
               <w:r>
                 <w:rPr>
                   <w:rFonts w:ascii="Arial" w:cs="Arial" w:eastAsia="Arial" w:hAnsi="Arial"/>
@@ -12246,7 +12246,7 @@
                 <w:delText xml:space="preserve">two points</w:delText>
               </w:r>
             </w:del>
-            <w:ins w:id="9156" w:author="Claude (AI) - proposed" w:date="2026-10-15T12:57:43Z">
+            <w:ins w:id="9156" w:author="Claude (AI) - proposed" w:date="2026-10-18T00:30:53Z">
               <w:r>
                 <w:rPr>
                   <w:rFonts w:ascii="Arial" w:cs="Arial" w:eastAsia="Arial" w:hAnsi="Arial"/>
@@ -12274,7 +12274,7 @@
               </w:rPr>
               <w:t xml:space="preserve"> across x = minus1</w:t>
             </w:r>
-            <w:ins w:id="9157" w:author="Claude (AI) - proposed" w:date="2026-10-15T12:57:43Z">
+            <w:ins w:id="9157" w:author="Claude (AI) - proposed" w:date="2026-10-18T00:30:53Z">
               <w:r>
                 <w:rPr>
                   <w:rFonts w:ascii="Arial" w:cs="Arial" w:eastAsia="Arial" w:hAnsi="Arial"/>
@@ -12335,7 +12335,7 @@
               </w:rPr>
               <w:t xml:space="preserve">Teacher says: Your matatu company needs to map out the mirror-image district. The road — your mirror line — is y = 2. Do NOT use any formula yet. Count the squares. For the market at (1, 5): how many squares above y = 2 is it? Count aloud with your partner. [WAIT TIME: 20 seconds.] Good — three squares above. So the image must be three squares below y = 2. What y-coordinate does that give? [WAIT TIME: 15 seconds.] Right — y = minus1. Fill in your table. Continue with B, C, D on your own. [WAIT TIME: </w:t>
             </w:r>
-            <w:del w:id="9158" w:author="Claude (AI) - proposed" w:date="2026-10-15T12:57:43Z">
+            <w:del w:id="9158" w:author="Claude (AI) - proposed" w:date="2026-10-18T00:30:53Z">
               <w:r>
                 <w:rPr>
                   <w:rFonts w:ascii="Arial" w:cs="Arial" w:eastAsia="Arial" w:hAnsi="Arial"/>
@@ -12350,7 +12350,7 @@
                 <w:delText xml:space="preserve">3</w:delText>
               </w:r>
             </w:del>
-            <w:ins w:id="9159" w:author="Claude (AI) - proposed" w:date="2026-10-15T12:57:43Z">
+            <w:ins w:id="9159" w:author="Claude (AI) - proposed" w:date="2026-10-18T00:30:53Z">
               <w:r>
                 <w:rPr>
                   <w:rFonts w:ascii="Arial" w:cs="Arial" w:eastAsia="Arial" w:hAnsi="Arial"/>
@@ -12378,7 +12378,7 @@
               </w:rPr>
               <w:t xml:space="preserve"> minutes for Tasks 1 and 2, circulating and prompting with: What is the perpendicular distance from this point to the mirror line? and Is your image on the correct side?] For Tasks 3 and 4 the mirror line is vertical — x = 3 or x = minus1. Pause before you start: will you count horizontally or vertically this time? Discuss with your partner. [WAIT TIME: 30 seconds.] Proceed — </w:t>
             </w:r>
-            <w:del w:id="9160" w:author="Claude (AI) - proposed" w:date="2026-10-15T12:57:43Z">
+            <w:del w:id="9160" w:author="Claude (AI) - proposed" w:date="2026-10-18T00:30:53Z">
               <w:r>
                 <w:rPr>
                   <w:rFonts w:ascii="Arial" w:cs="Arial" w:eastAsia="Arial" w:hAnsi="Arial"/>
@@ -12393,7 +12393,7 @@
                 <w:delText xml:space="preserve">2</w:delText>
               </w:r>
             </w:del>
-            <w:ins w:id="9161" w:author="Claude (AI) - proposed" w:date="2026-10-15T12:57:43Z">
+            <w:ins w:id="9161" w:author="Claude (AI) - proposed" w:date="2026-10-18T00:30:53Z">
               <w:r>
                 <w:rPr>
                   <w:rFonts w:ascii="Arial" w:cs="Arial" w:eastAsia="Arial" w:hAnsi="Arial"/>
@@ -12543,7 +12543,7 @@
             <w:pPr>
               <w:spacing w:after="20" w:before="0"/>
             </w:pPr>
-            <w:hyperlink w:history="1" r:id="rIdej3lbmy8zqncmlhexr1vj">
+            <w:hyperlink w:history="1" r:id="rIdrijophakfxdxqq2b8dwsv">
               <w:r>
                 <w:rPr>
                   <w:rFonts w:ascii="Arial" w:cs="Arial" w:eastAsia="Arial" w:hAnsi="Arial"/>
@@ -12592,7 +12592,7 @@
               <w:spacing w:after="10" w:before="0"/>
               <w:ind w:left="120"/>
             </w:pPr>
-            <w:hyperlink w:history="1" r:id="rIdpzinwhhoql8o8tbnp6lyu">
+            <w:hyperlink w:history="1" r:id="rIdhykye4zsiqqj4fgfejilu">
               <w:r>
                 <w:rPr>
                   <w:rFonts w:ascii="Arial" w:cs="Arial" w:eastAsia="Arial" w:hAnsi="Arial"/>
@@ -12637,7 +12637,7 @@
             <w:pPr>
               <w:spacing w:after="20" w:before="0"/>
             </w:pPr>
-            <w:hyperlink w:history="1" r:id="rIdwmuyknae2yrhpxq6ybk0v">
+            <w:hyperlink w:history="1" r:id="rIdlbathdij7q16ruhwe3jr2">
               <w:r>
                 <w:rPr>
                   <w:rFonts w:ascii="Arial" w:cs="Arial" w:eastAsia="Arial" w:hAnsi="Arial"/>
@@ -12670,7 +12670,7 @@
               <w:spacing w:after="10" w:before="0"/>
               <w:ind w:left="120"/>
             </w:pPr>
-            <w:hyperlink w:history="1" r:id="rIdfs46osat8cq6v6f9as_6c">
+            <w:hyperlink w:history="1" r:id="rIdrvwgnyr5rvop0dvfkdihe">
               <w:r>
                 <w:rPr>
                   <w:rFonts w:ascii="Arial" w:cs="Arial" w:eastAsia="Arial" w:hAnsi="Arial"/>
@@ -12715,7 +12715,7 @@
               </w:rPr>
               <w:t xml:space="preserve">After completing the activity sheet, students examine their completed coordinate tables and are guided to articulate the general rule. The teacher writes a partially completed table on the board for y = 2: original (1, 5) and image (1, minus1); original (3, 4) and image (3, </w:t>
             </w:r>
-            <w:del w:id="9162" w:author="Claude (AI) - proposed" w:date="2026-10-15T12:57:43Z">
+            <w:del w:id="9162" w:author="Claude (AI) - proposed" w:date="2026-10-18T00:30:53Z">
               <w:r>
                 <w:rPr>
                   <w:rFonts w:ascii="Arial" w:cs="Arial" w:eastAsia="Arial" w:hAnsi="Arial"/>
@@ -12730,7 +12730,7 @@
                 <w:delText xml:space="preserve">1</w:delText>
               </w:r>
             </w:del>
-            <w:ins w:id="9163" w:author="Claude (AI) - proposed" w:date="2026-10-15T12:57:43Z">
+            <w:ins w:id="9163" w:author="Claude (AI) - proposed" w:date="2026-10-18T00:30:53Z">
               <w:r>
                 <w:rPr>
                   <w:rFonts w:ascii="Arial" w:cs="Arial" w:eastAsia="Arial" w:hAnsi="Arial"/>
@@ -12758,7 +12758,7 @@
               </w:rPr>
               <w:t xml:space="preserve">); original (minus2, 6) and image (minus2, minus2); original (4, 7) and image (4, minus3). Students are asked to write in their notebooks: what operation was performed on the y-coordinate in each case? They share responses and the class works together to express the pattern as y-image = 2 times 2 minus y-original = 4 minus y-original, leading to the general rule for y = k: image is (x, 2k minus y). The teacher then repeats the algebraic generalisation for x = k, giving image (2k minus x, y). A brief class discussion connects this to the previous lesson: when k = 0 the rule gives (x, minus y) for </w:t>
             </w:r>
-            <w:del w:id="9164" w:author="Claude (AI) - proposed" w:date="2026-10-15T12:57:43Z">
+            <w:del w:id="9164" w:author="Claude (AI) - proposed" w:date="2026-10-18T00:30:53Z">
               <w:r>
                 <w:rPr>
                   <w:rFonts w:ascii="Arial" w:cs="Arial" w:eastAsia="Arial" w:hAnsi="Arial"/>
@@ -12773,7 +12773,7 @@
                 <w:delText xml:space="preserve">y-axis reflection</w:delText>
               </w:r>
             </w:del>
-            <w:ins w:id="9165" w:author="Claude (AI) - proposed" w:date="2026-10-15T12:57:43Z">
+            <w:ins w:id="9165" w:author="Claude (AI) - proposed" w:date="2026-10-18T00:30:53Z">
               <w:r>
                 <w:rPr>
                   <w:rFonts w:ascii="Arial" w:cs="Arial" w:eastAsia="Arial" w:hAnsi="Arial"/>
@@ -12801,7 +12801,7 @@
               </w:rPr>
               <w:t xml:space="preserve"> and (minus x, y) for </w:t>
             </w:r>
-            <w:del w:id="9166" w:author="Claude (AI) - proposed" w:date="2026-10-15T12:57:43Z">
+            <w:del w:id="9166" w:author="Claude (AI) - proposed" w:date="2026-10-18T00:30:53Z">
               <w:r>
                 <w:rPr>
                   <w:rFonts w:ascii="Arial" w:cs="Arial" w:eastAsia="Arial" w:hAnsi="Arial"/>
@@ -12816,7 +12816,7 @@
                 <w:delText xml:space="preserve">x-axis reflection</w:delText>
               </w:r>
             </w:del>
-            <w:ins w:id="9167" w:author="Claude (AI) - proposed" w:date="2026-10-15T12:57:43Z">
+            <w:ins w:id="9167" w:author="Claude (AI) - proposed" w:date="2026-10-18T00:30:53Z">
               <w:r>
                 <w:rPr>
                   <w:rFonts w:ascii="Arial" w:cs="Arial" w:eastAsia="Arial" w:hAnsi="Arial"/>
@@ -12877,7 +12877,7 @@
               </w:rPr>
               <w:t xml:space="preserve">Teacher points to the table on the board and says: Look at the y-coordinates only. Original is 5, image is minus1. Original is 4, image is </w:t>
             </w:r>
-            <w:del w:id="9168" w:author="Claude (AI) - proposed" w:date="2026-10-15T12:57:43Z">
+            <w:del w:id="9168" w:author="Claude (AI) - proposed" w:date="2026-10-18T00:30:53Z">
               <w:r>
                 <w:rPr>
                   <w:rFonts w:ascii="Arial" w:cs="Arial" w:eastAsia="Arial" w:hAnsi="Arial"/>
@@ -12892,7 +12892,7 @@
                 <w:delText xml:space="preserve">1</w:delText>
               </w:r>
             </w:del>
-            <w:ins w:id="9169" w:author="Claude (AI) - proposed" w:date="2026-10-15T12:57:43Z">
+            <w:ins w:id="9169" w:author="Claude (AI) - proposed" w:date="2026-10-18T00:30:53Z">
               <w:r>
                 <w:rPr>
                   <w:rFonts w:ascii="Arial" w:cs="Arial" w:eastAsia="Arial" w:hAnsi="Arial"/>
@@ -12986,7 +12986,7 @@
               </w:rPr>
               <w:t xml:space="preserve">Teacher poses an exit check on the board: What is the image of (minus3, 1) under reflection in y = minus4? Students write the answer on a sticky note and hold it up. Teacher scans for (minus3, minus9). Common error: (minus3, minus5) indicates the student </w:t>
             </w:r>
-            <w:del w:id="9170" w:author="Claude (AI) - proposed" w:date="2026-10-15T12:57:43Z">
+            <w:del w:id="9170" w:author="Claude (AI) - proposed" w:date="2026-10-18T00:30:53Z">
               <w:r>
                 <w:rPr>
                   <w:rFonts w:ascii="Arial" w:cs="Arial" w:eastAsia="Arial" w:hAnsi="Arial"/>
@@ -13001,7 +13001,7 @@
                 <w:delText xml:space="preserve">subtracted 4 instead of applying</w:delText>
               </w:r>
             </w:del>
-            <w:ins w:id="9171" w:author="Claude (AI) - proposed" w:date="2026-10-15T12:57:43Z">
+            <w:ins w:id="9171" w:author="Claude (AI) - proposed" w:date="2026-10-18T00:30:53Z">
               <w:r>
                 <w:rPr>
                   <w:rFonts w:ascii="Arial" w:cs="Arial" w:eastAsia="Arial" w:hAnsi="Arial"/>
@@ -13029,7 +13029,7 @@
               </w:rPr>
               <w:t xml:space="preserve"> 2k minus y with k = minus4</w:t>
             </w:r>
-            <w:ins w:id="9172" w:author="Claude (AI) - proposed" w:date="2026-10-15T12:57:43Z">
+            <w:ins w:id="9172" w:author="Claude (AI) - proposed" w:date="2026-10-18T00:30:53Z">
               <w:r>
                 <w:rPr>
                   <w:rFonts w:ascii="Arial" w:cs="Arial" w:eastAsia="Arial" w:hAnsi="Arial"/>
@@ -13113,7 +13113,7 @@
             <w:pPr>
               <w:spacing w:after="20" w:before="0"/>
             </w:pPr>
-            <w:hyperlink w:history="1" r:id="rIdcgul86a-dxupds88ci5h7">
+            <w:hyperlink w:history="1" r:id="rId4ibol6kk_h4l43tjzgdes">
               <w:r>
                 <w:rPr>
                   <w:rFonts w:ascii="Arial" w:cs="Arial" w:eastAsia="Arial" w:hAnsi="Arial"/>
@@ -13162,7 +13162,7 @@
               <w:spacing w:after="10" w:before="0"/>
               <w:ind w:left="120"/>
             </w:pPr>
-            <w:hyperlink w:history="1" r:id="rIdbyib6heqaqrozrbxnjman">
+            <w:hyperlink w:history="1" r:id="rIdsq70nfincntt4d703urn_">
               <w:r>
                 <w:rPr>
                   <w:rFonts w:ascii="Arial" w:cs="Arial" w:eastAsia="Arial" w:hAnsi="Arial"/>
@@ -13207,7 +13207,7 @@
             <w:pPr>
               <w:spacing w:after="20" w:before="0"/>
             </w:pPr>
-            <w:hyperlink w:history="1" r:id="rIdnzt25l3-xsv0ikrpz19ue">
+            <w:hyperlink w:history="1" r:id="rIdapoq2udburpicfe-2ldiq">
               <w:r>
                 <w:rPr>
                   <w:rFonts w:ascii="Arial" w:cs="Arial" w:eastAsia="Arial" w:hAnsi="Arial"/>
@@ -13240,7 +13240,7 @@
               <w:spacing w:after="10" w:before="0"/>
               <w:ind w:left="120"/>
             </w:pPr>
-            <w:hyperlink w:history="1" r:id="rIddehb8adssdcc3jkynhi4s">
+            <w:hyperlink w:history="1" r:id="rIdk67eajrcpjz2n5vfjxs-j">
               <w:r>
                 <w:rPr>
                   <w:rFonts w:ascii="Arial" w:cs="Arial" w:eastAsia="Arial" w:hAnsi="Arial"/>
@@ -13440,7 +13440,7 @@
             <w:pPr>
               <w:spacing w:after="20" w:before="0"/>
             </w:pPr>
-            <w:hyperlink w:history="1" r:id="rIdhalihz5xbuxqgclu4a-fw">
+            <w:hyperlink w:history="1" r:id="rId6h7owhbvpkwvxvoblrgpf">
               <w:r>
                 <w:rPr>
                   <w:rFonts w:ascii="Arial" w:cs="Arial" w:eastAsia="Arial" w:hAnsi="Arial"/>
@@ -13489,7 +13489,7 @@
               <w:spacing w:after="10" w:before="0"/>
               <w:ind w:left="120"/>
             </w:pPr>
-            <w:hyperlink w:history="1" r:id="rId48b0krh-40zb6yyb8761r">
+            <w:hyperlink w:history="1" r:id="rIdzapf6cwqcryh7dzzv1xp8">
               <w:r>
                 <w:rPr>
                   <w:rFonts w:ascii="Arial" w:cs="Arial" w:eastAsia="Arial" w:hAnsi="Arial"/>
@@ -13534,7 +13534,7 @@
             <w:pPr>
               <w:spacing w:after="20" w:before="0"/>
             </w:pPr>
-            <w:hyperlink w:history="1" r:id="rIdow4lat4onjhuuhd7fe-_x">
+            <w:hyperlink w:history="1" r:id="rIdhkj4vuehx3hqoicufp16x">
               <w:r>
                 <w:rPr>
                   <w:rFonts w:ascii="Arial" w:cs="Arial" w:eastAsia="Arial" w:hAnsi="Arial"/>
@@ -13583,7 +13583,7 @@
               <w:spacing w:after="10" w:before="0"/>
               <w:ind w:left="120"/>
             </w:pPr>
-            <w:hyperlink w:history="1" r:id="rIde_itggqas9vaa3hrzolmk">
+            <w:hyperlink w:history="1" r:id="rIdhbt4d7rmbuh3umyun_6_0">
               <w:r>
                 <w:rPr>
                   <w:rFonts w:ascii="Arial" w:cs="Arial" w:eastAsia="Arial" w:hAnsi="Arial"/>
@@ -14108,7 +14108,7 @@
         </w:rPr>
         <w:t xml:space="preserve">© 2026 SeaVuria and ARES. Aligned with KICD objectives. Developed by SeaVuria; technical implementation by ARES (with AI assistance from Claude). Licensed under </w:t>
       </w:r>
-      <w:hyperlink w:history="1" r:id="rIdfpms5w-b0gcfmeztu4orf">
+      <w:hyperlink w:history="1" r:id="rId2cnnfetjyib8g0z8yomif">
         <w:r>
           <w:rPr>
             <w:rFonts w:ascii="Arial" w:cs="Arial" w:eastAsia="Arial" w:hAnsi="Arial"/>
@@ -14129,7 +14129,7 @@
         </w:rPr>
         <w:t xml:space="preserve"> (</w:t>
       </w:r>
-      <w:hyperlink w:history="1" r:id="rIdlzv_rk4xou70bz1mm8x-l">
+      <w:hyperlink w:history="1" r:id="rIdkrr9g4yrrceeruku4egjf">
         <w:r>
           <w:rPr>
             <w:rFonts w:ascii="Arial" w:cs="Arial" w:eastAsia="Arial" w:hAnsi="Arial"/>
@@ -14650,7 +14650,7 @@
               </w:rPr>
               <w:t xml:space="preserve">How do </w:t>
             </w:r>
-            <w:del w:id="9173" w:author="Claude (AI) - proposed" w:date="2026-10-15T12:57:43Z">
+            <w:del w:id="9173" w:author="Claude (AI) - proposed" w:date="2026-10-18T00:30:53Z">
               <w:r>
                 <w:rPr>
                   <w:rFonts w:ascii="Arial" w:cs="Arial" w:eastAsia="Arial" w:hAnsi="Arial"/>
@@ -14665,7 +14665,7 @@
                 <w:delText xml:space="preserve">you apply reflection to real-life situations</w:delText>
               </w:r>
             </w:del>
-            <w:ins w:id="9174" w:author="Claude (AI) - proposed" w:date="2026-10-15T12:57:43Z">
+            <w:ins w:id="9174" w:author="Claude (AI) - proposed" w:date="2026-10-18T00:30:53Z">
               <w:r>
                 <w:rPr>
                   <w:rFonts w:ascii="Arial" w:cs="Arial" w:eastAsia="Arial" w:hAnsi="Arial"/>
@@ -14924,7 +14924,7 @@
               </w:rPr>
               <w:t xml:space="preserve">Lesson 4 of 8 in the evidence-gathering sequence. Students begin by revisiting the Driving Question Board and briefly recapping the reflection rules discovered in Lessons 1–3 (reflections across horizontal and vertical lines). The lesson then pivots to a supporting phenomenon: the geometric tile patterns on the walls of old buildings in Mombasa's Old Town, where diagonal lines of symmetry are visible. Through a full Predict–Observe–Explain cycle, students investigate reflections across y = x and y = −x, discover the coordinate transformation rules, address the productive misconception that 'diagonal reflections look like rotations', and update the DQB with new evidence. The lesson closes with a cumulative model revision in which students annotate their running 'Lake Victoria reflection model' to include diagonal mirror lines. All activities reinforce the core insight: regardless of the orientation of the mirror line, every reflected image is congruent to its original — same shape, same size, equidistant from the line of reflection.</w:t>
             </w:r>
-            <w:ins w:id="9175" w:author="Claude (AI) - proposed" w:date="2026-10-15T12:57:43Z">
+            <w:ins w:id="9175" w:author="Claude (AI) - proposed" w:date="2026-10-18T00:30:53Z">
               <w:r>
                 <w:rPr>
                   <w:rFonts w:ascii="Arial" w:cs="Arial" w:eastAsia="Arial" w:hAnsi="Arial"/>
@@ -15227,7 +15227,7 @@
             <w:pPr>
               <w:spacing w:after="20" w:before="0"/>
             </w:pPr>
-            <w:hyperlink w:history="1" r:id="rIdcnaypxyxj44aogwodxk58">
+            <w:hyperlink w:history="1" r:id="rIdfbmsk6lofnm0vwzra_oan">
               <w:r>
                 <w:rPr>
                   <w:rFonts w:ascii="Arial" w:cs="Arial" w:eastAsia="Arial" w:hAnsi="Arial"/>
@@ -15260,7 +15260,7 @@
               <w:spacing w:after="10" w:before="0"/>
               <w:ind w:left="120"/>
             </w:pPr>
-            <w:hyperlink w:history="1" r:id="rIdd92p3yqjecfyp8ulgqedp">
+            <w:hyperlink w:history="1" r:id="rIdzp9kigcboaoj-imy5pwqk">
               <w:r>
                 <w:rPr>
                   <w:rFonts w:ascii="Arial" w:cs="Arial" w:eastAsia="Arial" w:hAnsi="Arial"/>
@@ -15305,7 +15305,7 @@
             <w:pPr>
               <w:spacing w:after="20" w:before="0"/>
             </w:pPr>
-            <w:hyperlink w:history="1" r:id="rIdmq7n4zb3ubioyzyk5a_ep">
+            <w:hyperlink w:history="1" r:id="rId_u_ip01_q_x5cuehedssi">
               <w:r>
                 <w:rPr>
                   <w:rFonts w:ascii="Arial" w:cs="Arial" w:eastAsia="Arial" w:hAnsi="Arial"/>
@@ -15338,7 +15338,7 @@
               <w:spacing w:after="10" w:before="0"/>
               <w:ind w:left="120"/>
             </w:pPr>
-            <w:hyperlink w:history="1" r:id="rIdi8ptwzg7zfphvtlxbwpoc">
+            <w:hyperlink w:history="1" r:id="rIdyzlcegxfgmj-vc_ozn2e1">
               <w:r>
                 <w:rPr>
                   <w:rFonts w:ascii="Arial" w:cs="Arial" w:eastAsia="Arial" w:hAnsi="Arial"/>
@@ -15383,7 +15383,7 @@
               </w:rPr>
               <w:t xml:space="preserve">Students are shown a projected image of a decorative </w:t>
             </w:r>
-            <w:ins w:id="9176" w:author="Claude (AI) - proposed" w:date="2026-10-15T12:57:43Z">
+            <w:ins w:id="9176" w:author="Claude (AI) - proposed" w:date="2026-10-18T00:30:53Z">
               <w:r>
                 <w:rPr>
                   <w:rFonts w:ascii="Arial" w:cs="Arial" w:eastAsia="Arial" w:hAnsi="Arial"/>
@@ -15411,7 +15411,7 @@
               </w:rPr>
               <w:t xml:space="preserve">tile panel from </w:t>
             </w:r>
-            <w:del w:id="9177" w:author="Claude (AI) - proposed" w:date="2026-10-15T12:57:43Z">
+            <w:del w:id="9177" w:author="Claude (AI) - proposed" w:date="2026-10-18T00:30:53Z">
               <w:r>
                 <w:rPr>
                   <w:rFonts w:ascii="Arial" w:cs="Arial" w:eastAsia="Arial" w:hAnsi="Arial"/>
@@ -15426,7 +15426,7 @@
                 <w:delText xml:space="preserve">Mombasa's Old Town fort walls</w:delText>
               </w:r>
             </w:del>
-            <w:ins w:id="9178" w:author="Claude (AI) - proposed" w:date="2026-10-15T12:57:43Z">
+            <w:ins w:id="9178" w:author="Claude (AI) - proposed" w:date="2026-10-18T00:30:53Z">
               <w:r>
                 <w:rPr>
                   <w:rFonts w:ascii="Arial" w:cs="Arial" w:eastAsia="Arial" w:hAnsi="Arial"/>
@@ -15487,7 +15487,7 @@
               </w:rPr>
               <w:t xml:space="preserve">1. Display the Mombasa tile image and ask: 'Look at this tile panel from </w:t>
             </w:r>
-            <w:del w:id="9179" w:author="Claude (AI) - proposed" w:date="2026-10-15T12:57:43Z">
+            <w:del w:id="9179" w:author="Claude (AI) - proposed" w:date="2026-10-18T00:30:53Z">
               <w:r>
                 <w:rPr>
                   <w:rFonts w:ascii="Arial" w:cs="Arial" w:eastAsia="Arial" w:hAnsi="Arial"/>
@@ -15502,7 +15502,7 @@
                 <w:delText xml:space="preserve">the walls of Fort Jesus in</w:delText>
               </w:r>
             </w:del>
-            <w:ins w:id="9180" w:author="Claude (AI) - proposed" w:date="2026-10-15T12:57:43Z">
+            <w:ins w:id="9180" w:author="Claude (AI) - proposed" w:date="2026-10-18T00:30:53Z">
               <w:r>
                 <w:rPr>
                   <w:rFonts w:ascii="Arial" w:cs="Arial" w:eastAsia="Arial" w:hAnsi="Arial"/>
@@ -15732,7 +15732,7 @@
             <w:pPr>
               <w:spacing w:after="20" w:before="0"/>
             </w:pPr>
-            <w:hyperlink w:history="1" r:id="rId2g7xd8ezqeb1jrwyn8li-">
+            <w:hyperlink w:history="1" r:id="rIdrmd0qckngbzhnq5rye17p">
               <w:r>
                 <w:rPr>
                   <w:rFonts w:ascii="Arial" w:cs="Arial" w:eastAsia="Arial" w:hAnsi="Arial"/>
@@ -15765,7 +15765,7 @@
               <w:spacing w:after="10" w:before="0"/>
               <w:ind w:left="120"/>
             </w:pPr>
-            <w:hyperlink w:history="1" r:id="rId7d6cy1wu5u9pfmzkctsb-">
+            <w:hyperlink w:history="1" r:id="rIdz1ji1z1sqscbxb33diwlg">
               <w:r>
                 <w:rPr>
                   <w:rFonts w:ascii="Arial" w:cs="Arial" w:eastAsia="Arial" w:hAnsi="Arial"/>
@@ -15810,7 +15810,7 @@
             <w:pPr>
               <w:spacing w:after="20" w:before="0"/>
             </w:pPr>
-            <w:hyperlink w:history="1" r:id="rId9hfcgkm0cw7c3svsmym04">
+            <w:hyperlink w:history="1" r:id="rIdhwa3b2cjyq9ef1qvt-m8w">
               <w:r>
                 <w:rPr>
                   <w:rFonts w:ascii="Arial" w:cs="Arial" w:eastAsia="Arial" w:hAnsi="Arial"/>
@@ -15843,7 +15843,7 @@
               <w:spacing w:after="10" w:before="0"/>
               <w:ind w:left="120"/>
             </w:pPr>
-            <w:hyperlink w:history="1" r:id="rIdbegim_zpowq3mooghf-wp">
+            <w:hyperlink w:history="1" r:id="rIdb1cdglt01ufx2gyqp5feq">
               <w:r>
                 <w:rPr>
                   <w:rFonts w:ascii="Arial" w:cs="Arial" w:eastAsia="Arial" w:hAnsi="Arial"/>
@@ -15888,7 +15888,7 @@
               </w:rPr>
               <w:t xml:space="preserve">Students carry out a two-part structured investigation using printed A3 grid sheets (or exercise-book grids if A3 is unavailable). PART A — Reflecting across y = x: Each student plots triangle ABC with A(1, 3), B(4, 2), C(3, 5) and the line y = x on their grid. They then use a ruler to draw the perpendicular from each vertex to the line y = x, measure the distance from vertex to line, and mark the image point at the same perpendicular distance on the other side. They connect the image points to form triangle A′B′C′ and record the coordinates of A′, B′, C′ in a results table. PART B — Reflecting across y = −x: Students repeat the process for triangle PQR with P(2, −1), Q(5, −3), R(3, −5) reflected across y = −x. They again measure perpendicular distances and record image coordinates P′, Q′, R′. Students then complete a structured observation table: Original Coordinates | Image Coordinates | Pattern I Notice. The class pauses for a </w:t>
             </w:r>
-            <w:del w:id="9181" w:author="Claude (AI) - proposed" w:date="2026-10-15T12:57:43Z">
+            <w:del w:id="9181" w:author="Claude (AI) - proposed" w:date="2026-10-18T00:30:53Z">
               <w:r>
                 <w:rPr>
                   <w:rFonts w:ascii="Arial" w:cs="Arial" w:eastAsia="Arial" w:hAnsi="Arial"/>
@@ -15903,7 +15903,7 @@
                 <w:delText xml:space="preserve">5</w:delText>
               </w:r>
             </w:del>
-            <w:ins w:id="9182" w:author="Claude (AI) - proposed" w:date="2026-10-15T12:57:43Z">
+            <w:ins w:id="9182" w:author="Claude (AI) - proposed" w:date="2026-10-18T00:30:53Z">
               <w:r>
                 <w:rPr>
                   <w:rFonts w:ascii="Arial" w:cs="Arial" w:eastAsia="Arial" w:hAnsi="Arial"/>
@@ -15971,10 +15971,10 @@
               <w:spacing w:after="40" w:before="0"/>
               <w:jc w:val="left"/>
               <w:rPr>
-                <w:ins w:id="9184" w:author="Claude (AI) - proposed" w:date="2026-10-15T12:57:43Z"/>
-              </w:rPr>
-            </w:pPr>
-            <w:ins w:id="9183" w:author="Claude (AI) - proposed" w:date="2026-10-15T12:57:43Z">
+                <w:ins w:id="9184" w:author="Claude (AI) - proposed" w:date="2026-10-18T00:30:53Z"/>
+              </w:rPr>
+            </w:pPr>
+            <w:ins w:id="9183" w:author="Claude (AI) - proposed" w:date="2026-10-18T00:30:53Z">
               <w:r>
                 <w:rPr>
                   <w:rFonts w:ascii="Arial" w:cs="Arial" w:eastAsia="Arial" w:hAnsi="Arial"/>
@@ -15996,10 +15996,10 @@
               <w:spacing w:after="40" w:before="0"/>
               <w:jc w:val="left"/>
               <w:rPr>
-                <w:del w:id="9186" w:author="Claude (AI) - proposed" w:date="2026-10-15T12:57:43Z"/>
-              </w:rPr>
-            </w:pPr>
-            <w:del w:id="9185" w:author="Claude (AI) - proposed" w:date="2026-10-15T12:57:43Z">
+                <w:del w:id="9186" w:author="Claude (AI) - proposed" w:date="2026-10-18T00:30:53Z"/>
+              </w:rPr>
+            </w:pPr>
+            <w:del w:id="9185" w:author="Claude (AI) - proposed" w:date="2026-10-18T00:30:53Z">
               <w:r>
                 <w:rPr>
                   <w:rFonts w:ascii="Arial" w:cs="Arial" w:eastAsia="Arial" w:hAnsi="Arial"/>
@@ -16236,7 +16236,7 @@
             <w:pPr>
               <w:spacing w:after="20" w:before="0"/>
             </w:pPr>
-            <w:hyperlink w:history="1" r:id="rIdng1avmzhcn_lwcbbrjum8">
+            <w:hyperlink w:history="1" r:id="rIdcbzdxznakqzfmhiv160gk">
               <w:r>
                 <w:rPr>
                   <w:rFonts w:ascii="Arial" w:cs="Arial" w:eastAsia="Arial" w:hAnsi="Arial"/>
@@ -16269,7 +16269,7 @@
               <w:spacing w:after="10" w:before="0"/>
               <w:ind w:left="120"/>
             </w:pPr>
-            <w:hyperlink w:history="1" r:id="rIdsb5fadg8fzpfnjy04yegh">
+            <w:hyperlink w:history="1" r:id="rIdjpme2pxjvnl2se21xev1a">
               <w:r>
                 <w:rPr>
                   <w:rFonts w:ascii="Arial" w:cs="Arial" w:eastAsia="Arial" w:hAnsi="Arial"/>
@@ -16314,7 +16314,7 @@
             <w:pPr>
               <w:spacing w:after="20" w:before="0"/>
             </w:pPr>
-            <w:hyperlink w:history="1" r:id="rIdlkjw26wgu4wvz1n-yqpef">
+            <w:hyperlink w:history="1" r:id="rIdyc0gd9czjq9nhm0gufxfb">
               <w:r>
                 <w:rPr>
                   <w:rFonts w:ascii="Arial" w:cs="Arial" w:eastAsia="Arial" w:hAnsi="Arial"/>
@@ -16363,7 +16363,7 @@
               <w:spacing w:after="10" w:before="0"/>
               <w:ind w:left="120"/>
             </w:pPr>
-            <w:hyperlink w:history="1" r:id="rIdby1ntazvanljmue3ckcal">
+            <w:hyperlink w:history="1" r:id="rIdk5kycz7icitlkyn4-gafx">
               <w:r>
                 <w:rPr>
                   <w:rFonts w:ascii="Arial" w:cs="Arial" w:eastAsia="Arial" w:hAnsi="Arial"/>
@@ -16408,7 +16408,7 @@
               </w:rPr>
               <w:t xml:space="preserve">Students transition from data to generalisation. First, they complete a 'Coordinate Rule Discovery' structured worksheet individually (5 minutes): they fill in the blanks — 'When I reflect (x, y) across y = x, the image is (__, __). When I reflect (x, y) across y = −x, the image is (__, __).' — using their results table as evidence. After individual work, students join groups of 3 to compare rules and reach consensus. Each group writes their agreed rules on a mini-whiteboard (or a half-sheet of paper) and holds it up. The teacher addresses the lesson's key productive misconception: several students will likely claim the diagonal reflection 'looks like a rotation.' The teacher uses a direct comparison activity — overlaying a rotation of 90° on the same triangle and showing it produces a different image — to make the distinction vivid. Students then apply both rules to </w:t>
             </w:r>
-            <w:del w:id="9187" w:author="Claude (AI) - proposed" w:date="2026-10-15T12:57:43Z">
+            <w:del w:id="9187" w:author="Claude (AI) - proposed" w:date="2026-10-18T00:30:53Z">
               <w:r>
                 <w:rPr>
                   <w:rFonts w:ascii="Arial" w:cs="Arial" w:eastAsia="Arial" w:hAnsi="Arial"/>
@@ -16423,7 +16423,7 @@
                 <w:delText xml:space="preserve">two new polygons: a quadrilateral DEFG and a</w:delText>
               </w:r>
             </w:del>
-            <w:ins w:id="9188" w:author="Claude (AI) - proposed" w:date="2026-10-15T12:57:43Z">
+            <w:ins w:id="9188" w:author="Claude (AI) - proposed" w:date="2026-10-18T00:30:53Z">
               <w:r>
                 <w:rPr>
                   <w:rFonts w:ascii="Arial" w:cs="Arial" w:eastAsia="Arial" w:hAnsi="Arial"/>
@@ -16451,7 +16451,7 @@
               </w:rPr>
               <w:t xml:space="preserve"> real-world 'boat outline' polygon (5 vertices) inspired by the Lake Victoria dhow, connecting back to the anchoring phenomenon</w:t>
             </w:r>
-            <w:ins w:id="9189" w:author="Claude (AI) - proposed" w:date="2026-10-15T12:57:43Z">
+            <w:ins w:id="9189" w:author="Claude (AI) - proposed" w:date="2026-10-18T00:30:53Z">
               <w:r>
                 <w:rPr>
                   <w:rFonts w:ascii="Arial" w:cs="Arial" w:eastAsia="Arial" w:hAnsi="Arial"/>
@@ -16572,7 +16572,7 @@
               </w:rPr>
               <w:t xml:space="preserve">4. Address the misconception directly: 'I heard some of you say this looks like a rotation. Let's test that.' Draw triangle ABC on the board. Show a 90° rotation image </w:t>
             </w:r>
-            <w:ins w:id="9190" w:author="Claude (AI) - proposed" w:date="2026-10-15T12:57:43Z">
+            <w:ins w:id="9190" w:author="Claude (AI) - proposed" w:date="2026-10-18T00:30:53Z">
               <w:r>
                 <w:rPr>
                   <w:rFonts w:ascii="Arial" w:cs="Arial" w:eastAsia="Arial" w:hAnsi="Arial"/>
@@ -16600,7 +16600,7 @@
               </w:rPr>
               <w:t xml:space="preserve">alongside the y = x reflection image</w:t>
             </w:r>
-            <w:ins w:id="9191" w:author="Claude (AI) - proposed" w:date="2026-10-15T12:57:43Z">
+            <w:ins w:id="9191" w:author="Claude (AI) - proposed" w:date="2026-10-18T00:30:53Z">
               <w:r>
                 <w:rPr>
                   <w:rFonts w:ascii="Arial" w:cs="Arial" w:eastAsia="Arial" w:hAnsi="Arial"/>
@@ -16628,7 +16628,7 @@
               </w:rPr>
               <w:t xml:space="preserve">. Ask: 'Are these the same point? Point A</w:t>
             </w:r>
-            <w:ins w:id="9192" w:author="Claude (AI) - proposed" w:date="2026-10-15T12:57:43Z">
+            <w:ins w:id="9192" w:author="Claude (AI) - proposed" w:date="2026-10-18T00:30:53Z">
               <w:r>
                 <w:rPr>
                   <w:rFonts w:ascii="Arial" w:cs="Arial" w:eastAsia="Arial" w:hAnsi="Arial"/>
@@ -16656,7 +16656,7 @@
               </w:rPr>
               <w:t xml:space="preserve"> rotated 90° lands at </w:t>
             </w:r>
-            <w:del w:id="9193" w:author="Claude (AI) - proposed" w:date="2026-10-15T12:57:43Z">
+            <w:del w:id="9193" w:author="Claude (AI) - proposed" w:date="2026-10-18T00:30:53Z">
               <w:r>
                 <w:rPr>
                   <w:rFonts w:ascii="Arial" w:cs="Arial" w:eastAsia="Arial" w:hAnsi="Arial"/>
@@ -16671,7 +16671,7 @@
                 <w:delText xml:space="preserve">___</w:delText>
               </w:r>
             </w:del>
-            <w:ins w:id="9194" w:author="Claude (AI) - proposed" w:date="2026-10-15T12:57:43Z">
+            <w:ins w:id="9194" w:author="Claude (AI) - proposed" w:date="2026-10-18T00:30:53Z">
               <w:r>
                 <w:rPr>
                   <w:rFonts w:ascii="Arial" w:cs="Arial" w:eastAsia="Arial" w:hAnsi="Arial"/>
@@ -16699,7 +16699,7 @@
               </w:rPr>
               <w:t xml:space="preserve">, but A reflected across y = x lands at </w:t>
             </w:r>
-            <w:del w:id="9195" w:author="Claude (AI) - proposed" w:date="2026-10-15T12:57:43Z">
+            <w:del w:id="9195" w:author="Claude (AI) - proposed" w:date="2026-10-18T00:30:53Z">
               <w:r>
                 <w:rPr>
                   <w:rFonts w:ascii="Arial" w:cs="Arial" w:eastAsia="Arial" w:hAnsi="Arial"/>
@@ -16714,7 +16714,7 @@
                 <w:delText xml:space="preserve">___</w:delText>
               </w:r>
             </w:del>
-            <w:ins w:id="9196" w:author="Claude (AI) - proposed" w:date="2026-10-15T12:57:43Z">
+            <w:ins w:id="9196" w:author="Claude (AI) - proposed" w:date="2026-10-18T00:30:53Z">
               <w:r>
                 <w:rPr>
                   <w:rFonts w:ascii="Arial" w:cs="Arial" w:eastAsia="Arial" w:hAnsi="Arial"/>
@@ -16924,7 +16924,7 @@
             <w:pPr>
               <w:spacing w:after="20" w:before="0"/>
             </w:pPr>
-            <w:hyperlink w:history="1" r:id="rIdnmu6dznmj0oqdcaxway04">
+            <w:hyperlink w:history="1" r:id="rIdb8vzmtaawnrjqetlm2ydl">
               <w:r>
                 <w:rPr>
                   <w:rFonts w:ascii="Arial" w:cs="Arial" w:eastAsia="Arial" w:hAnsi="Arial"/>
@@ -16957,7 +16957,7 @@
               <w:spacing w:after="10" w:before="0"/>
               <w:ind w:left="120"/>
             </w:pPr>
-            <w:hyperlink w:history="1" r:id="rIdwnzhiydeurzb8ftaubdky">
+            <w:hyperlink w:history="1" r:id="rIdsfj_29qkwh0w0yiw5-vfn">
               <w:r>
                 <w:rPr>
                   <w:rFonts w:ascii="Arial" w:cs="Arial" w:eastAsia="Arial" w:hAnsi="Arial"/>
@@ -17002,7 +17002,7 @@
             <w:pPr>
               <w:spacing w:after="20" w:before="0"/>
             </w:pPr>
-            <w:hyperlink w:history="1" r:id="rId7vjk8ro7efsfwvasgognb">
+            <w:hyperlink w:history="1" r:id="rIdsjcobp3-nxmgxm4pmufl4">
               <w:r>
                 <w:rPr>
                   <w:rFonts w:ascii="Arial" w:cs="Arial" w:eastAsia="Arial" w:hAnsi="Arial"/>
@@ -17051,7 +17051,7 @@
               <w:spacing w:after="10" w:before="0"/>
               <w:ind w:left="120"/>
             </w:pPr>
-            <w:hyperlink w:history="1" r:id="rIdg0zaum2jyh7ktffhvd19e">
+            <w:hyperlink w:history="1" r:id="rIdkgm4b-ikbgkiivo_exshe">
               <w:r>
                 <w:rPr>
                   <w:rFonts w:ascii="Arial" w:cs="Arial" w:eastAsia="Arial" w:hAnsi="Arial"/>
@@ -17096,7 +17096,7 @@
               </w:rPr>
               <w:t xml:space="preserve">Students return to the class Driving Question Board displayed at the front of the room. The DQB has been running since Lesson 1 and contains sticky-note questions, evidence cards, and 'We now know…' statements from previous lessons. Working in pairs, students: (1) write one new 'We now know…' statement on a green sticky note based on today's evidence (e.g., 'We now know that reflecting across y = x swaps the coordinates, and the image is always congruent to the original'); (2) write one new question that today's lesson raised for them on a yellow sticky note (e.g., 'How would we find the mirror line if we were only given the object and its image?'); (3) identify one sticky note already on the DQB from a previous lesson that today's evidence helps to answer, and draw an arrow connecting them with a red marker. The teacher facilitates a </w:t>
             </w:r>
-            <w:del w:id="9197" w:author="Claude (AI) - proposed" w:date="2026-10-15T12:57:43Z">
+            <w:del w:id="9197" w:author="Claude (AI) - proposed" w:date="2026-10-18T00:30:53Z">
               <w:r>
                 <w:rPr>
                   <w:rFonts w:ascii="Arial" w:cs="Arial" w:eastAsia="Arial" w:hAnsi="Arial"/>
@@ -17111,7 +17111,7 @@
                 <w:delText xml:space="preserve">5</w:delText>
               </w:r>
             </w:del>
-            <w:ins w:id="9198" w:author="Claude (AI) - proposed" w:date="2026-10-15T12:57:43Z">
+            <w:ins w:id="9198" w:author="Claude (AI) - proposed" w:date="2026-10-18T00:30:53Z">
               <w:r>
                 <w:rPr>
                   <w:rFonts w:ascii="Arial" w:cs="Arial" w:eastAsia="Arial" w:hAnsi="Arial"/>
@@ -17394,7 +17394,7 @@
             <w:pPr>
               <w:spacing w:after="20" w:before="0"/>
             </w:pPr>
-            <w:hyperlink w:history="1" r:id="rIdsafdamsrzamivaav6abvw">
+            <w:hyperlink w:history="1" r:id="rIdxtbcqzcjpvjnubfreqc-v">
               <w:r>
                 <w:rPr>
                   <w:rFonts w:ascii="Arial" w:cs="Arial" w:eastAsia="Arial" w:hAnsi="Arial"/>
@@ -17443,7 +17443,7 @@
               <w:spacing w:after="10" w:before="0"/>
               <w:ind w:left="120"/>
             </w:pPr>
-            <w:hyperlink w:history="1" r:id="rIdyqpiixabzgqkzbob8ydsa">
+            <w:hyperlink w:history="1" r:id="rId8jz2fyqebv9vbllo7vex4">
               <w:r>
                 <w:rPr>
                   <w:rFonts w:ascii="Arial" w:cs="Arial" w:eastAsia="Arial" w:hAnsi="Arial"/>
@@ -17488,7 +17488,7 @@
             <w:pPr>
               <w:spacing w:after="20" w:before="0"/>
             </w:pPr>
-            <w:hyperlink w:history="1" r:id="rIdlyvcbptp0nsodmyvkqycn">
+            <w:hyperlink w:history="1" r:id="rIdaln4gmtuppt_rn1_zbp-_">
               <w:r>
                 <w:rPr>
                   <w:rFonts w:ascii="Arial" w:cs="Arial" w:eastAsia="Arial" w:hAnsi="Arial"/>
@@ -17537,7 +17537,7 @@
               <w:spacing w:after="10" w:before="0"/>
               <w:ind w:left="120"/>
             </w:pPr>
-            <w:hyperlink w:history="1" r:id="rId-z4ls2m9aghg4lpocqzei">
+            <w:hyperlink w:history="1" r:id="rIdqyp78dnazsze22dkydfg2">
               <w:r>
                 <w:rPr>
                   <w:rFonts w:ascii="Arial" w:cs="Arial" w:eastAsia="Arial" w:hAnsi="Arial"/>
@@ -17582,7 +17582,7 @@
               </w:rPr>
               <w:t xml:space="preserve">Students retrieve their 'Lake Victoria Reflection Model' — a cumulative annotated diagram they have been building since Lesson 1. The model currently shows a dhow above a horizontal waterline and its reflection, annotated with the Lesson 1–3 rules for horizontal and vertical mirror lines. In Lesson 4, students add a new panel to their model: they sketch a coordinate grid, draw the line y = x, and show a simplified boat outline being reflected across it. They annotate: (1) the coordinate rule (x, y) → (y, x); (2) an arrow from one vertex showing the perpendicular distance to the line and the equal distance on the other side; (3) the statement 'Image is congruent to original — same shape, same size'; (4) a note connecting to the Mombasa tile phenomenon — 'This is how diagonal tile symmetry works too.' Students also add a second small panel for y = −x with the rule (x, y) → (−y, −x). The lesson closes with a 'Model Gallery Pause' — students hold up their models and the teacher selects 2–3 to display under the document camera, narrating what strong annotations look like. Students have </w:t>
             </w:r>
-            <w:del w:id="9199" w:author="Claude (AI) - proposed" w:date="2026-10-15T12:57:43Z">
+            <w:del w:id="9199" w:author="Claude (AI) - proposed" w:date="2026-10-18T00:30:53Z">
               <w:r>
                 <w:rPr>
                   <w:rFonts w:ascii="Arial" w:cs="Arial" w:eastAsia="Arial" w:hAnsi="Arial"/>
@@ -17597,7 +17597,7 @@
                 <w:delText xml:space="preserve">2 minutes</w:delText>
               </w:r>
             </w:del>
-            <w:ins w:id="9200" w:author="Claude (AI) - proposed" w:date="2026-10-15T12:57:43Z">
+            <w:ins w:id="9200" w:author="Claude (AI) - proposed" w:date="2026-10-18T00:30:53Z">
               <w:r>
                 <w:rPr>
                   <w:rFonts w:ascii="Arial" w:cs="Arial" w:eastAsia="Arial" w:hAnsi="Arial"/>
@@ -17678,7 +17678,7 @@
               </w:rPr>
               <w:t xml:space="preserve">2. Prompt: 'In your new panel, I need to see four things — the coordinate rule in symbols, the perpendicular distance annotation, the congruence statement, and your Mombasa tile connection. You have </w:t>
             </w:r>
-            <w:del w:id="9201" w:author="Claude (AI) - proposed" w:date="2026-10-15T12:57:43Z">
+            <w:del w:id="9201" w:author="Claude (AI) - proposed" w:date="2026-10-18T00:30:53Z">
               <w:r>
                 <w:rPr>
                   <w:rFonts w:ascii="Arial" w:cs="Arial" w:eastAsia="Arial" w:hAnsi="Arial"/>
@@ -17693,7 +17693,7 @@
                 <w:delText xml:space="preserve">8</w:delText>
               </w:r>
             </w:del>
-            <w:ins w:id="9202" w:author="Claude (AI) - proposed" w:date="2026-10-15T12:57:43Z">
+            <w:ins w:id="9202" w:author="Claude (AI) - proposed" w:date="2026-10-18T00:30:53Z">
               <w:r>
                 <w:rPr>
                   <w:rFonts w:ascii="Arial" w:cs="Arial" w:eastAsia="Arial" w:hAnsi="Arial"/>
@@ -17761,7 +17761,7 @@
               </w:rPr>
               <w:t xml:space="preserve">4. After </w:t>
             </w:r>
-            <w:del w:id="9203" w:author="Claude (AI) - proposed" w:date="2026-10-15T12:57:43Z">
+            <w:del w:id="9203" w:author="Claude (AI) - proposed" w:date="2026-10-18T00:30:53Z">
               <w:r>
                 <w:rPr>
                   <w:rFonts w:ascii="Arial" w:cs="Arial" w:eastAsia="Arial" w:hAnsi="Arial"/>
@@ -17776,7 +17776,7 @@
                 <w:delText xml:space="preserve">8</w:delText>
               </w:r>
             </w:del>
-            <w:ins w:id="9204" w:author="Claude (AI) - proposed" w:date="2026-10-15T12:57:43Z">
+            <w:ins w:id="9204" w:author="Claude (AI) - proposed" w:date="2026-10-18T00:30:53Z">
               <w:r>
                 <w:rPr>
                   <w:rFonts w:ascii="Arial" w:cs="Arial" w:eastAsia="Arial" w:hAnsi="Arial"/>
@@ -17824,7 +17824,7 @@
               </w:rPr>
               <w:t xml:space="preserve">5. Give </w:t>
             </w:r>
-            <w:del w:id="9205" w:author="Claude (AI) - proposed" w:date="2026-10-15T12:57:43Z">
+            <w:del w:id="9205" w:author="Claude (AI) - proposed" w:date="2026-10-18T00:30:53Z">
               <w:r>
                 <w:rPr>
                   <w:rFonts w:ascii="Arial" w:cs="Arial" w:eastAsia="Arial" w:hAnsi="Arial"/>
@@ -17839,7 +17839,7 @@
                 <w:delText xml:space="preserve">2 minutes</w:delText>
               </w:r>
             </w:del>
-            <w:ins w:id="9206" w:author="Claude (AI) - proposed" w:date="2026-10-15T12:57:43Z">
+            <w:ins w:id="9206" w:author="Claude (AI) - proposed" w:date="2026-10-18T00:30:53Z">
               <w:r>
                 <w:rPr>
                   <w:rFonts w:ascii="Arial" w:cs="Arial" w:eastAsia="Arial" w:hAnsi="Arial"/>
@@ -18354,7 +18354,7 @@
         </w:rPr>
         <w:t xml:space="preserve">© 2026 SeaVuria and ARES. Aligned with KICD objectives. Developed by SeaVuria; technical implementation by ARES (with AI assistance from Claude). Licensed under </w:t>
       </w:r>
-      <w:hyperlink w:history="1" r:id="rIdzx1xzgxjsv2dzceocbqo2">
+      <w:hyperlink w:history="1" r:id="rIdsaupasloqced9zzoq6uxt">
         <w:r>
           <w:rPr>
             <w:rFonts w:ascii="Arial" w:cs="Arial" w:eastAsia="Arial" w:hAnsi="Arial"/>
@@ -18375,7 +18375,7 @@
         </w:rPr>
         <w:t xml:space="preserve"> (</w:t>
       </w:r>
-      <w:hyperlink w:history="1" r:id="rId2bolud8qtjgmdrlhs_skw">
+      <w:hyperlink w:history="1" r:id="rIdmie1lnk7p279cdqb2equ8">
         <w:r>
           <w:rPr>
             <w:rFonts w:ascii="Arial" w:cs="Arial" w:eastAsia="Arial" w:hAnsi="Arial"/>
@@ -18883,10 +18883,10 @@
               <w:spacing w:after="40" w:before="0"/>
               <w:jc w:val="left"/>
               <w:rPr>
-                <w:ins w:id="9208" w:author="Claude (AI) - proposed" w:date="2026-10-15T12:57:43Z"/>
-              </w:rPr>
-            </w:pPr>
-            <w:ins w:id="9207" w:author="Claude (AI) - proposed" w:date="2026-10-15T12:57:43Z">
+                <w:ins w:id="9208" w:author="Claude (AI) - proposed" w:date="2026-10-18T00:30:53Z"/>
+              </w:rPr>
+            </w:pPr>
+            <w:ins w:id="9207" w:author="Claude (AI) - proposed" w:date="2026-10-18T00:30:53Z">
               <w:r>
                 <w:rPr>
                   <w:rFonts w:ascii="Arial" w:cs="Arial" w:eastAsia="Arial" w:hAnsi="Arial"/>
@@ -18908,10 +18908,10 @@
               <w:spacing w:after="40" w:before="0"/>
               <w:jc w:val="left"/>
               <w:rPr>
-                <w:del w:id="9210" w:author="Claude (AI) - proposed" w:date="2026-10-15T12:57:43Z"/>
-              </w:rPr>
-            </w:pPr>
-            <w:del w:id="9209" w:author="Claude (AI) - proposed" w:date="2026-10-15T12:57:43Z">
+                <w:del w:id="9210" w:author="Claude (AI) - proposed" w:date="2026-10-18T00:30:53Z"/>
+              </w:rPr>
+            </w:pPr>
+            <w:del w:id="9209" w:author="Claude (AI) - proposed" w:date="2026-10-18T00:30:53Z">
               <w:r>
                 <w:rPr>
                   <w:rFonts w:ascii="Arial" w:cs="Arial" w:eastAsia="Arial" w:hAnsi="Arial"/>
@@ -19445,7 +19445,7 @@
             <w:pPr>
               <w:spacing w:after="20" w:before="0"/>
             </w:pPr>
-            <w:hyperlink w:history="1" r:id="rIdh4hb-soattd5equ5rvrq8">
+            <w:hyperlink w:history="1" r:id="rIdkfk05w-xjdhpjshz3bbfi">
               <w:r>
                 <w:rPr>
                   <w:rFonts w:ascii="Arial" w:cs="Arial" w:eastAsia="Arial" w:hAnsi="Arial"/>
@@ -19478,7 +19478,7 @@
               <w:spacing w:after="10" w:before="0"/>
               <w:ind w:left="120"/>
             </w:pPr>
-            <w:hyperlink w:history="1" r:id="rIduym0nul_sp_v9wvlax0b1">
+            <w:hyperlink w:history="1" r:id="rIdf2timik-p1jnmthjrb3t8">
               <w:r>
                 <w:rPr>
                   <w:rFonts w:ascii="Arial" w:cs="Arial" w:eastAsia="Arial" w:hAnsi="Arial"/>
@@ -19523,7 +19523,7 @@
             <w:pPr>
               <w:spacing w:after="20" w:before="0"/>
             </w:pPr>
-            <w:hyperlink w:history="1" r:id="rIdskystp94xiistp5wdmiwu">
+            <w:hyperlink w:history="1" r:id="rIdvekkh9igduy9bptmowohs">
               <w:r>
                 <w:rPr>
                   <w:rFonts w:ascii="Arial" w:cs="Arial" w:eastAsia="Arial" w:hAnsi="Arial"/>
@@ -19556,7 +19556,7 @@
               <w:spacing w:after="10" w:before="0"/>
               <w:ind w:left="120"/>
             </w:pPr>
-            <w:hyperlink w:history="1" r:id="rIdj2ey4d1oqh2sge0_7m15j">
+            <w:hyperlink w:history="1" r:id="rIdhjla_x0hylmrdlih8r-q0">
               <w:r>
                 <w:rPr>
                   <w:rFonts w:ascii="Arial" w:cs="Arial" w:eastAsia="Arial" w:hAnsi="Arial"/>
@@ -19756,7 +19756,7 @@
             <w:pPr>
               <w:spacing w:after="20" w:before="0"/>
             </w:pPr>
-            <w:hyperlink w:history="1" r:id="rId8vzpq3ahbhxee2kwtzxnd">
+            <w:hyperlink w:history="1" r:id="rIdojg1ezoidoknvqqnk1o04">
               <w:r>
                 <w:rPr>
                   <w:rFonts w:ascii="Arial" w:cs="Arial" w:eastAsia="Arial" w:hAnsi="Arial"/>
@@ -19789,7 +19789,7 @@
               <w:spacing w:after="10" w:before="0"/>
               <w:ind w:left="120"/>
             </w:pPr>
-            <w:hyperlink w:history="1" r:id="rIdwnagwejlr70g_f1uznerb">
+            <w:hyperlink w:history="1" r:id="rIdrvyvhlac3_m1d1pwh94s7">
               <w:r>
                 <w:rPr>
                   <w:rFonts w:ascii="Arial" w:cs="Arial" w:eastAsia="Arial" w:hAnsi="Arial"/>
@@ -19834,7 +19834,7 @@
             <w:pPr>
               <w:spacing w:after="20" w:before="0"/>
             </w:pPr>
-            <w:hyperlink w:history="1" r:id="rIdwuabx81vhqmpi2zdyqexx">
+            <w:hyperlink w:history="1" r:id="rIdcofuko6_uxiuommxjizyx">
               <w:r>
                 <w:rPr>
                   <w:rFonts w:ascii="Arial" w:cs="Arial" w:eastAsia="Arial" w:hAnsi="Arial"/>
@@ -19867,7 +19867,7 @@
               <w:spacing w:after="10" w:before="0"/>
               <w:ind w:left="120"/>
             </w:pPr>
-            <w:hyperlink w:history="1" r:id="rIdaiqgvnwwiftifoh_oi1rz">
+            <w:hyperlink w:history="1" r:id="rIdwp3cfmd3rtl4zha9pqs-8">
               <w:r>
                 <w:rPr>
                   <w:rFonts w:ascii="Arial" w:cs="Arial" w:eastAsia="Arial" w:hAnsi="Arial"/>
@@ -19912,7 +19912,7 @@
               </w:rPr>
               <w:t xml:space="preserve">Part A — Video (approx. 10 min): Students watch a teacher-curated video on 'Finding the Mirror Line Given Object and Image.' As they watch, they complete a structured viewing guide with three sentence starters: (1) 'The mirror line passes through the ______ of each segment joining a point to its image because…' (2) 'The mirror line is ______ to each of those segments because…' (3) 'To write the equation y = mx + c, I need to find…' Students pause at two teacher-signalled moments to discuss sentence starters with their partner. Part B — Hands-on Grid Activity (approx. 20 min): Each pair receives Activity Sheet 5 — a pre-printed coordinate grid (−10 to 10 on both axes) showing three separate object-image pairs: (i) Triangle KLM and its image K'L'M' reflected in an oblique mirror line; (ii) Quadrilateral PQRS and its image P'Q'R'S' reflected in a horizontal mirror line; (iii) Line segment EF and its image E'F' reflected in a vertical mirror line. Students use ruler and compass to: Step 1 — Draw the segment joining each object point to its image point (e.g., KK', LL', MM'). Step 2 — Construct the perpendicular bisector of each segment (compass arcs, ruler). Step 3 — Identify the midpoint of each segment by reading its coordinates from the grid. Step 4 — Use two midpoints to calculate the gradient of the mirror line. Step 5 — Substitute one midpoint into y = mx + c to find c and write the full equation. Students record all working on the activity sheet. Real-world link printed at the top of the activity sheet: 'You are a hydrographer </w:t>
             </w:r>
-            <w:del w:id="9211" w:author="Claude (AI) - proposed" w:date="2026-10-15T12:57:43Z">
+            <w:del w:id="9211" w:author="Claude (AI) - proposed" w:date="2026-10-18T00:30:53Z">
               <w:r>
                 <w:rPr>
                   <w:rFonts w:ascii="Arial" w:cs="Arial" w:eastAsia="Arial" w:hAnsi="Arial"/>
@@ -19927,7 +19927,7 @@
                 <w:delText xml:space="preserve">for the Kenya Meteorological Department</w:delText>
               </w:r>
             </w:del>
-            <w:ins w:id="9212" w:author="Claude (AI) - proposed" w:date="2026-10-15T12:57:43Z">
+            <w:ins w:id="9212" w:author="Claude (AI) - proposed" w:date="2026-10-18T00:30:53Z">
               <w:r>
                 <w:rPr>
                   <w:rFonts w:ascii="Arial" w:cs="Arial" w:eastAsia="Arial" w:hAnsi="Arial"/>
@@ -19988,7 +19988,7 @@
               </w:rPr>
               <w:t xml:space="preserve">Before starting the video, distribute viewing guides and say: 'You are watching this video like a detective — you are looking for the mathematical rule the mirror line must obey. Pause your thinking at my signal.' Play the video. Pause at the midpoint-construction moment and give 15 seconds WAIT TIME before asking: 'Tell your partner: why does the perpendicular bisector always pass through the midpoint — what does that have to do with equal distances?' Cold-call 2 pairs. Resume video. After the video, say: 'Compare your sentence starters with your partner. Agree on one best answer for each.' Transition to Part B: hand out Activity Sheet 5 and read the hydrographer scenario aloud. Circulate during the activity, spending approximately 3 minutes per cluster of 4 desks. Use targeted questions for flagged students: 'Show me the segment you drew from K to K'. Now — what is its midpoint?' For students who finish early, pose the extension: 'Could you find the mirror line using only ONE object-image pair? Why or why not?' At the 15-minute mark of Part B, issue a 5-minute warning and ask all pairs to ensure they have written at least one full equation.</w:t>
             </w:r>
-            <w:ins w:id="9213" w:author="Claude (AI) - proposed" w:date="2026-10-15T12:57:43Z">
+            <w:ins w:id="9213" w:author="Claude (AI) - proposed" w:date="2026-10-18T00:30:53Z">
               <w:r>
                 <w:rPr>
                   <w:rFonts w:ascii="Arial" w:cs="Arial" w:eastAsia="Arial" w:hAnsi="Arial"/>
@@ -20125,7 +20125,7 @@
             <w:pPr>
               <w:spacing w:after="20" w:before="0"/>
             </w:pPr>
-            <w:hyperlink w:history="1" r:id="rIdxl8cswviivsu3_qvv6old">
+            <w:hyperlink w:history="1" r:id="rIdly6hdfdkupe7tq_zways4">
               <w:r>
                 <w:rPr>
                   <w:rFonts w:ascii="Arial" w:cs="Arial" w:eastAsia="Arial" w:hAnsi="Arial"/>
@@ -20158,7 +20158,7 @@
               <w:spacing w:after="10" w:before="0"/>
               <w:ind w:left="120"/>
             </w:pPr>
-            <w:hyperlink w:history="1" r:id="rIdhihy0myngwexr27ekhn8f">
+            <w:hyperlink w:history="1" r:id="rId2rj81we6sgsdbcobum5zv">
               <w:r>
                 <w:rPr>
                   <w:rFonts w:ascii="Arial" w:cs="Arial" w:eastAsia="Arial" w:hAnsi="Arial"/>
@@ -20203,7 +20203,7 @@
             <w:pPr>
               <w:spacing w:after="20" w:before="0"/>
             </w:pPr>
-            <w:hyperlink w:history="1" r:id="rIdm0eqm_z0cgtdvxlc-8z0x">
+            <w:hyperlink w:history="1" r:id="rIdy3gatyacmdwfqmfmt9akf">
               <w:r>
                 <w:rPr>
                   <w:rFonts w:ascii="Arial" w:cs="Arial" w:eastAsia="Arial" w:hAnsi="Arial"/>
@@ -20236,7 +20236,7 @@
               <w:spacing w:after="10" w:before="0"/>
               <w:ind w:left="120"/>
             </w:pPr>
-            <w:hyperlink w:history="1" r:id="rId8eevc8ib_vwaiuiwiqkzz">
+            <w:hyperlink w:history="1" r:id="rIdiyge-42n0a4f9axhfuqty">
               <w:r>
                 <w:rPr>
                   <w:rFonts w:ascii="Arial" w:cs="Arial" w:eastAsia="Arial" w:hAnsi="Arial"/>
@@ -20436,7 +20436,7 @@
             <w:pPr>
               <w:spacing w:after="20" w:before="0"/>
             </w:pPr>
-            <w:hyperlink w:history="1" r:id="rId9ob9seewhbryxrttd7iws">
+            <w:hyperlink w:history="1" r:id="rIdve6k_yrjnkkdrkxw6itjy">
               <w:r>
                 <w:rPr>
                   <w:rFonts w:ascii="Arial" w:cs="Arial" w:eastAsia="Arial" w:hAnsi="Arial"/>
@@ -20469,7 +20469,7 @@
               <w:spacing w:after="10" w:before="0"/>
               <w:ind w:left="120"/>
             </w:pPr>
-            <w:hyperlink w:history="1" r:id="rIdwzyrdc912asf_lro1o7fz">
+            <w:hyperlink w:history="1" r:id="rIdvvslj3dchbgccqnziw9h3">
               <w:r>
                 <w:rPr>
                   <w:rFonts w:ascii="Arial" w:cs="Arial" w:eastAsia="Arial" w:hAnsi="Arial"/>
@@ -20514,7 +20514,7 @@
             <w:pPr>
               <w:spacing w:after="20" w:before="0"/>
             </w:pPr>
-            <w:hyperlink w:history="1" r:id="rIdkg7rrfasymhejnj2qkjcy">
+            <w:hyperlink w:history="1" r:id="rIddnpylgytg_ogbt1ok4p4v">
               <w:r>
                 <w:rPr>
                   <w:rFonts w:ascii="Arial" w:cs="Arial" w:eastAsia="Arial" w:hAnsi="Arial"/>
@@ -20547,7 +20547,7 @@
               <w:spacing w:after="10" w:before="0"/>
               <w:ind w:left="120"/>
             </w:pPr>
-            <w:hyperlink w:history="1" r:id="rId2g4wdfvqs3d3y1hbkvrdq">
+            <w:hyperlink w:history="1" r:id="rIdruvpvsddptehvi36tlpjx">
               <w:r>
                 <w:rPr>
                   <w:rFonts w:ascii="Arial" w:cs="Arial" w:eastAsia="Arial" w:hAnsi="Arial"/>
@@ -20747,7 +20747,7 @@
             <w:pPr>
               <w:spacing w:after="20" w:before="0"/>
             </w:pPr>
-            <w:hyperlink w:history="1" r:id="rIdrirdeccsotyjd0m0bmpm1">
+            <w:hyperlink w:history="1" r:id="rIdtmyfaq2seosn4bajexpk4">
               <w:r>
                 <w:rPr>
                   <w:rFonts w:ascii="Arial" w:cs="Arial" w:eastAsia="Arial" w:hAnsi="Arial"/>
@@ -20780,7 +20780,7 @@
               <w:spacing w:after="10" w:before="0"/>
               <w:ind w:left="120"/>
             </w:pPr>
-            <w:hyperlink w:history="1" r:id="rIditi_c0dp9woejxofhih_d">
+            <w:hyperlink w:history="1" r:id="rId0fckp9ohkywh6xccthapd">
               <w:r>
                 <w:rPr>
                   <w:rFonts w:ascii="Arial" w:cs="Arial" w:eastAsia="Arial" w:hAnsi="Arial"/>
@@ -20825,7 +20825,7 @@
             <w:pPr>
               <w:spacing w:after="20" w:before="0"/>
             </w:pPr>
-            <w:hyperlink w:history="1" r:id="rIdz-dtdkvjmzqhjp4e_pa78">
+            <w:hyperlink w:history="1" r:id="rIddwosylmhuqbrwjj4jrtgk">
               <w:r>
                 <w:rPr>
                   <w:rFonts w:ascii="Arial" w:cs="Arial" w:eastAsia="Arial" w:hAnsi="Arial"/>
@@ -20858,7 +20858,7 @@
               <w:spacing w:after="10" w:before="0"/>
               <w:ind w:left="120"/>
             </w:pPr>
-            <w:hyperlink w:history="1" r:id="rIdqdooiu1r2o0-y1d5pahvp">
+            <w:hyperlink w:history="1" r:id="rIdfcumyukvvg12uiyn8zt7h">
               <w:r>
                 <w:rPr>
                   <w:rFonts w:ascii="Arial" w:cs="Arial" w:eastAsia="Arial" w:hAnsi="Arial"/>
@@ -21227,7 +21227,7 @@
               </w:rPr>
               <w:t xml:space="preserve">Students observed (via video and hands-on grid activity) that the perpendicular bisectors of the segments joining each object point to its corresponding image point all </w:t>
             </w:r>
-            <w:del w:id="9214" w:author="Claude (AI) - proposed" w:date="2026-10-15T12:57:43Z">
+            <w:del w:id="9214" w:author="Claude (AI) - proposed" w:date="2026-10-18T00:30:53Z">
               <w:r>
                 <w:rPr>
                   <w:rFonts w:ascii="Arial" w:cs="Arial" w:eastAsia="Arial" w:hAnsi="Arial"/>
@@ -21242,7 +21242,7 @@
                 <w:delText xml:space="preserve">intersect at — or lie along — a single</w:delText>
               </w:r>
             </w:del>
-            <w:ins w:id="9215" w:author="Claude (AI) - proposed" w:date="2026-10-15T12:57:43Z">
+            <w:ins w:id="9215" w:author="Claude (AI) - proposed" w:date="2026-10-18T00:30:53Z">
               <w:r>
                 <w:rPr>
                   <w:rFonts w:ascii="Arial" w:cs="Arial" w:eastAsia="Arial" w:hAnsi="Arial"/>
@@ -21426,7 +21426,7 @@
         </w:rPr>
         <w:t xml:space="preserve">© 2026 SeaVuria and ARES. Aligned with KICD objectives. Developed by SeaVuria; technical implementation by ARES (with AI assistance from Claude). Licensed under </w:t>
       </w:r>
-      <w:hyperlink w:history="1" r:id="rIdfrb28v_-dcas9dbvokmyt">
+      <w:hyperlink w:history="1" r:id="rIdx8lr0bpdbabb8jcz5uifg">
         <w:r>
           <w:rPr>
             <w:rFonts w:ascii="Arial" w:cs="Arial" w:eastAsia="Arial" w:hAnsi="Arial"/>
@@ -21447,7 +21447,7 @@
         </w:rPr>
         <w:t xml:space="preserve"> (</w:t>
       </w:r>
-      <w:hyperlink w:history="1" r:id="rIdcuxgrzy2jnhip0vg_6oza">
+      <w:hyperlink w:history="1" r:id="rIdjcpwqbd0vyi8bhhul-mgx">
         <w:r>
           <w:rPr>
             <w:rFonts w:ascii="Arial" w:cs="Arial" w:eastAsia="Arial" w:hAnsi="Arial"/>
@@ -21955,7 +21955,7 @@
               <w:spacing w:after="40" w:before="0"/>
               <w:jc w:val="left"/>
             </w:pPr>
-            <w:del w:id="9216" w:author="Claude (AI) - proposed" w:date="2026-10-15T12:57:43Z">
+            <w:del w:id="9216" w:author="Claude (AI) - proposed" w:date="2026-10-18T00:30:53Z">
               <w:r>
                 <w:rPr>
                   <w:rFonts w:ascii="Arial" w:cs="Arial" w:eastAsia="Arial" w:hAnsi="Arial"/>
@@ -21970,7 +21970,7 @@
                 <w:delText xml:space="preserve">How do you apply reflection to real-life situations, and</w:delText>
               </w:r>
             </w:del>
-            <w:ins w:id="9217" w:author="Claude (AI) - proposed" w:date="2026-10-15T12:57:43Z">
+            <w:ins w:id="9217" w:author="Claude (AI) - proposed" w:date="2026-10-18T00:30:53Z">
               <w:r>
                 <w:rPr>
                   <w:rFonts w:ascii="Arial" w:cs="Arial" w:eastAsia="Arial" w:hAnsi="Arial"/>
@@ -21998,7 +21998,7 @@
               </w:rPr>
               <w:t xml:space="preserve"> what does it mean mathematically for two shapes to be exactly the same?</w:t>
             </w:r>
-            <w:ins w:id="9218" w:author="Claude (AI) - proposed" w:date="2026-10-15T12:57:43Z">
+            <w:ins w:id="9218" w:author="Claude (AI) - proposed" w:date="2026-10-18T00:30:53Z">
               <w:r>
                 <w:rPr>
                   <w:rFonts w:ascii="Arial" w:cs="Arial" w:eastAsia="Arial" w:hAnsi="Arial"/>
@@ -22244,7 +22244,7 @@
               </w:rPr>
               <w:t xml:space="preserve">Lesson 6 opens by replaying the anchor photograph of the mirror-still Lake Victoria shoreline and asking students to recall their best current answer to the driving question. A short congruence video (approx. 5 min) then introduces the vocabulary of congruence in context. The core activity uses pre-cut card triangles labelled A–L (six congruent pairs, secretly arranged) that students measure with rulers and protractors, sorting them into "definitely the same" and "possibly the same" piles — mimicking the real-world challenge of a Kenyan roof-truss engineer checking whether factory-cut timber triangles are truly identical before installation. Through guided whole-class discussion the teacher formalises SSS, SAS, ASA, AAS, and RHS conditions. The lesson closes by returning to the phenomenon: students prove, using SSS, that the reflected boat triangle IS congruent to the original, because reflection </w:t>
             </w:r>
-            <w:del w:id="9219" w:author="Claude (AI) - proposed" w:date="2026-10-15T12:57:43Z">
+            <w:del w:id="9219" w:author="Claude (AI) - proposed" w:date="2026-10-18T00:30:53Z">
               <w:r>
                 <w:rPr>
                   <w:rFonts w:ascii="Arial" w:cs="Arial" w:eastAsia="Arial" w:hAnsi="Arial"/>
@@ -22259,7 +22259,7 @@
                 <w:delText xml:space="preserve">preserves perpendicular distances and therefore </w:delText>
               </w:r>
             </w:del>
-            <w:ins w:id="9220" w:author="Claude (AI) - proposed" w:date="2026-10-15T12:57:43Z">
+            <w:ins w:id="9220" w:author="Claude (AI) - proposed" w:date="2026-10-18T00:30:53Z">
               <w:r>
                 <w:rPr>
                   <w:rFonts w:ascii="Arial" w:cs="Arial" w:eastAsia="Arial" w:hAnsi="Arial"/>
@@ -22287,7 +22287,7 @@
               </w:rPr>
               <w:t xml:space="preserve">all three side lengths</w:t>
             </w:r>
-            <w:ins w:id="9221" w:author="Claude (AI) - proposed" w:date="2026-10-15T12:57:43Z">
+            <w:ins w:id="9221" w:author="Claude (AI) - proposed" w:date="2026-10-18T00:30:53Z">
               <w:r>
                 <w:rPr>
                   <w:rFonts w:ascii="Arial" w:cs="Arial" w:eastAsia="Arial" w:hAnsi="Arial"/>
@@ -22603,7 +22603,7 @@
             <w:pPr>
               <w:spacing w:after="20" w:before="0"/>
             </w:pPr>
-            <w:hyperlink w:history="1" r:id="rIdyb_wdlmjkbhqinlvher_z">
+            <w:hyperlink w:history="1" r:id="rIdp3ckf9rnb5trngpjjj4d-">
               <w:r>
                 <w:rPr>
                   <w:rFonts w:ascii="Arial" w:cs="Arial" w:eastAsia="Arial" w:hAnsi="Arial"/>
@@ -22636,7 +22636,7 @@
               <w:spacing w:after="10" w:before="0"/>
               <w:ind w:left="120"/>
             </w:pPr>
-            <w:hyperlink w:history="1" r:id="rId2hms6nmzdnfvn0fgio67j">
+            <w:hyperlink w:history="1" r:id="rIdafvoww063s7xptbph3pur">
               <w:r>
                 <w:rPr>
                   <w:rFonts w:ascii="Arial" w:cs="Arial" w:eastAsia="Arial" w:hAnsi="Arial"/>
@@ -22681,7 +22681,7 @@
             <w:pPr>
               <w:spacing w:after="20" w:before="0"/>
             </w:pPr>
-            <w:hyperlink w:history="1" r:id="rIdfrczfnp6rk1j7t8hdfa61">
+            <w:hyperlink w:history="1" r:id="rIdym72cqpblyqhgvnulser_">
               <w:r>
                 <w:rPr>
                   <w:rFonts w:ascii="Arial" w:cs="Arial" w:eastAsia="Arial" w:hAnsi="Arial"/>
@@ -22714,7 +22714,7 @@
               <w:spacing w:after="10" w:before="0"/>
               <w:ind w:left="120"/>
             </w:pPr>
-            <w:hyperlink w:history="1" r:id="rIdd6xsurwbdldvebip8xjnb">
+            <w:hyperlink w:history="1" r:id="rIdtoowba7oq9hvuybg1xisp">
               <w:r>
                 <w:rPr>
                   <w:rFonts w:ascii="Arial" w:cs="Arial" w:eastAsia="Arial" w:hAnsi="Arial"/>
@@ -22759,7 +22759,7 @@
               </w:rPr>
               <w:t xml:space="preserve">Students are shown the anchor photograph of the Lake Victoria shoreline at dawn (Kisumu, projected on screen). Teacher </w:t>
             </w:r>
-            <w:del w:id="9222" w:author="Claude (AI) - proposed" w:date="2026-10-15T12:57:43Z">
+            <w:del w:id="9222" w:author="Claude (AI) - proposed" w:date="2026-10-18T00:30:53Z">
               <w:r>
                 <w:rPr>
                   <w:rFonts w:ascii="Arial" w:cs="Arial" w:eastAsia="Arial" w:hAnsi="Arial"/>
@@ -22774,7 +22774,7 @@
                 <w:delText xml:space="preserve">uncovers the driving question board entry</w:delText>
               </w:r>
             </w:del>
-            <w:ins w:id="9223" w:author="Claude (AI) - proposed" w:date="2026-10-15T12:57:43Z">
+            <w:ins w:id="9223" w:author="Claude (AI) - proposed" w:date="2026-10-18T00:30:53Z">
               <w:r>
                 <w:rPr>
                   <w:rFonts w:ascii="Arial" w:cs="Arial" w:eastAsia="Arial" w:hAnsi="Arial"/>
@@ -23077,7 +23077,7 @@
             <w:pPr>
               <w:spacing w:after="20" w:before="0"/>
             </w:pPr>
-            <w:hyperlink w:history="1" r:id="rIdffg7br965biaf6z4b2hmp">
+            <w:hyperlink w:history="1" r:id="rId94-_negtnjncmd1i8spnh">
               <w:r>
                 <w:rPr>
                   <w:rFonts w:ascii="Arial" w:cs="Arial" w:eastAsia="Arial" w:hAnsi="Arial"/>
@@ -23110,7 +23110,7 @@
               <w:spacing w:after="10" w:before="0"/>
               <w:ind w:left="120"/>
             </w:pPr>
-            <w:hyperlink w:history="1" r:id="rIdkjk4ovktwdldhbzekonj9">
+            <w:hyperlink w:history="1" r:id="rIdhovdzmfs8ienvlksxqbik">
               <w:r>
                 <w:rPr>
                   <w:rFonts w:ascii="Arial" w:cs="Arial" w:eastAsia="Arial" w:hAnsi="Arial"/>
@@ -23155,7 +23155,7 @@
             <w:pPr>
               <w:spacing w:after="20" w:before="0"/>
             </w:pPr>
-            <w:hyperlink w:history="1" r:id="rIdfwevxuy4ycgccr1gd-ef2">
+            <w:hyperlink w:history="1" r:id="rId0lss4nogd0q5-8ynf8kqq">
               <w:r>
                 <w:rPr>
                   <w:rFonts w:ascii="Arial" w:cs="Arial" w:eastAsia="Arial" w:hAnsi="Arial"/>
@@ -23188,7 +23188,7 @@
               <w:spacing w:after="10" w:before="0"/>
               <w:ind w:left="120"/>
             </w:pPr>
-            <w:hyperlink w:history="1" r:id="rIdlvlmgxlnzbtczrd7qnv5x">
+            <w:hyperlink w:history="1" r:id="rIdo8oi_kvw-oq1uthtc_t-5">
               <w:r>
                 <w:rPr>
                   <w:rFonts w:ascii="Arial" w:cs="Arial" w:eastAsia="Arial" w:hAnsi="Arial"/>
@@ -23273,7 +23273,7 @@
               </w:rPr>
               <w:t xml:space="preserve">PART B — Card Triangle Sorting Investigation (20 min): Each group of 4 students receives an envelope containing 12 pre-cut card triangles labelled A–L (secretly, these are 6 congruent pairs</w:t>
             </w:r>
-            <w:ins w:id="9224" w:author="Claude (AI) - proposed" w:date="2026-10-15T12:57:43Z">
+            <w:ins w:id="9224" w:author="Claude (AI) - proposed" w:date="2026-10-18T00:30:53Z">
               <w:r>
                 <w:rPr>
                   <w:rFonts w:ascii="Arial" w:cs="Arial" w:eastAsia="Arial" w:hAnsi="Arial"/>
@@ -23696,7 +23696,7 @@
             <w:pPr>
               <w:spacing w:after="20" w:before="0"/>
             </w:pPr>
-            <w:hyperlink w:history="1" r:id="rId_hivh_indwbmk63zffms5">
+            <w:hyperlink w:history="1" r:id="rId2d1ci_5eo0rnbszkc0fhu">
               <w:r>
                 <w:rPr>
                   <w:rFonts w:ascii="Arial" w:cs="Arial" w:eastAsia="Arial" w:hAnsi="Arial"/>
@@ -23729,7 +23729,7 @@
               <w:spacing w:after="10" w:before="0"/>
               <w:ind w:left="120"/>
             </w:pPr>
-            <w:hyperlink w:history="1" r:id="rIdgmn1yfgekqdnai6x0tfjq">
+            <w:hyperlink w:history="1" r:id="rIdy8xkymiaflxbprn3aovmj">
               <w:r>
                 <w:rPr>
                   <w:rFonts w:ascii="Arial" w:cs="Arial" w:eastAsia="Arial" w:hAnsi="Arial"/>
@@ -23774,7 +23774,7 @@
             <w:pPr>
               <w:spacing w:after="20" w:before="0"/>
             </w:pPr>
-            <w:hyperlink w:history="1" r:id="rId16rxefyxditakq7gvxt2l">
+            <w:hyperlink w:history="1" r:id="rIdbpcgzgds8iondlar615a8">
               <w:r>
                 <w:rPr>
                   <w:rFonts w:ascii="Arial" w:cs="Arial" w:eastAsia="Arial" w:hAnsi="Arial"/>
@@ -23823,7 +23823,7 @@
               <w:spacing w:after="10" w:before="0"/>
               <w:ind w:left="120"/>
             </w:pPr>
-            <w:hyperlink w:history="1" r:id="rIdvvljhmuo-8wplexpwytlx">
+            <w:hyperlink w:history="1" r:id="rIdu-8hfocu_gqzvsqj4nhku">
               <w:r>
                 <w:rPr>
                   <w:rFonts w:ascii="Arial" w:cs="Arial" w:eastAsia="Arial" w:hAnsi="Arial"/>
@@ -23948,7 +23948,7 @@
               </w:rPr>
               <w:t xml:space="preserve">PART C — Phenomenon Link (7 min): Teacher returns to the Lake Victoria photograph and draws a simple triangle on the 'boat' above the waterline (vertices P, Q, R) and its reflected image (P', Q', R') below. Students use their rulers on a printed diagram to confirm: PP', QQ', RR' are all bisected perpendicularly by the waterline. </w:t>
             </w:r>
-            <w:ins w:id="9225" w:author="Claude (AI) - proposed" w:date="2026-10-15T12:57:43Z">
+            <w:ins w:id="9225" w:author="Claude (AI) - proposed" w:date="2026-10-18T00:30:53Z">
               <w:r>
                 <w:rPr>
                   <w:rFonts w:ascii="Arial" w:cs="Arial" w:eastAsia="Arial" w:hAnsi="Arial"/>
@@ -24069,7 +24069,7 @@
               </w:rPr>
               <w:t xml:space="preserve">3. Reveal correct pairs. Say: 'Those of you who were uncertain — your uncertainty was mathematically valid. Today we are going to find out exactly how MANY measurements you need to be 100% certain.' </w:t>
             </w:r>
-            <w:ins w:id="9226" w:author="Claude (AI) - proposed" w:date="2026-10-15T12:57:43Z">
+            <w:ins w:id="9226" w:author="Claude (AI) - proposed" w:date="2026-10-18T00:30:53Z">
               <w:r>
                 <w:rPr>
                   <w:rFonts w:ascii="Arial" w:cs="Arial" w:eastAsia="Arial" w:hAnsi="Arial"/>
@@ -24144,7 +24144,7 @@
               </w:rPr>
               <w:t xml:space="preserve">1. Write on board: 'CONGRUENCE CONDITION — a minimum set of measurements that GUARANTEE two triangles are identical.' </w:t>
             </w:r>
-            <w:ins w:id="9227" w:author="Claude (AI) - proposed" w:date="2026-10-15T12:57:43Z">
+            <w:ins w:id="9227" w:author="Claude (AI) - proposed" w:date="2026-10-18T00:30:53Z">
               <w:r>
                 <w:rPr>
                   <w:rFonts w:ascii="Arial" w:cs="Arial" w:eastAsia="Arial" w:hAnsi="Arial"/>
@@ -24339,7 +24339,7 @@
               </w:rPr>
               <w:t xml:space="preserve">2. Say: '</w:t>
             </w:r>
-            <w:del w:id="9228" w:author="Claude (AI) - proposed" w:date="2026-10-15T12:57:43Z">
+            <w:del w:id="9228" w:author="Claude (AI) - proposed" w:date="2026-10-18T00:30:53Z">
               <w:r>
                 <w:rPr>
                   <w:rFonts w:ascii="Arial" w:cs="Arial" w:eastAsia="Arial" w:hAnsi="Arial"/>
@@ -24354,7 +24354,7 @@
                 <w:delText xml:space="preserve">We established in Lesson 3</w:delText>
               </w:r>
             </w:del>
-            <w:ins w:id="9229" w:author="Claude (AI) - proposed" w:date="2026-10-15T12:57:43Z">
+            <w:ins w:id="9229" w:author="Claude (AI) - proposed" w:date="2026-10-18T00:30:53Z">
               <w:r>
                 <w:rPr>
                   <w:rFonts w:ascii="Arial" w:cs="Arial" w:eastAsia="Arial" w:hAnsi="Arial"/>
@@ -24382,7 +24382,7 @@
               </w:rPr>
               <w:t xml:space="preserve"> that every point and its image are the same perpendicular distance from the line of reflection</w:t>
             </w:r>
-            <w:del w:id="9230" w:author="Claude (AI) - proposed" w:date="2026-10-15T12:57:43Z">
+            <w:del w:id="9230" w:author="Claude (AI) - proposed" w:date="2026-10-18T00:30:53Z">
               <w:r>
                 <w:rPr>
                   <w:rFonts w:ascii="Arial" w:cs="Arial" w:eastAsia="Arial" w:hAnsi="Arial"/>
@@ -24397,7 +24397,7 @@
                 <w:delText xml:space="preserve">. What does that tell us about the lengths</w:delText>
               </w:r>
             </w:del>
-            <w:ins w:id="9231" w:author="Claude (AI) - proposed" w:date="2026-10-15T12:57:43Z">
+            <w:ins w:id="9231" w:author="Claude (AI) - proposed" w:date="2026-10-18T00:30:53Z">
               <w:r>
                 <w:rPr>
                   <w:rFonts w:ascii="Arial" w:cs="Arial" w:eastAsia="Arial" w:hAnsi="Arial"/>
@@ -24425,7 +24425,7 @@
               </w:rPr>
               <w:t xml:space="preserve"> PQ and P'Q'</w:t>
             </w:r>
-            <w:del w:id="9232" w:author="Claude (AI) - proposed" w:date="2026-10-15T12:57:43Z">
+            <w:del w:id="9232" w:author="Claude (AI) - proposed" w:date="2026-10-18T00:30:53Z">
               <w:r>
                 <w:rPr>
                   <w:rFonts w:ascii="Arial" w:cs="Arial" w:eastAsia="Arial" w:hAnsi="Arial"/>
@@ -24440,7 +24440,7 @@
                 <w:delText xml:space="preserve">?</w:delText>
               </w:r>
             </w:del>
-            <w:ins w:id="9233" w:author="Claude (AI) - proposed" w:date="2026-10-15T12:57:43Z">
+            <w:ins w:id="9233" w:author="Claude (AI) - proposed" w:date="2026-10-18T00:30:53Z">
               <w:r>
                 <w:rPr>
                   <w:rFonts w:ascii="Arial" w:cs="Arial" w:eastAsia="Arial" w:hAnsi="Arial"/>
@@ -24468,7 +24468,7 @@
               </w:rPr>
               <w:t xml:space="preserve"> QR and Q'R'</w:t>
             </w:r>
-            <w:del w:id="9234" w:author="Claude (AI) - proposed" w:date="2026-10-15T12:57:43Z">
+            <w:del w:id="9234" w:author="Claude (AI) - proposed" w:date="2026-10-18T00:30:53Z">
               <w:r>
                 <w:rPr>
                   <w:rFonts w:ascii="Arial" w:cs="Arial" w:eastAsia="Arial" w:hAnsi="Arial"/>
@@ -24483,7 +24483,7 @@
                 <w:delText xml:space="preserve">?</w:delText>
               </w:r>
             </w:del>
-            <w:ins w:id="9235" w:author="Claude (AI) - proposed" w:date="2026-10-15T12:57:43Z">
+            <w:ins w:id="9235" w:author="Claude (AI) - proposed" w:date="2026-10-18T00:30:53Z">
               <w:r>
                 <w:rPr>
                   <w:rFonts w:ascii="Arial" w:cs="Arial" w:eastAsia="Arial" w:hAnsi="Arial"/>
@@ -24511,7 +24511,7 @@
               </w:rPr>
               <w:t xml:space="preserve"> PR and P'R'</w:t>
             </w:r>
-            <w:ins w:id="9236" w:author="Claude (AI) - proposed" w:date="2026-10-15T12:57:43Z">
+            <w:ins w:id="9236" w:author="Claude (AI) - proposed" w:date="2026-10-18T00:30:53Z">
               <w:r>
                 <w:rPr>
                   <w:rFonts w:ascii="Arial" w:cs="Arial" w:eastAsia="Arial" w:hAnsi="Arial"/>
@@ -24539,7 +24539,7 @@
               </w:rPr>
               <w:t xml:space="preserve">?' Wait 15 seconds. Cold-call three students (one per side pair). </w:t>
             </w:r>
-            <w:ins w:id="9237" w:author="Claude (AI) - proposed" w:date="2026-10-15T12:57:43Z">
+            <w:ins w:id="9237" w:author="Claude (AI) - proposed" w:date="2026-10-18T00:30:53Z">
               <w:r>
                 <w:rPr>
                   <w:rFonts w:ascii="Arial" w:cs="Arial" w:eastAsia="Arial" w:hAnsi="Arial"/>
@@ -24696,7 +24696,7 @@
             <w:pPr>
               <w:spacing w:after="20" w:before="0"/>
             </w:pPr>
-            <w:hyperlink w:history="1" r:id="rIdkfkbqvdtyuodkf7nyj05l">
+            <w:hyperlink w:history="1" r:id="rIdvx57relg1urgsrnok0wlj">
               <w:r>
                 <w:rPr>
                   <w:rFonts w:ascii="Arial" w:cs="Arial" w:eastAsia="Arial" w:hAnsi="Arial"/>
@@ -24729,7 +24729,7 @@
               <w:spacing w:after="10" w:before="0"/>
               <w:ind w:left="120"/>
             </w:pPr>
-            <w:hyperlink w:history="1" r:id="rId6pnjofzhnxxsgnqnnywg9">
+            <w:hyperlink w:history="1" r:id="rIdwqe7jv-vjgfiekxse_yuo">
               <w:r>
                 <w:rPr>
                   <w:rFonts w:ascii="Arial" w:cs="Arial" w:eastAsia="Arial" w:hAnsi="Arial"/>
@@ -24774,7 +24774,7 @@
             <w:pPr>
               <w:spacing w:after="20" w:before="0"/>
             </w:pPr>
-            <w:hyperlink w:history="1" r:id="rIdolteyl4ny_sfv4hqc3uks">
+            <w:hyperlink w:history="1" r:id="rId3bygu9kqk3nzty-xqgr9z">
               <w:r>
                 <w:rPr>
                   <w:rFonts w:ascii="Arial" w:cs="Arial" w:eastAsia="Arial" w:hAnsi="Arial"/>
@@ -24823,7 +24823,7 @@
               <w:spacing w:after="10" w:before="0"/>
               <w:ind w:left="120"/>
             </w:pPr>
-            <w:hyperlink w:history="1" r:id="rIdauz1vauf--lcgcacx8ulm">
+            <w:hyperlink w:history="1" r:id="rIdxpimivdb6mzoxfeta6jri">
               <w:r>
                 <w:rPr>
                   <w:rFonts w:ascii="Arial" w:cs="Arial" w:eastAsia="Arial" w:hAnsi="Arial"/>
@@ -25103,7 +25103,7 @@
             <w:pPr>
               <w:spacing w:after="20" w:before="0"/>
             </w:pPr>
-            <w:hyperlink w:history="1" r:id="rIdqtr0d43m_skfl6oyjjfo2">
+            <w:hyperlink w:history="1" r:id="rId2vntqarj8yxzpl0skq09s">
               <w:r>
                 <w:rPr>
                   <w:rFonts w:ascii="Arial" w:cs="Arial" w:eastAsia="Arial" w:hAnsi="Arial"/>
@@ -25136,7 +25136,7 @@
               <w:spacing w:after="10" w:before="0"/>
               <w:ind w:left="120"/>
             </w:pPr>
-            <w:hyperlink w:history="1" r:id="rIdywuxxy14v-g5-ivbq6vqm">
+            <w:hyperlink w:history="1" r:id="rIdkauksyxjcyjfhmrh7qvib">
               <w:r>
                 <w:rPr>
                   <w:rFonts w:ascii="Arial" w:cs="Arial" w:eastAsia="Arial" w:hAnsi="Arial"/>
@@ -25181,7 +25181,7 @@
             <w:pPr>
               <w:spacing w:after="20" w:before="0"/>
             </w:pPr>
-            <w:hyperlink w:history="1" r:id="rIdvg2sw-etuedfosf_tynmu">
+            <w:hyperlink w:history="1" r:id="rIdpsvyoip2a4zkglrwpm5qw">
               <w:r>
                 <w:rPr>
                   <w:rFonts w:ascii="Arial" w:cs="Arial" w:eastAsia="Arial" w:hAnsi="Arial"/>
@@ -25230,7 +25230,7 @@
               <w:spacing w:after="10" w:before="0"/>
               <w:ind w:left="120"/>
             </w:pPr>
-            <w:hyperlink w:history="1" r:id="rIdnexwupqxmm2rpsor_6o5_">
+            <w:hyperlink w:history="1" r:id="rIdwqt7g-jymxspp4_i81bj6">
               <w:r>
                 <w:rPr>
                   <w:rFonts w:ascii="Arial" w:cs="Arial" w:eastAsia="Arial" w:hAnsi="Arial"/>
@@ -25408,7 +25408,7 @@
               </w:rPr>
               <w:t xml:space="preserve">2. Allow </w:t>
             </w:r>
-            <w:del w:id="9238" w:author="Claude (AI) - proposed" w:date="2026-10-15T12:57:43Z">
+            <w:del w:id="9238" w:author="Claude (AI) - proposed" w:date="2026-10-18T00:30:53Z">
               <w:r>
                 <w:rPr>
                   <w:rFonts w:ascii="Arial" w:cs="Arial" w:eastAsia="Arial" w:hAnsi="Arial"/>
@@ -25423,7 +25423,7 @@
                 <w:delText xml:space="preserve">10</w:delText>
               </w:r>
             </w:del>
-            <w:ins w:id="9239" w:author="Claude (AI) - proposed" w:date="2026-10-15T12:57:43Z">
+            <w:ins w:id="9239" w:author="Claude (AI) - proposed" w:date="2026-10-18T00:30:53Z">
               <w:r>
                 <w:rPr>
                   <w:rFonts w:ascii="Arial" w:cs="Arial" w:eastAsia="Arial" w:hAnsi="Arial"/>
@@ -25910,7 +25910,7 @@
               </w:rPr>
               <w:t xml:space="preserve">Students learned that reflection always produces an image that is congruent to the original figure, because </w:t>
             </w:r>
-            <w:del w:id="9240" w:author="Claude (AI) - proposed" w:date="2026-10-15T12:57:43Z">
+            <w:del w:id="9240" w:author="Claude (AI) - proposed" w:date="2026-10-18T00:30:53Z">
               <w:r>
                 <w:rPr>
                   <w:rFonts w:ascii="Arial" w:cs="Arial" w:eastAsia="Arial" w:hAnsi="Arial"/>
@@ -25925,7 +25925,7 @@
                 <w:delText xml:space="preserve">every point and its image are the same perpendicular distance from</w:delText>
               </w:r>
             </w:del>
-            <w:ins w:id="9241" w:author="Claude (AI) - proposed" w:date="2026-10-15T12:57:43Z">
+            <w:ins w:id="9241" w:author="Claude (AI) - proposed" w:date="2026-10-18T00:30:53Z">
               <w:r>
                 <w:rPr>
                   <w:rFonts w:ascii="Arial" w:cs="Arial" w:eastAsia="Arial" w:hAnsi="Arial"/>
@@ -25953,7 +25953,7 @@
               </w:rPr>
               <w:t xml:space="preserve"> the line of reflection</w:t>
             </w:r>
-            <w:del w:id="9242" w:author="Claude (AI) - proposed" w:date="2026-10-15T12:57:43Z">
+            <w:del w:id="9242" w:author="Claude (AI) - proposed" w:date="2026-10-18T00:30:53Z">
               <w:r>
                 <w:rPr>
                   <w:rFonts w:ascii="Arial" w:cs="Arial" w:eastAsia="Arial" w:hAnsi="Arial"/>
@@ -25968,7 +25968,7 @@
                 <w:delText xml:space="preserve">, preserving</w:delText>
               </w:r>
             </w:del>
-            <w:ins w:id="9243" w:author="Claude (AI) - proposed" w:date="2026-10-15T12:57:43Z">
+            <w:ins w:id="9243" w:author="Claude (AI) - proposed" w:date="2026-10-18T00:30:53Z">
               <w:r>
                 <w:rPr>
                   <w:rFonts w:ascii="Arial" w:cs="Arial" w:eastAsia="Arial" w:hAnsi="Arial"/>
@@ -25996,7 +25996,7 @@
               </w:rPr>
               <w:t xml:space="preserve"> all side lengths</w:t>
             </w:r>
-            <w:ins w:id="9244" w:author="Claude (AI) - proposed" w:date="2026-10-15T12:57:43Z">
+            <w:ins w:id="9244" w:author="Claude (AI) - proposed" w:date="2026-10-18T00:30:53Z">
               <w:r>
                 <w:rPr>
                   <w:rFonts w:ascii="Arial" w:cs="Arial" w:eastAsia="Arial" w:hAnsi="Arial"/>
@@ -26092,7 +26092,7 @@
               </w:rPr>
               <w:t xml:space="preserve">Students explained that the reflected boat image on Lake Victoria is a perfect, same-sized copy of the original because reflection is a distance-preserving transformation: each vertex of the boat </w:t>
             </w:r>
-            <w:del w:id="9245" w:author="Claude (AI) - proposed" w:date="2026-10-15T12:57:43Z">
+            <w:del w:id="9245" w:author="Claude (AI) - proposed" w:date="2026-10-18T00:30:53Z">
               <w:r>
                 <w:rPr>
                   <w:rFonts w:ascii="Arial" w:cs="Arial" w:eastAsia="Arial" w:hAnsi="Arial"/>
@@ -26107,7 +26107,7 @@
                 <w:delText xml:space="preserve">maps to a vertex in the image at</w:delText>
               </w:r>
             </w:del>
-            <w:ins w:id="9246" w:author="Claude (AI) - proposed" w:date="2026-10-15T12:57:43Z">
+            <w:ins w:id="9246" w:author="Claude (AI) - proposed" w:date="2026-10-18T00:30:53Z">
               <w:r>
                 <w:rPr>
                   <w:rFonts w:ascii="Arial" w:cs="Arial" w:eastAsia="Arial" w:hAnsi="Arial"/>
@@ -26135,7 +26135,7 @@
               </w:rPr>
               <w:t xml:space="preserve"> an equal perpendicular distance</w:t>
             </w:r>
-            <w:del w:id="9247" w:author="Claude (AI) - proposed" w:date="2026-10-15T12:57:43Z">
+            <w:del w:id="9247" w:author="Claude (AI) - proposed" w:date="2026-10-18T00:30:53Z">
               <w:r>
                 <w:rPr>
                   <w:rFonts w:ascii="Arial" w:cs="Arial" w:eastAsia="Arial" w:hAnsi="Arial"/>
@@ -26150,7 +26150,7 @@
                 <w:delText xml:space="preserve"> from the waterline, so</w:delText>
               </w:r>
             </w:del>
-            <w:ins w:id="9248" w:author="Claude (AI) - proposed" w:date="2026-10-15T12:57:43Z">
+            <w:ins w:id="9248" w:author="Claude (AI) - proposed" w:date="2026-10-18T00:30:53Z">
               <w:r>
                 <w:rPr>
                   <w:rFonts w:ascii="Arial" w:cs="Arial" w:eastAsia="Arial" w:hAnsi="Arial"/>
@@ -26178,7 +26178,7 @@
               </w:rPr>
               <w:t xml:space="preserve"> all three side lengths of the image triangle equal </w:t>
             </w:r>
-            <w:del w:id="9249" w:author="Claude (AI) - proposed" w:date="2026-10-15T12:57:43Z">
+            <w:del w:id="9249" w:author="Claude (AI) - proposed" w:date="2026-10-18T00:30:53Z">
               <w:r>
                 <w:rPr>
                   <w:rFonts w:ascii="Arial" w:cs="Arial" w:eastAsia="Arial" w:hAnsi="Arial"/>
@@ -26193,7 +26193,7 @@
                 <w:delText xml:space="preserve">all three side lengths</w:delText>
               </w:r>
             </w:del>
-            <w:ins w:id="9250" w:author="Claude (AI) - proposed" w:date="2026-10-15T12:57:43Z">
+            <w:ins w:id="9250" w:author="Claude (AI) - proposed" w:date="2026-10-18T00:30:53Z">
               <w:r>
                 <w:rPr>
                   <w:rFonts w:ascii="Arial" w:cs="Arial" w:eastAsia="Arial" w:hAnsi="Arial"/>
@@ -26241,7 +26241,7 @@
         </w:rPr>
         <w:t xml:space="preserve">© 2026 SeaVuria and ARES. Aligned with KICD objectives. Developed by SeaVuria; technical implementation by ARES (with AI assistance from Claude). Licensed under </w:t>
       </w:r>
-      <w:hyperlink w:history="1" r:id="rIde4qwpt7xdj6wxvdnkqnld">
+      <w:hyperlink w:history="1" r:id="rIdiq9qiizop2-h8dmtaj3ke">
         <w:r>
           <w:rPr>
             <w:rFonts w:ascii="Arial" w:cs="Arial" w:eastAsia="Arial" w:hAnsi="Arial"/>
@@ -26262,7 +26262,7 @@
         </w:rPr>
         <w:t xml:space="preserve"> (</w:t>
       </w:r>
-      <w:hyperlink w:history="1" r:id="rId-cwhh_iguxql12bmxxmsk">
+      <w:hyperlink w:history="1" r:id="rIdrjogah2y9ocyc9mp8b-84">
         <w:r>
           <w:rPr>
             <w:rFonts w:ascii="Arial" w:cs="Arial" w:eastAsia="Arial" w:hAnsi="Arial"/>
@@ -26770,7 +26770,7 @@
               <w:spacing w:after="40" w:before="0"/>
               <w:jc w:val="left"/>
             </w:pPr>
-            <w:del w:id="9251" w:author="Claude (AI) - proposed" w:date="2026-10-15T12:57:43Z">
+            <w:del w:id="9251" w:author="Claude (AI) - proposed" w:date="2026-10-18T00:30:53Z">
               <w:r>
                 <w:rPr>
                   <w:rFonts w:ascii="Arial" w:cs="Arial" w:eastAsia="Arial" w:hAnsi="Arial"/>
@@ -26785,7 +26785,7 @@
                 <w:delText xml:space="preserve">How do you apply reflection to real-life situations</w:delText>
               </w:r>
             </w:del>
-            <w:ins w:id="9252" w:author="Claude (AI) - proposed" w:date="2026-10-15T12:57:43Z">
+            <w:ins w:id="9252" w:author="Claude (AI) - proposed" w:date="2026-10-18T00:30:53Z">
               <w:r>
                 <w:rPr>
                   <w:rFonts w:ascii="Arial" w:cs="Arial" w:eastAsia="Arial" w:hAnsi="Arial"/>
@@ -27044,7 +27044,7 @@
               </w:rPr>
               <w:t xml:space="preserve">Learners open by revisiting the Lake Victoria photograph and recalling the five congruence conditions from Lesson 6. In the Predict Phase, they examine three pairs of triangles drawn on the board and predict which congruence condition — if any — proves each pair congruent, recording reasons before any calculation. In the Observe Phase, groups work through a structured proof worksheet featuring contexts drawn from Kenyan life (a roof-truss over a Kisumu market, a symmetrical Maasai shield, and a reflected fishing-boat outline on a coordinate grid), annotating diagrams, marking equal sides and angles, and writing formal congruence statements. A peer argumentation task then requires groups to examine another group's proof, identify any errors in condition selection or notation, and present a challenge or confirmation. In the Explain Phase, the class constructs a shared proof that the Lake Victoria boat reflection is always congruent to the original, identifying SSS as the decisive condition and formalising the statement. The Driving Question Board is updated with this formal proof. In the Model Building Phase, learners add a proof template to their cumulative Cartesian models, linking every reflection rule learned since Lesson 2 to the guarantee of congruence.</w:t>
             </w:r>
-            <w:ins w:id="9253" w:author="Claude (AI) - proposed" w:date="2026-10-15T12:57:43Z">
+            <w:ins w:id="9253" w:author="Claude (AI) - proposed" w:date="2026-10-18T00:30:53Z">
               <w:r>
                 <w:rPr>
                   <w:rFonts w:ascii="Arial" w:cs="Arial" w:eastAsia="Arial" w:hAnsi="Arial"/>
@@ -27347,7 +27347,7 @@
             <w:pPr>
               <w:spacing w:after="20" w:before="0"/>
             </w:pPr>
-            <w:hyperlink w:history="1" r:id="rIdbk6v5jhdnsm0qg18xprmj">
+            <w:hyperlink w:history="1" r:id="rId6i_da3fx2v9g5qotsg_m6">
               <w:r>
                 <w:rPr>
                   <w:rFonts w:ascii="Arial" w:cs="Arial" w:eastAsia="Arial" w:hAnsi="Arial"/>
@@ -27380,7 +27380,7 @@
               <w:spacing w:after="10" w:before="0"/>
               <w:ind w:left="120"/>
             </w:pPr>
-            <w:hyperlink w:history="1" r:id="rIdx3d0cg6oe1y61_cb1xbfl">
+            <w:hyperlink w:history="1" r:id="rIdvycyxclpng03rggexbxqa">
               <w:r>
                 <w:rPr>
                   <w:rFonts w:ascii="Arial" w:cs="Arial" w:eastAsia="Arial" w:hAnsi="Arial"/>
@@ -27425,7 +27425,7 @@
             <w:pPr>
               <w:spacing w:after="20" w:before="0"/>
             </w:pPr>
-            <w:hyperlink w:history="1" r:id="rIdwf5lhlh7ofggdrf8cyimc">
+            <w:hyperlink w:history="1" r:id="rIdzh_t3frsmcwlof5huqnqw">
               <w:r>
                 <w:rPr>
                   <w:rFonts w:ascii="Arial" w:cs="Arial" w:eastAsia="Arial" w:hAnsi="Arial"/>
@@ -27458,7 +27458,7 @@
               <w:spacing w:after="10" w:before="0"/>
               <w:ind w:left="120"/>
             </w:pPr>
-            <w:hyperlink w:history="1" r:id="rId6twa9pldle7e791qc6o5h">
+            <w:hyperlink w:history="1" r:id="rIdqnsylu8wgx6lhgr0uspng">
               <w:r>
                 <w:rPr>
                   <w:rFonts w:ascii="Arial" w:cs="Arial" w:eastAsia="Arial" w:hAnsi="Arial"/>
@@ -27658,7 +27658,7 @@
             <w:pPr>
               <w:spacing w:after="20" w:before="0"/>
             </w:pPr>
-            <w:hyperlink w:history="1" r:id="rIdsjinmrqemlalxo3-osg1m">
+            <w:hyperlink w:history="1" r:id="rId1vhsyh7m0ktg3vflqt4o7">
               <w:r>
                 <w:rPr>
                   <w:rFonts w:ascii="Arial" w:cs="Arial" w:eastAsia="Arial" w:hAnsi="Arial"/>
@@ -27691,7 +27691,7 @@
               <w:spacing w:after="10" w:before="0"/>
               <w:ind w:left="120"/>
             </w:pPr>
-            <w:hyperlink w:history="1" r:id="rIdatugtrhtjoglbimy2awg5">
+            <w:hyperlink w:history="1" r:id="rIdiv1dvzj8vlsyr8ujkoujf">
               <w:r>
                 <w:rPr>
                   <w:rFonts w:ascii="Arial" w:cs="Arial" w:eastAsia="Arial" w:hAnsi="Arial"/>
@@ -27736,7 +27736,7 @@
             <w:pPr>
               <w:spacing w:after="20" w:before="0"/>
             </w:pPr>
-            <w:hyperlink w:history="1" r:id="rIdfetrgwdknyr21thvhevsl">
+            <w:hyperlink w:history="1" r:id="rIdwafa1azsyasrw1en6dok3">
               <w:r>
                 <w:rPr>
                   <w:rFonts w:ascii="Arial" w:cs="Arial" w:eastAsia="Arial" w:hAnsi="Arial"/>
@@ -27769,7 +27769,7 @@
               <w:spacing w:after="10" w:before="0"/>
               <w:ind w:left="120"/>
             </w:pPr>
-            <w:hyperlink w:history="1" r:id="rId5kymo-kuxkdc1upnra_le">
+            <w:hyperlink w:history="1" r:id="rIdoj2imdy8pvhn-8w5zwgc5">
               <w:r>
                 <w:rPr>
                   <w:rFonts w:ascii="Arial" w:cs="Arial" w:eastAsia="Arial" w:hAnsi="Arial"/>
@@ -27814,7 +27814,7 @@
               </w:rPr>
               <w:t xml:space="preserve">Groups of three receive the structured proof worksheet. It contains four tasks. Task 1 (Kisumu Market Roof Truss): A diagram shows a symmetrical triangular roof truss — two triangles sharing a common vertical strut. Side lengths are labelled in metres. Learners identify three pairs of equal sides and write: 'Triangle ABC is congruent to Triangle XYZ by SSS because AB = XY = 4 m, BC = YZ = 6 m, and AC = XZ = 7 m.' Task 2 (Maasai Shield): A symmetrical shield outline is drawn on a grid. The line of symmetry is marked. Two triangular sections either side of the axis are given with two sides and the included angle. Learners write the SAS proof. Task 3 (Reflected Fishing Boat on Grid): A coordinate grid shows triangle PQR (the boat outline) with vertices at P(2,3), Q(5,3), R(5,7) and its reflection P'(-2,3), Q'(-5,3), R'(-5,7) across the y-axis. Learners calculate all three side lengths for both triangles using the distance formula (or counting on the grid), confirm they are equal, and write the SSS congruence statement. Task 4 (Peer Argumentation): Each group writes their proof for Task 2 on a half-sheet of paper. Groups rotate papers clockwise. The receiving group checks: Is the condition named correctly? Are corresponding vertices in the right order? Is each equal element explicitly stated? They write one 'Challenge or Confirm' sentence and return the paper. Groups then have </w:t>
             </w:r>
-            <w:del w:id="9254" w:author="Claude (AI) - proposed" w:date="2026-10-15T12:57:43Z">
+            <w:del w:id="9254" w:author="Claude (AI) - proposed" w:date="2026-10-18T00:30:53Z">
               <w:r>
                 <w:rPr>
                   <w:rFonts w:ascii="Arial" w:cs="Arial" w:eastAsia="Arial" w:hAnsi="Arial"/>
@@ -27829,7 +27829,7 @@
                 <w:delText xml:space="preserve">2 minutes</w:delText>
               </w:r>
             </w:del>
-            <w:ins w:id="9255" w:author="Claude (AI) - proposed" w:date="2026-10-15T12:57:43Z">
+            <w:ins w:id="9255" w:author="Claude (AI) - proposed" w:date="2026-10-18T00:30:53Z">
               <w:r>
                 <w:rPr>
                   <w:rFonts w:ascii="Arial" w:cs="Arial" w:eastAsia="Arial" w:hAnsi="Arial"/>
@@ -27857,7 +27857,7 @@
               </w:rPr>
               <w:t xml:space="preserve"> to respond to feedback.</w:t>
             </w:r>
-            <w:ins w:id="9256" w:author="Claude (AI) - proposed" w:date="2026-10-15T12:57:43Z">
+            <w:ins w:id="9256" w:author="Claude (AI) - proposed" w:date="2026-10-18T00:30:53Z">
               <w:r>
                 <w:rPr>
                   <w:rFonts w:ascii="Arial" w:cs="Arial" w:eastAsia="Arial" w:hAnsi="Arial"/>
@@ -27905,7 +27905,7 @@
               </w:rPr>
               <w:t xml:space="preserve">Distribute worksheets and say: 'For every proof you write, you need three things: the condition name, the pairs of equal elements with their values, and the formal statement. Missing any one of these means the proof is incomplete.' Circulate during Task 1 — listen for groups who name the condition but fail to list all three pairs of equal sides. Prompt: 'You have said SSS — but where are the three S-es in your written proof?' WAIT 15 seconds. During Task 3, prompt any group struggling with the distance formula: 'Can you count the horizontal and vertical distances between the points on the grid first? Then use Pythagoras.' During the peer argumentation rotation, say: 'You are not rewriting their proof — you are a mathematics examiner. Write exactly one sentence that either confirms it is correct or identifies the first error you find.' After rotations, bring the class together: 'Did any group find an error? What was the most common mistake you saw?' WAIT 30 seconds for hands. Affirm correct challenges and ask the original group to correct their proof aloud.</w:t>
             </w:r>
-            <w:ins w:id="9257" w:author="Claude (AI) - proposed" w:date="2026-10-15T12:57:43Z">
+            <w:ins w:id="9257" w:author="Claude (AI) - proposed" w:date="2026-10-18T00:30:53Z">
               <w:r>
                 <w:rPr>
                   <w:rFonts w:ascii="Arial" w:cs="Arial" w:eastAsia="Arial" w:hAnsi="Arial"/>
@@ -28042,7 +28042,7 @@
             <w:pPr>
               <w:spacing w:after="20" w:before="0"/>
             </w:pPr>
-            <w:hyperlink w:history="1" r:id="rId0ubvz-r8xwfckpubtsghw">
+            <w:hyperlink w:history="1" r:id="rIdmmoochzwtirvdf6qzv0ex">
               <w:r>
                 <w:rPr>
                   <w:rFonts w:ascii="Arial" w:cs="Arial" w:eastAsia="Arial" w:hAnsi="Arial"/>
@@ -28075,7 +28075,7 @@
               <w:spacing w:after="10" w:before="0"/>
               <w:ind w:left="120"/>
             </w:pPr>
-            <w:hyperlink w:history="1" r:id="rIdyje0pwyafxcmjj01qxor2">
+            <w:hyperlink w:history="1" r:id="rIdtaurbonolyvs9nntd9vvp">
               <w:r>
                 <w:rPr>
                   <w:rFonts w:ascii="Arial" w:cs="Arial" w:eastAsia="Arial" w:hAnsi="Arial"/>
@@ -28120,7 +28120,7 @@
             <w:pPr>
               <w:spacing w:after="20" w:before="0"/>
             </w:pPr>
-            <w:hyperlink w:history="1" r:id="rIdtzupjaajuh3lmhryaixsh">
+            <w:hyperlink w:history="1" r:id="rIdhmxekxjegjeay6sztgvrx">
               <w:r>
                 <w:rPr>
                   <w:rFonts w:ascii="Arial" w:cs="Arial" w:eastAsia="Arial" w:hAnsi="Arial"/>
@@ -28153,7 +28153,7 @@
               <w:spacing w:after="10" w:before="0"/>
               <w:ind w:left="120"/>
             </w:pPr>
-            <w:hyperlink w:history="1" r:id="rId-vxqgbwrluq_kggmvnstc">
+            <w:hyperlink w:history="1" r:id="rId2vciodoi115p4m5ysj3ky">
               <w:r>
                 <w:rPr>
                   <w:rFonts w:ascii="Arial" w:cs="Arial" w:eastAsia="Arial" w:hAnsi="Arial"/>
@@ -28198,7 +28198,7 @@
               </w:rPr>
               <w:t xml:space="preserve">The class reconvenes. The teacher projects Task 3 (the reflected fishing boat on the coordinate grid) on the board. A volunteer group presents their SSS proof step by step. The teacher then asks the whole class: 'This is not just a proof about these three points. What does it tell us about EVERY boat on Lake Victoria — no matter how complicated its shape?' Learners discuss in pairs for 90 seconds, then the teacher takes responses. The class co-constructs a general explanation: when a shape is reflected across </w:t>
             </w:r>
-            <w:del w:id="9258" w:author="Claude (AI) - proposed" w:date="2026-10-15T12:57:43Z">
+            <w:del w:id="9258" w:author="Claude (AI) - proposed" w:date="2026-10-18T00:30:53Z">
               <w:r>
                 <w:rPr>
                   <w:rFonts w:ascii="Arial" w:cs="Arial" w:eastAsia="Arial" w:hAnsi="Arial"/>
@@ -28213,7 +28213,7 @@
                 <w:delText xml:space="preserve">any</w:delText>
               </w:r>
             </w:del>
-            <w:ins w:id="9259" w:author="Claude (AI) - proposed" w:date="2026-10-15T12:57:43Z">
+            <w:ins w:id="9259" w:author="Claude (AI) - proposed" w:date="2026-10-18T00:30:53Z">
               <w:r>
                 <w:rPr>
                   <w:rFonts w:ascii="Arial" w:cs="Arial" w:eastAsia="Arial" w:hAnsi="Arial"/>
@@ -28241,7 +28241,7 @@
               </w:rPr>
               <w:t xml:space="preserve"> straight line, every point </w:t>
             </w:r>
-            <w:del w:id="9260" w:author="Claude (AI) - proposed" w:date="2026-10-15T12:57:43Z">
+            <w:del w:id="9260" w:author="Claude (AI) - proposed" w:date="2026-10-18T00:30:53Z">
               <w:r>
                 <w:rPr>
                   <w:rFonts w:ascii="Arial" w:cs="Arial" w:eastAsia="Arial" w:hAnsi="Arial"/>
@@ -28256,7 +28256,7 @@
                 <w:delText xml:space="preserve">and its image are the same distance from</w:delText>
               </w:r>
             </w:del>
-            <w:ins w:id="9261" w:author="Claude (AI) - proposed" w:date="2026-10-15T12:57:43Z">
+            <w:ins w:id="9261" w:author="Claude (AI) - proposed" w:date="2026-10-18T00:30:53Z">
               <w:r>
                 <w:rPr>
                   <w:rFonts w:ascii="Arial" w:cs="Arial" w:eastAsia="Arial" w:hAnsi="Arial"/>
@@ -28284,7 +28284,7 @@
               </w:rPr>
               <w:t xml:space="preserve"> the mirror line</w:t>
             </w:r>
-            <w:del w:id="9262" w:author="Claude (AI) - proposed" w:date="2026-10-15T12:57:43Z">
+            <w:del w:id="9262" w:author="Claude (AI) - proposed" w:date="2026-10-18T00:30:53Z">
               <w:r>
                 <w:rPr>
                   <w:rFonts w:ascii="Arial" w:cs="Arial" w:eastAsia="Arial" w:hAnsi="Arial"/>
@@ -28299,7 +28299,7 @@
                 <w:delText xml:space="preserve">. Therefore every side length is preserved. If all three sides of a triangle</w:delText>
               </w:r>
             </w:del>
-            <w:ins w:id="9263" w:author="Claude (AI) - proposed" w:date="2026-10-15T12:57:43Z">
+            <w:ins w:id="9263" w:author="Claude (AI) - proposed" w:date="2026-10-18T00:30:53Z">
               <w:r>
                 <w:rPr>
                   <w:rFonts w:ascii="Arial" w:cs="Arial" w:eastAsia="Arial" w:hAnsi="Arial"/>
@@ -28327,7 +28327,7 @@
               </w:rPr>
               <w:t xml:space="preserve"> in the original</w:t>
             </w:r>
-            <w:del w:id="9264" w:author="Claude (AI) - proposed" w:date="2026-10-15T12:57:43Z">
+            <w:del w:id="9264" w:author="Claude (AI) - proposed" w:date="2026-10-18T00:30:53Z">
               <w:r>
                 <w:rPr>
                   <w:rFonts w:ascii="Arial" w:cs="Arial" w:eastAsia="Arial" w:hAnsi="Arial"/>
@@ -28342,7 +28342,7 @@
                 <w:delText xml:space="preserve"> equal all three sides of the corresponding triangle in the image,</w:delText>
               </w:r>
             </w:del>
-            <w:ins w:id="9265" w:author="Claude (AI) - proposed" w:date="2026-10-15T12:57:43Z">
+            <w:ins w:id="9265" w:author="Claude (AI) - proposed" w:date="2026-10-18T00:30:53Z">
               <w:r>
                 <w:rPr>
                   <w:rFonts w:ascii="Arial" w:cs="Arial" w:eastAsia="Arial" w:hAnsi="Arial"/>
@@ -28525,7 +28525,7 @@
             <w:pPr>
               <w:spacing w:after="20" w:before="0"/>
             </w:pPr>
-            <w:hyperlink w:history="1" r:id="rIdfr35iacoaehtplbasbrzj">
+            <w:hyperlink w:history="1" r:id="rIdkkajtzpdsln3omuzm1u76">
               <w:r>
                 <w:rPr>
                   <w:rFonts w:ascii="Arial" w:cs="Arial" w:eastAsia="Arial" w:hAnsi="Arial"/>
@@ -28558,7 +28558,7 @@
               <w:spacing w:after="10" w:before="0"/>
               <w:ind w:left="120"/>
             </w:pPr>
-            <w:hyperlink w:history="1" r:id="rIdryx8w7fxu6ljid3g0lukr">
+            <w:hyperlink w:history="1" r:id="rIdjmpgt3bvs3n7oed6vctag">
               <w:r>
                 <w:rPr>
                   <w:rFonts w:ascii="Arial" w:cs="Arial" w:eastAsia="Arial" w:hAnsi="Arial"/>
@@ -28603,7 +28603,7 @@
             <w:pPr>
               <w:spacing w:after="20" w:before="0"/>
             </w:pPr>
-            <w:hyperlink w:history="1" r:id="rIdw1mjvvbnjqf8hc9mu-wra">
+            <w:hyperlink w:history="1" r:id="rIdhol-qfnrtsmmizlr2igie">
               <w:r>
                 <w:rPr>
                   <w:rFonts w:ascii="Arial" w:cs="Arial" w:eastAsia="Arial" w:hAnsi="Arial"/>
@@ -28636,7 +28636,7 @@
               <w:spacing w:after="10" w:before="0"/>
               <w:ind w:left="120"/>
             </w:pPr>
-            <w:hyperlink w:history="1" r:id="rIdcjyv1pgqmynvetv8umiwy">
+            <w:hyperlink w:history="1" r:id="rIdeb1cxj-h6i0xyx1isimbo">
               <w:r>
                 <w:rPr>
                   <w:rFonts w:ascii="Arial" w:cs="Arial" w:eastAsia="Arial" w:hAnsi="Arial"/>
@@ -28836,7 +28836,7 @@
             <w:pPr>
               <w:spacing w:after="20" w:before="0"/>
             </w:pPr>
-            <w:hyperlink w:history="1" r:id="rIduwxkyesaovsatmf3h5oap">
+            <w:hyperlink w:history="1" r:id="rId1skvsptf3j363hqrj-9ye">
               <w:r>
                 <w:rPr>
                   <w:rFonts w:ascii="Arial" w:cs="Arial" w:eastAsia="Arial" w:hAnsi="Arial"/>
@@ -28869,7 +28869,7 @@
               <w:spacing w:after="10" w:before="0"/>
               <w:ind w:left="120"/>
             </w:pPr>
-            <w:hyperlink w:history="1" r:id="rIdhxj0rcdwnfn5egaw2iaqj">
+            <w:hyperlink w:history="1" r:id="rIdqnvuhhh8spdsodnxfpxas">
               <w:r>
                 <w:rPr>
                   <w:rFonts w:ascii="Arial" w:cs="Arial" w:eastAsia="Arial" w:hAnsi="Arial"/>
@@ -28914,7 +28914,7 @@
             <w:pPr>
               <w:spacing w:after="20" w:before="0"/>
             </w:pPr>
-            <w:hyperlink w:history="1" r:id="rIdhwvgxum1ahl2dxjkizf30">
+            <w:hyperlink w:history="1" r:id="rIdieoiki4p5nsdcz7za3qmv">
               <w:r>
                 <w:rPr>
                   <w:rFonts w:ascii="Arial" w:cs="Arial" w:eastAsia="Arial" w:hAnsi="Arial"/>
@@ -28963,7 +28963,7 @@
               <w:spacing w:after="10" w:before="0"/>
               <w:ind w:left="120"/>
             </w:pPr>
-            <w:hyperlink w:history="1" r:id="rIdzd7pz1emkfje-1kdxy0ci">
+            <w:hyperlink w:history="1" r:id="rId5fafoueth0negq9hffrfo">
               <w:r>
                 <w:rPr>
                   <w:rFonts w:ascii="Arial" w:cs="Arial" w:eastAsia="Arial" w:hAnsi="Arial"/>
@@ -29488,7 +29488,7 @@
         </w:rPr>
         <w:t xml:space="preserve">© 2026 SeaVuria and ARES. Aligned with KICD objectives. Developed by SeaVuria; technical implementation by ARES (with AI assistance from Claude). Licensed under </w:t>
       </w:r>
-      <w:hyperlink w:history="1" r:id="rIdaewczbpgsg84a6y-kdghz">
+      <w:hyperlink w:history="1" r:id="rIdmnjhiaoyijbtnpjwysu_k">
         <w:r>
           <w:rPr>
             <w:rFonts w:ascii="Arial" w:cs="Arial" w:eastAsia="Arial" w:hAnsi="Arial"/>
@@ -29509,7 +29509,7 @@
         </w:rPr>
         <w:t xml:space="preserve"> (</w:t>
       </w:r>
-      <w:hyperlink w:history="1" r:id="rIdfhgj-qebt-hinhdi_dhmk">
+      <w:hyperlink w:history="1" r:id="rIdom364sb6h8g-qqkhzsgax">
         <w:r>
           <w:rPr>
             <w:rFonts w:ascii="Arial" w:cs="Arial" w:eastAsia="Arial" w:hAnsi="Arial"/>
@@ -30017,10 +30017,10 @@
               <w:spacing w:after="40" w:before="0"/>
               <w:jc w:val="left"/>
               <w:rPr>
-                <w:ins w:id="9267" w:author="Claude (AI) - proposed" w:date="2026-10-15T12:57:43Z"/>
-              </w:rPr>
-            </w:pPr>
-            <w:ins w:id="9266" w:author="Claude (AI) - proposed" w:date="2026-10-15T12:57:43Z">
+                <w:ins w:id="9267" w:author="Claude (AI) - proposed" w:date="2026-10-18T00:30:53Z"/>
+              </w:rPr>
+            </w:pPr>
+            <w:ins w:id="9266" w:author="Claude (AI) - proposed" w:date="2026-10-18T00:30:53Z">
               <w:r>
                 <w:rPr>
                   <w:rFonts w:ascii="Arial" w:cs="Arial" w:eastAsia="Arial" w:hAnsi="Arial"/>
@@ -30042,10 +30042,10 @@
               <w:spacing w:after="40" w:before="0"/>
               <w:jc w:val="left"/>
               <w:rPr>
-                <w:del w:id="9269" w:author="Claude (AI) - proposed" w:date="2026-10-15T12:57:43Z"/>
-              </w:rPr>
-            </w:pPr>
-            <w:del w:id="9268" w:author="Claude (AI) - proposed" w:date="2026-10-15T12:57:43Z">
+                <w:del w:id="9269" w:author="Claude (AI) - proposed" w:date="2026-10-18T00:30:53Z"/>
+              </w:rPr>
+            </w:pPr>
+            <w:del w:id="9268" w:author="Claude (AI) - proposed" w:date="2026-10-18T00:30:53Z">
               <w:r>
                 <w:rPr>
                   <w:rFonts w:ascii="Arial" w:cs="Arial" w:eastAsia="Arial" w:hAnsi="Arial"/>
@@ -30579,7 +30579,7 @@
             <w:pPr>
               <w:spacing w:after="20" w:before="0"/>
             </w:pPr>
-            <w:hyperlink w:history="1" r:id="rIdfkiwyplz32zxuzyn8cnes">
+            <w:hyperlink w:history="1" r:id="rId-kbupvupl8zlh95a_r7jv">
               <w:r>
                 <w:rPr>
                   <w:rFonts w:ascii="Arial" w:cs="Arial" w:eastAsia="Arial" w:hAnsi="Arial"/>
@@ -30612,7 +30612,7 @@
               <w:spacing w:after="10" w:before="0"/>
               <w:ind w:left="120"/>
             </w:pPr>
-            <w:hyperlink w:history="1" r:id="rIdsbefyoryaudhznfknow0t">
+            <w:hyperlink w:history="1" r:id="rIdkbohxel6u6veh3asdbvpq">
               <w:r>
                 <w:rPr>
                   <w:rFonts w:ascii="Arial" w:cs="Arial" w:eastAsia="Arial" w:hAnsi="Arial"/>
@@ -30657,7 +30657,7 @@
             <w:pPr>
               <w:spacing w:after="20" w:before="0"/>
             </w:pPr>
-            <w:hyperlink w:history="1" r:id="rIdb_xooak2tqkxustr2c-nh">
+            <w:hyperlink w:history="1" r:id="rId5-kzw7byj0dwwcemmbwdh">
               <w:r>
                 <w:rPr>
                   <w:rFonts w:ascii="Arial" w:cs="Arial" w:eastAsia="Arial" w:hAnsi="Arial"/>
@@ -30690,7 +30690,7 @@
               <w:spacing w:after="10" w:before="0"/>
               <w:ind w:left="120"/>
             </w:pPr>
-            <w:hyperlink w:history="1" r:id="rId9gdwcxxcszsnmrn_hqlxe">
+            <w:hyperlink w:history="1" r:id="rIdqmi62fzjwaxu9hbfhqyzj">
               <w:r>
                 <w:rPr>
                   <w:rFonts w:ascii="Arial" w:cs="Arial" w:eastAsia="Arial" w:hAnsi="Arial"/>
@@ -30768,7 +30768,7 @@
               </w:rPr>
               <w:t xml:space="preserve">Display the three photographs. Say exactly: 'Before we watch the video, I want you to predict — using the mathematical words we have been building all unit — where you think reflection or congruence is hiding in each of these three real-world images. You have three minutes of silent writing. Begin.' [Allow 3 minutes strict silence.] After writing: 'Share your prediction with your shoulder partner. You each have one minute.' [Allow 2 minutes.] Cold-call 3 students (one per photograph) to share predictions with the class. For each, ask: 'What specific mathematical property are you seeing? Can you name the line of reflection, even approximately?' [Allow 10 seconds WAIT TIME after each question before accepting answers.] Record key predicted ideas on the board in a column labelled 'Our Predictions — Before Video.'</w:t>
             </w:r>
-            <w:ins w:id="9270" w:author="Claude (AI) - proposed" w:date="2026-10-15T12:57:43Z">
+            <w:ins w:id="9270" w:author="Claude (AI) - proposed" w:date="2026-10-18T00:30:53Z">
               <w:r>
                 <w:rPr>
                   <w:rFonts w:ascii="Arial" w:cs="Arial" w:eastAsia="Arial" w:hAnsi="Arial"/>
@@ -30905,7 +30905,7 @@
             <w:pPr>
               <w:spacing w:after="20" w:before="0"/>
             </w:pPr>
-            <w:hyperlink w:history="1" r:id="rIdvepxodnm5vkq179xgaosm">
+            <w:hyperlink w:history="1" r:id="rId_t65lhznd8yce2gys1o5j">
               <w:r>
                 <w:rPr>
                   <w:rFonts w:ascii="Arial" w:cs="Arial" w:eastAsia="Arial" w:hAnsi="Arial"/>
@@ -30938,7 +30938,7 @@
               <w:spacing w:after="10" w:before="0"/>
               <w:ind w:left="120"/>
             </w:pPr>
-            <w:hyperlink w:history="1" r:id="rIddovzlypr2sln523eyuhlp">
+            <w:hyperlink w:history="1" r:id="rId8wij0pua-onfnalh0ystq">
               <w:r>
                 <w:rPr>
                   <w:rFonts w:ascii="Arial" w:cs="Arial" w:eastAsia="Arial" w:hAnsi="Arial"/>
@@ -30983,7 +30983,7 @@
             <w:pPr>
               <w:spacing w:after="20" w:before="0"/>
             </w:pPr>
-            <w:hyperlink w:history="1" r:id="rIdszfvxvwc8053dywcgjfqr">
+            <w:hyperlink w:history="1" r:id="rIdjnxfrkiyj_cyi40n029vl">
               <w:r>
                 <w:rPr>
                   <w:rFonts w:ascii="Arial" w:cs="Arial" w:eastAsia="Arial" w:hAnsi="Arial"/>
@@ -31016,7 +31016,7 @@
               <w:spacing w:after="10" w:before="0"/>
               <w:ind w:left="120"/>
             </w:pPr>
-            <w:hyperlink w:history="1" r:id="rIdjeqvmg3okhj66x9vrqxmb">
+            <w:hyperlink w:history="1" r:id="rIdfyqknzv5_qmvq-qraxn3j">
               <w:r>
                 <w:rPr>
                   <w:rFonts w:ascii="Arial" w:cs="Arial" w:eastAsia="Arial" w:hAnsi="Arial"/>
@@ -31061,7 +31061,7 @@
               </w:rPr>
               <w:t xml:space="preserve">Students watch a 6-minute applications video produced for this lesson. The video covers three segments: (1) A Maasai beadwork artisan in Kajiado explains </w:t>
             </w:r>
-            <w:ins w:id="9271" w:author="Claude (AI) - proposed" w:date="2026-10-15T12:57:43Z">
+            <w:ins w:id="9271" w:author="Claude (AI) - proposed" w:date="2026-10-18T00:30:53Z">
               <w:r>
                 <w:rPr>
                   <w:rFonts w:ascii="Arial" w:cs="Arial" w:eastAsia="Arial" w:hAnsi="Arial"/>
@@ -31089,7 +31089,7 @@
               </w:rPr>
               <w:t xml:space="preserve">how she ensures her necklaces are symmetrical, </w:t>
             </w:r>
-            <w:del w:id="9272" w:author="Claude (AI) - proposed" w:date="2026-10-15T12:57:43Z">
+            <w:del w:id="9272" w:author="Claude (AI) - proposed" w:date="2026-10-18T00:30:53Z">
               <w:r>
                 <w:rPr>
                   <w:rFonts w:ascii="Arial" w:cs="Arial" w:eastAsia="Arial" w:hAnsi="Arial"/>
@@ -31117,7 +31117,7 @@
               </w:rPr>
               <w:t xml:space="preserve">describing the line of reflection</w:t>
             </w:r>
-            <w:ins w:id="9273" w:author="Claude (AI) - proposed" w:date="2026-10-15T12:57:43Z">
+            <w:ins w:id="9273" w:author="Claude (AI) - proposed" w:date="2026-10-18T00:30:53Z">
               <w:r>
                 <w:rPr>
                   <w:rFonts w:ascii="Arial" w:cs="Arial" w:eastAsia="Arial" w:hAnsi="Arial"/>
@@ -31300,7 +31300,7 @@
             <w:pPr>
               <w:spacing w:after="20" w:before="0"/>
             </w:pPr>
-            <w:hyperlink w:history="1" r:id="rIdsxq760nz6rtxiknkjpz5m">
+            <w:hyperlink w:history="1" r:id="rId5pco5vh7vshfwznurbqtu">
               <w:r>
                 <w:rPr>
                   <w:rFonts w:ascii="Arial" w:cs="Arial" w:eastAsia="Arial" w:hAnsi="Arial"/>
@@ -31333,7 +31333,7 @@
               <w:spacing w:after="10" w:before="0"/>
               <w:ind w:left="120"/>
             </w:pPr>
-            <w:hyperlink w:history="1" r:id="rIdpcqw5t-10uxrry8em7v91">
+            <w:hyperlink w:history="1" r:id="rIdiv_plwgibpeumlufycrs-">
               <w:r>
                 <w:rPr>
                   <w:rFonts w:ascii="Arial" w:cs="Arial" w:eastAsia="Arial" w:hAnsi="Arial"/>
@@ -31378,7 +31378,7 @@
             <w:pPr>
               <w:spacing w:after="20" w:before="0"/>
             </w:pPr>
-            <w:hyperlink w:history="1" r:id="rIdlxz2apf6gazpigk3tqnvm">
+            <w:hyperlink w:history="1" r:id="rIdkpvbgth5dywf-9yqrxqeg">
               <w:r>
                 <w:rPr>
                   <w:rFonts w:ascii="Arial" w:cs="Arial" w:eastAsia="Arial" w:hAnsi="Arial"/>
@@ -31411,7 +31411,7 @@
               <w:spacing w:after="10" w:before="0"/>
               <w:ind w:left="120"/>
             </w:pPr>
-            <w:hyperlink w:history="1" r:id="rIddnzr761mw_z5zmk6mxact">
+            <w:hyperlink w:history="1" r:id="rIduy-gamz3xvvgw5t9rxcef">
               <w:r>
                 <w:rPr>
                   <w:rFonts w:ascii="Arial" w:cs="Arial" w:eastAsia="Arial" w:hAnsi="Arial"/>
@@ -31456,7 +31456,7 @@
               </w:rPr>
               <w:t xml:space="preserve">Students work in groups of four on three structured application tasks (groups rotate through all three, spending approximately </w:t>
             </w:r>
-            <w:del w:id="9274" w:author="Claude (AI) - proposed" w:date="2026-10-15T12:57:43Z">
+            <w:del w:id="9274" w:author="Claude (AI) - proposed" w:date="2026-10-18T00:30:53Z">
               <w:r>
                 <w:rPr>
                   <w:rFonts w:ascii="Arial" w:cs="Arial" w:eastAsia="Arial" w:hAnsi="Arial"/>
@@ -31471,7 +31471,7 @@
                 <w:delText xml:space="preserve">10</w:delText>
               </w:r>
             </w:del>
-            <w:ins w:id="9275" w:author="Claude (AI) - proposed" w:date="2026-10-15T12:57:43Z">
+            <w:ins w:id="9275" w:author="Claude (AI) - proposed" w:date="2026-10-18T00:30:53Z">
               <w:r>
                 <w:rPr>
                   <w:rFonts w:ascii="Arial" w:cs="Arial" w:eastAsia="Arial" w:hAnsi="Arial"/>
@@ -31532,7 +31532,7 @@
               </w:rPr>
               <w:t xml:space="preserve">Arrange the room into three stations before the lesson. Assign groups. Say: 'Each station has a real-world problem from Kenya. Your group has </w:t>
             </w:r>
-            <w:del w:id="9276" w:author="Claude (AI) - proposed" w:date="2026-10-15T12:57:43Z">
+            <w:del w:id="9276" w:author="Claude (AI) - proposed" w:date="2026-10-18T00:30:53Z">
               <w:r>
                 <w:rPr>
                   <w:rFonts w:ascii="Arial" w:cs="Arial" w:eastAsia="Arial" w:hAnsi="Arial"/>
@@ -31547,7 +31547,7 @@
                 <w:delText xml:space="preserve">10</w:delText>
               </w:r>
             </w:del>
-            <w:ins w:id="9277" w:author="Claude (AI) - proposed" w:date="2026-10-15T12:57:43Z">
+            <w:ins w:id="9277" w:author="Claude (AI) - proposed" w:date="2026-10-18T00:30:53Z">
               <w:r>
                 <w:rPr>
                   <w:rFonts w:ascii="Arial" w:cs="Arial" w:eastAsia="Arial" w:hAnsi="Arial"/>
@@ -31575,7 +31575,7 @@
               </w:rPr>
               <w:t xml:space="preserve"> minutes at each station. You must produce written working — every calculation must be shown. At the end of each task, one group member must be ready to explain your group's answer to the class. Rotate when I signal.' [Set a visible </w:t>
             </w:r>
-            <w:del w:id="9278" w:author="Claude (AI) - proposed" w:date="2026-10-15T12:57:43Z">
+            <w:del w:id="9278" w:author="Claude (AI) - proposed" w:date="2026-10-18T00:30:53Z">
               <w:r>
                 <w:rPr>
                   <w:rFonts w:ascii="Arial" w:cs="Arial" w:eastAsia="Arial" w:hAnsi="Arial"/>
@@ -31590,7 +31590,7 @@
                 <w:delText xml:space="preserve">10</w:delText>
               </w:r>
             </w:del>
-            <w:ins w:id="9279" w:author="Claude (AI) - proposed" w:date="2026-10-15T12:57:43Z">
+            <w:ins w:id="9279" w:author="Claude (AI) - proposed" w:date="2026-10-18T00:30:53Z">
               <w:r>
                 <w:rPr>
                   <w:rFonts w:ascii="Arial" w:cs="Arial" w:eastAsia="Arial" w:hAnsi="Arial"/>
@@ -31671,7 +31671,7 @@
               <w:spacing w:after="40" w:before="0"/>
               <w:jc w:val="left"/>
             </w:pPr>
-            <w:del w:id="9280" w:author="Claude (AI) - proposed" w:date="2026-10-15T12:57:43Z">
+            <w:del w:id="9280" w:author="Claude (AI) - proposed" w:date="2026-10-18T00:30:53Z">
               <w:r>
                 <w:rPr>
                   <w:rFonts w:ascii="Arial" w:cs="Arial" w:eastAsia="Arial" w:hAnsi="Arial"/>
@@ -31686,7 +31686,7 @@
                 <w:delText xml:space="preserve">Collect written work from all three stations. Indicators of target understanding: (1) Task A — correct coordinates listed for all five image points, with a written perpendicular-distance check showing equality for at least three points. (2) Task B — correct distance calculated, correct congruence condition named, and a grammatically complete justification sentence. (3) Task C — all vertices checked, correct conclusion written with mathematical reasoning. Students who complete calculations correctly but cannot write a justification sentence are identified for the exit task scaffolding support.</w:delText>
               </w:r>
             </w:del>
-            <w:ins w:id="9281" w:author="Claude (AI) - proposed" w:date="2026-10-15T12:57:43Z">
+            <w:ins w:id="9281" w:author="Claude (AI) - proposed" w:date="2026-10-18T00:30:53Z">
               <w:r>
                 <w:rPr>
                   <w:rFonts w:ascii="Arial" w:cs="Arial" w:eastAsia="Arial" w:hAnsi="Arial"/>
@@ -31757,7 +31757,7 @@
             <w:pPr>
               <w:spacing w:after="20" w:before="0"/>
             </w:pPr>
-            <w:hyperlink w:history="1" r:id="rIdcwfkkvxczebmjapirnyms">
+            <w:hyperlink w:history="1" r:id="rId4os9wxchdsauycnro-cic">
               <w:r>
                 <w:rPr>
                   <w:rFonts w:ascii="Arial" w:cs="Arial" w:eastAsia="Arial" w:hAnsi="Arial"/>
@@ -31790,7 +31790,7 @@
               <w:spacing w:after="10" w:before="0"/>
               <w:ind w:left="120"/>
             </w:pPr>
-            <w:hyperlink w:history="1" r:id="rIdtuddttty3-86vh2tk2k9s">
+            <w:hyperlink w:history="1" r:id="rIdlh7bhewugttrxrla0s0a0">
               <w:r>
                 <w:rPr>
                   <w:rFonts w:ascii="Arial" w:cs="Arial" w:eastAsia="Arial" w:hAnsi="Arial"/>
@@ -31835,7 +31835,7 @@
             <w:pPr>
               <w:spacing w:after="20" w:before="0"/>
             </w:pPr>
-            <w:hyperlink w:history="1" r:id="rIdeo2v7ovyebfk9btahaaa5">
+            <w:hyperlink w:history="1" r:id="rIdy25lxbdg_tgrvj8hh6pvs">
               <w:r>
                 <w:rPr>
                   <w:rFonts w:ascii="Arial" w:cs="Arial" w:eastAsia="Arial" w:hAnsi="Arial"/>
@@ -31868,7 +31868,7 @@
               <w:spacing w:after="10" w:before="0"/>
               <w:ind w:left="120"/>
             </w:pPr>
-            <w:hyperlink w:history="1" r:id="rIdavfj05sl5wqoxe2xghtcc">
+            <w:hyperlink w:history="1" r:id="rIdwv2rn1s4lotewftxei0yq">
               <w:r>
                 <w:rPr>
                   <w:rFonts w:ascii="Arial" w:cs="Arial" w:eastAsia="Arial" w:hAnsi="Arial"/>
@@ -31913,7 +31913,7 @@
               </w:rPr>
               <w:t xml:space="preserve">The class gathers around the DQB (or it is projected on the board). </w:t>
             </w:r>
-            <w:del w:id="9282" w:author="Claude (AI) - proposed" w:date="2026-10-15T12:57:43Z">
+            <w:del w:id="9282" w:author="Claude (AI) - proposed" w:date="2026-10-18T00:30:53Z">
               <w:r>
                 <w:rPr>
                   <w:rFonts w:ascii="Arial" w:cs="Arial" w:eastAsia="Arial" w:hAnsi="Arial"/>
@@ -31928,7 +31928,7 @@
                 <w:delText xml:space="preserve">The teacher reads each original question card aloud, one by one</w:delText>
               </w:r>
             </w:del>
-            <w:ins w:id="9283" w:author="Claude (AI) - proposed" w:date="2026-10-15T12:57:43Z">
+            <w:ins w:id="9283" w:author="Claude (AI) - proposed" w:date="2026-10-18T00:30:53Z">
               <w:r>
                 <w:rPr>
                   <w:rFonts w:ascii="Arial" w:cs="Arial" w:eastAsia="Arial" w:hAnsi="Arial"/>
@@ -31956,7 +31956,7 @@
               </w:rPr>
               <w:t xml:space="preserve">. For each </w:t>
             </w:r>
-            <w:del w:id="9284" w:author="Claude (AI) - proposed" w:date="2026-10-15T12:57:43Z">
+            <w:del w:id="9284" w:author="Claude (AI) - proposed" w:date="2026-10-18T00:30:53Z">
               <w:r>
                 <w:rPr>
                   <w:rFonts w:ascii="Arial" w:cs="Arial" w:eastAsia="Arial" w:hAnsi="Arial"/>
@@ -31971,7 +31971,7 @@
                 <w:delText xml:space="preserve">question</w:delText>
               </w:r>
             </w:del>
-            <w:ins w:id="9285" w:author="Claude (AI) - proposed" w:date="2026-10-15T12:57:43Z">
+            <w:ins w:id="9285" w:author="Claude (AI) - proposed" w:date="2026-10-18T00:30:53Z">
               <w:r>
                 <w:rPr>
                   <w:rFonts w:ascii="Arial" w:cs="Arial" w:eastAsia="Arial" w:hAnsi="Arial"/>
@@ -31999,7 +31999,7 @@
               </w:rPr>
               <w:t xml:space="preserve">, a student volunteer (or cold-called student) provides the class answer in one or two sentences using precise mathematical language. The class votes with thumbs up/sideways/down: 'Fully answered / Partially answered / Still unclear.' Questions that receive a 'fully answered' consensus are marked with a green checkmark (or green sticky note). If any question receives 'still unclear' from more than one-third of the class, the teacher provides a concise final resolution. After all questions are addressed, the teacher asks: 'Which single mathematical idea was the most important key to unlocking the whole phenomenon?' Students write their answer in one sentence in their notebooks, then share with a partner before a whole-class cold-call of three responses. The five original puzzling questions from Lesson 1 are also formally resolved: (1) The reflection is always the same size because reflection preserves distances — it is an isometry. (2) The rule the water surface follows is: every point maps to a point equidistant from the line of reflection, on the opposite side, perpendicularly. (3) Moving the boat further moves the reflection the same amount — perpendicular distance is always equal. (4) Yes — </w:t>
             </w:r>
-            <w:del w:id="9286" w:author="Claude (AI) - proposed" w:date="2026-10-15T12:57:43Z">
+            <w:del w:id="9286" w:author="Claude (AI) - proposed" w:date="2026-10-18T00:30:53Z">
               <w:r>
                 <w:rPr>
                   <w:rFonts w:ascii="Arial" w:cs="Arial" w:eastAsia="Arial" w:hAnsi="Arial"/>
@@ -32014,7 +32014,7 @@
                 <w:delText xml:space="preserve">given</w:delText>
               </w:r>
             </w:del>
-            <w:ins w:id="9287" w:author="Claude (AI) - proposed" w:date="2026-10-15T12:57:43Z">
+            <w:ins w:id="9287" w:author="Claude (AI) - proposed" w:date="2026-10-18T00:30:53Z">
               <w:r>
                 <w:rPr>
                   <w:rFonts w:ascii="Arial" w:cs="Arial" w:eastAsia="Arial" w:hAnsi="Arial"/>
@@ -32042,7 +32042,7 @@
               </w:rPr>
               <w:t xml:space="preserve"> the line of reflection </w:t>
             </w:r>
-            <w:del w:id="9288" w:author="Claude (AI) - proposed" w:date="2026-10-15T12:57:43Z">
+            <w:del w:id="9288" w:author="Claude (AI) - proposed" w:date="2026-10-18T00:30:53Z">
               <w:r>
                 <w:rPr>
                   <w:rFonts w:ascii="Arial" w:cs="Arial" w:eastAsia="Arial" w:hAnsi="Arial"/>
@@ -32057,7 +32057,7 @@
                 <w:delText xml:space="preserve">in the form y = mx + c</w:delText>
               </w:r>
             </w:del>
-            <w:ins w:id="9289" w:author="Claude (AI) - proposed" w:date="2026-10-15T12:57:43Z">
+            <w:ins w:id="9289" w:author="Claude (AI) - proposed" w:date="2026-10-18T00:30:53Z">
               <w:r>
                 <w:rPr>
                   <w:rFonts w:ascii="Arial" w:cs="Arial" w:eastAsia="Arial" w:hAnsi="Arial"/>
@@ -32085,7 +32085,7 @@
               </w:rPr>
               <w:t xml:space="preserve">, every point of the image can be </w:t>
             </w:r>
-            <w:del w:id="9290" w:author="Claude (AI) - proposed" w:date="2026-10-15T12:57:43Z">
+            <w:del w:id="9290" w:author="Claude (AI) - proposed" w:date="2026-10-18T00:30:53Z">
               <w:r>
                 <w:rPr>
                   <w:rFonts w:ascii="Arial" w:cs="Arial" w:eastAsia="Arial" w:hAnsi="Arial"/>
@@ -32100,7 +32100,7 @@
                 <w:delText xml:space="preserve">predicted exactly</w:delText>
               </w:r>
             </w:del>
-            <w:ins w:id="9291" w:author="Claude (AI) - proposed" w:date="2026-10-15T12:57:43Z">
+            <w:ins w:id="9291" w:author="Claude (AI) - proposed" w:date="2026-10-18T00:30:53Z">
               <w:r>
                 <w:rPr>
                   <w:rFonts w:ascii="Arial" w:cs="Arial" w:eastAsia="Arial" w:hAnsi="Arial"/>
@@ -32161,7 +32161,7 @@
               </w:rPr>
               <w:t xml:space="preserve">Stand at the DQB. Say: 'We are going to close this board today — officially. Every question we posted in Lesson 1 deserves a full answer. I will </w:t>
             </w:r>
-            <w:del w:id="9292" w:author="Claude (AI) - proposed" w:date="2026-10-15T12:57:43Z">
+            <w:del w:id="9292" w:author="Claude (AI) - proposed" w:date="2026-10-18T00:30:53Z">
               <w:r>
                 <w:rPr>
                   <w:rFonts w:ascii="Arial" w:cs="Arial" w:eastAsia="Arial" w:hAnsi="Arial"/>
@@ -32176,7 +32176,7 @@
                 <w:delText xml:space="preserve">read each card</w:delText>
               </w:r>
             </w:del>
-            <w:ins w:id="9293" w:author="Claude (AI) - proposed" w:date="2026-10-15T12:57:43Z">
+            <w:ins w:id="9293" w:author="Claude (AI) - proposed" w:date="2026-10-18T00:30:53Z">
               <w:r>
                 <w:rPr>
                   <w:rFonts w:ascii="Arial" w:cs="Arial" w:eastAsia="Arial" w:hAnsi="Arial"/>
@@ -32204,7 +32204,7 @@
               </w:rPr>
               <w:t xml:space="preserve">, and we will answer </w:t>
             </w:r>
-            <w:del w:id="9294" w:author="Claude (AI) - proposed" w:date="2026-10-15T12:57:43Z">
+            <w:del w:id="9294" w:author="Claude (AI) - proposed" w:date="2026-10-18T00:30:53Z">
               <w:r>
                 <w:rPr>
                   <w:rFonts w:ascii="Arial" w:cs="Arial" w:eastAsia="Arial" w:hAnsi="Arial"/>
@@ -32219,7 +32219,7 @@
                 <w:delText xml:space="preserve">it</w:delText>
               </w:r>
             </w:del>
-            <w:ins w:id="9295" w:author="Claude (AI) - proposed" w:date="2026-10-15T12:57:43Z">
+            <w:ins w:id="9295" w:author="Claude (AI) - proposed" w:date="2026-10-18T00:30:53Z">
               <w:r>
                 <w:rPr>
                   <w:rFonts w:ascii="Arial" w:cs="Arial" w:eastAsia="Arial" w:hAnsi="Arial"/>
@@ -32369,7 +32369,7 @@
             <w:pPr>
               <w:spacing w:after="20" w:before="0"/>
             </w:pPr>
-            <w:hyperlink w:history="1" r:id="rIdikxghfobhdxjm3s5k9zkm">
+            <w:hyperlink w:history="1" r:id="rIdirlra_k-i8wv_dng584md">
               <w:r>
                 <w:rPr>
                   <w:rFonts w:ascii="Arial" w:cs="Arial" w:eastAsia="Arial" w:hAnsi="Arial"/>
@@ -32402,7 +32402,7 @@
               <w:spacing w:after="10" w:before="0"/>
               <w:ind w:left="120"/>
             </w:pPr>
-            <w:hyperlink w:history="1" r:id="rIdacmfbyepbn6t7l8hncket">
+            <w:hyperlink w:history="1" r:id="rIdzcmevzutvuv5ukurznt3x">
               <w:r>
                 <w:rPr>
                   <w:rFonts w:ascii="Arial" w:cs="Arial" w:eastAsia="Arial" w:hAnsi="Arial"/>
@@ -32447,7 +32447,7 @@
             <w:pPr>
               <w:spacing w:after="20" w:before="0"/>
             </w:pPr>
-            <w:hyperlink w:history="1" r:id="rIdekylhu53hppvgqpzzbca9">
+            <w:hyperlink w:history="1" r:id="rIdw3vx1u51_tgsqymkzkqvo">
               <w:r>
                 <w:rPr>
                   <w:rFonts w:ascii="Arial" w:cs="Arial" w:eastAsia="Arial" w:hAnsi="Arial"/>
@@ -32496,7 +32496,7 @@
               <w:spacing w:after="10" w:before="0"/>
               <w:ind w:left="120"/>
             </w:pPr>
-            <w:hyperlink w:history="1" r:id="rIdjufrlgrdvhktpqgmurlsz">
+            <w:hyperlink w:history="1" r:id="rIduravrkeayinxv-won8o0a">
               <w:r>
                 <w:rPr>
                   <w:rFonts w:ascii="Arial" w:cs="Arial" w:eastAsia="Arial" w:hAnsi="Arial"/>
@@ -32541,7 +32541,7 @@
               </w:rPr>
               <w:t xml:space="preserve">PART A — MODEL COMPARISON (</w:t>
             </w:r>
-            <w:del w:id="9296" w:author="Claude (AI) - proposed" w:date="2026-10-15T12:57:43Z">
+            <w:del w:id="9296" w:author="Claude (AI) - proposed" w:date="2026-10-18T00:30:53Z">
               <w:r>
                 <w:rPr>
                   <w:rFonts w:ascii="Arial" w:cs="Arial" w:eastAsia="Arial" w:hAnsi="Arial"/>
@@ -32556,7 +32556,7 @@
                 <w:delText xml:space="preserve">10</w:delText>
               </w:r>
             </w:del>
-            <w:ins w:id="9297" w:author="Claude (AI) - proposed" w:date="2026-10-15T12:57:43Z">
+            <w:ins w:id="9297" w:author="Claude (AI) - proposed" w:date="2026-10-18T00:30:53Z">
               <w:r>
                 <w:rPr>
                   <w:rFonts w:ascii="Arial" w:cs="Arial" w:eastAsia="Arial" w:hAnsi="Arial"/>
@@ -32584,7 +32584,7 @@
               </w:rPr>
               <w:t xml:space="preserve"> minutes): Each student retrieves the boat-reflection model they drew in Lesson 1 (initial intuitive model) and places it alongside their most recent cumulative model revision. Using a structured comparison frame written on the board, they annotate both models: On the Lesson 1 model, they write in red: 'What I did not yet know.' On the final model, they write in green: 'What I now know and can prove.' Students then write a two-sentence Model Comparison Statement: 'In Lesson 1, I thought… Now I know… because…' Three students share their comparison statements with the class. PART B — EXIT EXPLANATION TASK (15 minutes, individual, written, in silence): Students write a full explanation of the anchoring phenomenon. The explanation must: (1) describe what happens to the boat's image at Lake Victoria; (2) explain WHY the image is always the same size, using the word 'isometry' and 'congruence'; (3) state the mathematical rule governing the position of every reflected point, referencing y = mx + c; (4) explain what it means for two shapes to be congruent; (5) connect to at least one of the three real-world application tasks from Phase 3. </w:t>
             </w:r>
-            <w:ins w:id="9298" w:author="Claude (AI) - proposed" w:date="2026-10-15T12:57:43Z">
+            <w:ins w:id="9298" w:author="Claude (AI) - proposed" w:date="2026-10-18T00:30:53Z">
               <w:r>
                 <w:rPr>
                   <w:rFonts w:ascii="Arial" w:cs="Arial" w:eastAsia="Arial" w:hAnsi="Arial"/>
@@ -32645,7 +32645,7 @@
               </w:rPr>
               <w:t xml:space="preserve">Distribute Lesson 1 model sheets. Say: 'Place your Lesson 1 model and your final model side by side. In red, annotate your Lesson 1 model with what you did not yet know. In green, annotate your final model with what you now know and can prove. You have </w:t>
             </w:r>
-            <w:del w:id="9299" w:author="Claude (AI) - proposed" w:date="2026-10-15T12:57:43Z">
+            <w:del w:id="9299" w:author="Claude (AI) - proposed" w:date="2026-10-18T00:30:53Z">
               <w:r>
                 <w:rPr>
                   <w:rFonts w:ascii="Arial" w:cs="Arial" w:eastAsia="Arial" w:hAnsi="Arial"/>
@@ -32660,7 +32660,7 @@
                 <w:delText xml:space="preserve">5</w:delText>
               </w:r>
             </w:del>
-            <w:ins w:id="9300" w:author="Claude (AI) - proposed" w:date="2026-10-15T12:57:43Z">
+            <w:ins w:id="9300" w:author="Claude (AI) - proposed" w:date="2026-10-18T00:30:53Z">
               <w:r>
                 <w:rPr>
                   <w:rFonts w:ascii="Arial" w:cs="Arial" w:eastAsia="Arial" w:hAnsi="Arial"/>
@@ -32688,7 +32688,7 @@
               </w:rPr>
               <w:t xml:space="preserve"> minutes.' [Allow </w:t>
             </w:r>
-            <w:del w:id="9301" w:author="Claude (AI) - proposed" w:date="2026-10-15T12:57:43Z">
+            <w:del w:id="9301" w:author="Claude (AI) - proposed" w:date="2026-10-18T00:30:53Z">
               <w:r>
                 <w:rPr>
                   <w:rFonts w:ascii="Arial" w:cs="Arial" w:eastAsia="Arial" w:hAnsi="Arial"/>
@@ -32703,7 +32703,7 @@
                 <w:delText xml:space="preserve">5</w:delText>
               </w:r>
             </w:del>
-            <w:ins w:id="9302" w:author="Claude (AI) - proposed" w:date="2026-10-15T12:57:43Z">
+            <w:ins w:id="9302" w:author="Claude (AI) - proposed" w:date="2026-10-18T00:30:53Z">
               <w:r>
                 <w:rPr>
                   <w:rFonts w:ascii="Arial" w:cs="Arial" w:eastAsia="Arial" w:hAnsi="Arial"/>
@@ -32731,7 +32731,7 @@
               </w:rPr>
               <w:t xml:space="preserve"> minutes.] Then: 'Now write your two-sentence Model Comparison Statement in your notebook.' [Allow </w:t>
             </w:r>
-            <w:del w:id="9303" w:author="Claude (AI) - proposed" w:date="2026-10-15T12:57:43Z">
+            <w:del w:id="9303" w:author="Claude (AI) - proposed" w:date="2026-10-18T00:30:53Z">
               <w:r>
                 <w:rPr>
                   <w:rFonts w:ascii="Arial" w:cs="Arial" w:eastAsia="Arial" w:hAnsi="Arial"/>
@@ -32746,7 +32746,7 @@
                 <w:delText xml:space="preserve">3</w:delText>
               </w:r>
             </w:del>
-            <w:ins w:id="9304" w:author="Claude (AI) - proposed" w:date="2026-10-15T12:57:43Z">
+            <w:ins w:id="9304" w:author="Claude (AI) - proposed" w:date="2026-10-18T00:30:53Z">
               <w:r>
                 <w:rPr>
                   <w:rFonts w:ascii="Arial" w:cs="Arial" w:eastAsia="Arial" w:hAnsi="Arial"/>
@@ -33221,7 +33221,7 @@
         </w:rPr>
         <w:t xml:space="preserve">© 2026 SeaVuria and ARES. Aligned with KICD objectives. Developed by SeaVuria; technical implementation by ARES (with AI assistance from Claude). Licensed under </w:t>
       </w:r>
-      <w:hyperlink w:history="1" r:id="rIdkfyi8_lsllc-fq-inzbdd">
+      <w:hyperlink w:history="1" r:id="rId_fmzm4xcs5eluf0188rgt">
         <w:r>
           <w:rPr>
             <w:rFonts w:ascii="Arial" w:cs="Arial" w:eastAsia="Arial" w:hAnsi="Arial"/>
@@ -33242,7 +33242,7 @@
         </w:rPr>
         <w:t xml:space="preserve"> (</w:t>
       </w:r>
-      <w:hyperlink w:history="1" r:id="rIdqo2xjorqgry2jur-mkiyb">
+      <w:hyperlink w:history="1" r:id="rId66gnfq7nqs1ytehjrfvcy">
         <w:r>
           <w:rPr>
             <w:rFonts w:ascii="Arial" w:cs="Arial" w:eastAsia="Arial" w:hAnsi="Arial"/>
